--- a/4.质量管理/2.运行记录类文件/040207-2025年度运维服务质量管理计划.docx
+++ b/4.质量管理/2.运行记录类文件/040207-2025年度运维服务质量管理计划.docx
@@ -1,10 +1,11 @@
 
 <file path=word/document.xml><?xml version="1.0" encoding="utf-8"?>
-<w:document xmlns:wpc="http://schemas.microsoft.com/office/word/2010/wordprocessingCanvas" xmlns:mc="http://schemas.openxmlformats.org/markup-compatibility/2006" xmlns:o="urn:schemas-microsoft-com:office:office" xmlns:r="http://schemas.openxmlformats.org/officeDocument/2006/relationships" xmlns:m="http://schemas.openxmlformats.org/officeDocument/2006/math" xmlns:v="urn:schemas-microsoft-com:vml" xmlns:wp14="http://schemas.microsoft.com/office/word/2010/wordprocessingDrawing" xmlns:wp="http://schemas.openxmlformats.org/drawingml/2006/wordprocessingDrawing" xmlns:w="http://schemas.openxmlformats.org/wordprocessingml/2006/main" xmlns:w14="http://schemas.microsoft.com/office/word/2010/wordml" xmlns:w10="urn:schemas-microsoft-com:office:word" xmlns:w15="http://schemas.microsoft.com/office/word/2012/wordml" xmlns:wpg="http://schemas.microsoft.com/office/word/2010/wordprocessingGroup" xmlns:wpi="http://schemas.microsoft.com/office/word/2010/wordprocessingInk" xmlns:wne="http://schemas.microsoft.com/office/word/2006/wordml" xmlns:wps="http://schemas.microsoft.com/office/word/2010/wordprocessingShape" xmlns:wpsCustomData="http://www.wps.cn/officeDocument/2013/wpsCustomData" mc:Ignorable="w14 w15 wp14">
+<w:document xmlns:wpc="http://schemas.microsoft.com/office/word/2010/wordprocessingCanvas" xmlns:mc="http://schemas.openxmlformats.org/markup-compatibility/2006" xmlns:o="urn:schemas-microsoft-com:office:office" xmlns:r="http://schemas.openxmlformats.org/officeDocument/2006/relationships" xmlns:m="http://schemas.openxmlformats.org/officeDocument/2006/math" xmlns:v="urn:schemas-microsoft-com:vml" xmlns:wp14="http://schemas.microsoft.com/office/word/2010/wordprocessingDrawing" xmlns:wp="http://schemas.openxmlformats.org/drawingml/2006/wordprocessingDrawing" xmlns:w10="urn:schemas-microsoft-com:office:word" xmlns:w="http://schemas.openxmlformats.org/wordprocessingml/2006/main" xmlns:w14="http://schemas.microsoft.com/office/word/2010/wordml" xmlns:w15="http://schemas.microsoft.com/office/word/2012/wordml" xmlns:wne="http://schemas.microsoft.com/office/word/2006/wordml" xmlns:wpg="http://schemas.microsoft.com/office/word/2010/wordprocessingGroup" xmlns:wpi="http://schemas.microsoft.com/office/word/2010/wordprocessingInk" xmlns:wps="http://schemas.microsoft.com/office/word/2010/wordprocessingShape" mc:Ignorable="w14 w15 wp14">
+  <!-- Generated by Aspose.Words for .NET 13.3.0.1 -->
   <w:body>
     <w:p>
       <w:pPr>
-        <w:pStyle w:val="31"/>
+        <w:pStyle w:val="a1"/>
         <w:keepNext w:val="0"/>
         <w:keepLines w:val="0"/>
         <w:pageBreakBefore w:val="0"/>
@@ -24,7 +25,7 @@
     </w:p>
     <w:p>
       <w:pPr>
-        <w:pStyle w:val="31"/>
+        <w:pStyle w:val="a1"/>
         <w:keepNext w:val="0"/>
         <w:keepLines w:val="0"/>
         <w:pageBreakBefore w:val="0"/>
@@ -40,8 +41,8 @@
         <w:snapToGrid w:val="0"/>
         <w:textAlignment w:val="baseline"/>
       </w:pPr>
-      <w:bookmarkStart w:id="14" w:name="_GoBack"/>
-      <w:bookmarkEnd w:id="14"/>
+      <w:bookmarkStart w:id="1" w:name="_GoBack"/>
+      <w:bookmarkEnd w:id="1"/>
       <w:r>
         <w:t>2025年运维服务质量管理计划</w:t>
       </w:r>
@@ -49,7 +50,7 @@
     </w:p>
     <w:p>
       <w:pPr>
-        <w:pStyle w:val="12"/>
+        <w:pStyle w:val="BodyText"/>
         <w:keepNext w:val="0"/>
         <w:keepLines w:val="0"/>
         <w:pageBreakBefore w:val="0"/>
@@ -69,7 +70,7 @@
     </w:p>
     <w:p>
       <w:pPr>
-        <w:pStyle w:val="32"/>
+        <w:pStyle w:val="a2"/>
         <w:keepNext w:val="0"/>
         <w:keepLines w:val="0"/>
         <w:pageBreakBefore w:val="0"/>
@@ -85,11 +86,11 @@
         <w:snapToGrid w:val="0"/>
         <w:textAlignment w:val="baseline"/>
       </w:pPr>
-      <w:bookmarkStart w:id="1" w:name="_Toc21546"/>
-      <w:r>
-        <w:t>甘肃国邦信息科技有限公司</w:t>
-      </w:r>
-      <w:bookmarkEnd w:id="1"/>
+      <w:bookmarkStart w:id="2" w:name="_Toc21546"/>
+      <w:r>
+        <w:t>中达丰集团有限公司</w:t>
+      </w:r>
+      <w:bookmarkEnd w:id="2"/>
     </w:p>
     <w:p>
       <w:pPr>
@@ -110,14 +111,14 @@
         <w:ind w:left="2925"/>
         <w:textAlignment w:val="baseline"/>
         <w:rPr>
-          <w:rFonts w:ascii="宋体" w:hAnsi="宋体" w:eastAsia="宋体" w:cs="宋体"/>
+          <w:rFonts w:ascii="宋体" w:eastAsia="宋体" w:hAnsi="宋体" w:cs="宋体"/>
           <w:sz w:val="36"/>
           <w:szCs w:val="36"/>
         </w:rPr>
       </w:pPr>
       <w:r>
         <w:rPr>
-          <w:rFonts w:ascii="宋体" w:hAnsi="宋体" w:eastAsia="宋体" w:cs="宋体"/>
+          <w:rFonts w:ascii="宋体" w:eastAsia="宋体" w:hAnsi="宋体" w:cs="宋体"/>
           <w:spacing w:val="-12"/>
           <w:sz w:val="36"/>
           <w:szCs w:val="36"/>
@@ -126,7 +127,7 @@
       </w:r>
       <w:r>
         <w:rPr>
-          <w:rFonts w:hint="eastAsia" w:ascii="宋体" w:hAnsi="宋体" w:eastAsia="宋体" w:cs="宋体"/>
+          <w:rFonts w:ascii="宋体" w:eastAsia="宋体" w:hAnsi="宋体" w:cs="宋体" w:hint="eastAsia"/>
           <w:spacing w:val="-12"/>
           <w:sz w:val="36"/>
           <w:szCs w:val="36"/>
@@ -136,7 +137,7 @@
       </w:r>
       <w:r>
         <w:rPr>
-          <w:rFonts w:ascii="宋体" w:hAnsi="宋体" w:eastAsia="宋体" w:cs="宋体"/>
+          <w:rFonts w:ascii="宋体" w:eastAsia="宋体" w:hAnsi="宋体" w:cs="宋体"/>
           <w:spacing w:val="-12"/>
           <w:sz w:val="36"/>
           <w:szCs w:val="36"/>
@@ -162,20 +163,20 @@
         <w:spacing w:line="220" w:lineRule="auto"/>
         <w:textAlignment w:val="baseline"/>
         <w:rPr>
-          <w:rFonts w:ascii="宋体" w:hAnsi="宋体" w:eastAsia="宋体" w:cs="宋体"/>
+          <w:rFonts w:ascii="宋体" w:eastAsia="宋体" w:hAnsi="宋体" w:cs="宋体"/>
           <w:sz w:val="36"/>
           <w:szCs w:val="36"/>
         </w:rPr>
         <w:sectPr>
           <w:pgSz w:w="11906" w:h="16839"/>
           <w:pgMar w:top="1431" w:right="1785" w:bottom="0" w:left="1785" w:header="0" w:footer="0" w:gutter="0"/>
-          <w:cols w:space="720" w:num="1"/>
+          <w:cols w:num="1" w:space="720"/>
         </w:sectPr>
       </w:pPr>
     </w:p>
     <w:p>
       <w:pPr>
-        <w:pStyle w:val="12"/>
+        <w:pStyle w:val="BodyText"/>
         <w:keepNext w:val="0"/>
         <w:keepLines w:val="0"/>
         <w:pageBreakBefore w:val="0"/>
@@ -213,22 +214,22 @@
         <w:textAlignment w:val="baseline"/>
         <w:outlineLvl w:val="0"/>
         <w:rPr>
-          <w:rFonts w:ascii="宋体" w:hAnsi="宋体" w:eastAsia="宋体" w:cs="宋体"/>
+          <w:rFonts w:ascii="宋体" w:eastAsia="宋体" w:hAnsi="宋体" w:cs="宋体"/>
           <w:sz w:val="28"/>
           <w:szCs w:val="28"/>
         </w:rPr>
       </w:pPr>
-      <w:bookmarkStart w:id="2" w:name="_Toc3597"/>
-      <w:r>
-        <w:rPr>
-          <w:rFonts w:ascii="宋体" w:hAnsi="宋体" w:eastAsia="宋体" w:cs="宋体"/>
+      <w:bookmarkStart w:id="3" w:name="_Toc3597"/>
+      <w:r>
+        <w:rPr>
+          <w:rFonts w:ascii="宋体" w:eastAsia="宋体" w:hAnsi="宋体" w:cs="宋体"/>
           <w:spacing w:val="-3"/>
           <w:sz w:val="28"/>
           <w:szCs w:val="28"/>
         </w:rPr>
         <w:t>文档信息</w:t>
       </w:r>
-      <w:bookmarkEnd w:id="2"/>
+      <w:bookmarkEnd w:id="3"/>
     </w:p>
     <w:p>
       <w:pPr>
@@ -251,16 +252,16 @@
     </w:p>
     <w:tbl>
       <w:tblPr>
-        <w:tblStyle w:val="24"/>
+        <w:tblStyle w:val="TableNormal0"/>
         <w:tblW w:w="9071" w:type="dxa"/>
         <w:tblInd w:w="28" w:type="dxa"/>
         <w:tblBorders>
-          <w:top w:val="single" w:color="000000" w:sz="4" w:space="0"/>
-          <w:left w:val="single" w:color="000000" w:sz="4" w:space="0"/>
-          <w:bottom w:val="single" w:color="000000" w:sz="4" w:space="0"/>
-          <w:right w:val="single" w:color="000000" w:sz="4" w:space="0"/>
-          <w:insideH w:val="single" w:color="000000" w:sz="4" w:space="0"/>
-          <w:insideV w:val="single" w:color="000000" w:sz="4" w:space="0"/>
+          <w:top w:val="single" w:sz="4" w:space="0" w:color="000000"/>
+          <w:left w:val="single" w:sz="4" w:space="0" w:color="000000"/>
+          <w:bottom w:val="single" w:sz="4" w:space="0" w:color="000000"/>
+          <w:right w:val="single" w:sz="4" w:space="0" w:color="000000"/>
+          <w:insideH w:val="single" w:sz="4" w:space="0" w:color="000000"/>
+          <w:insideV w:val="single" w:sz="4" w:space="0" w:color="000000"/>
         </w:tblBorders>
         <w:tblLayout w:type="fixed"/>
         <w:tblCellMar>
@@ -279,14 +280,17 @@
       </w:tblGrid>
       <w:tr>
         <w:tblPrEx>
+          <w:tblW w:w="9071" w:type="dxa"/>
+          <w:tblInd w:w="28" w:type="dxa"/>
           <w:tblBorders>
-            <w:top w:val="single" w:color="000000" w:sz="4" w:space="0"/>
-            <w:left w:val="single" w:color="000000" w:sz="4" w:space="0"/>
-            <w:bottom w:val="single" w:color="000000" w:sz="4" w:space="0"/>
-            <w:right w:val="single" w:color="000000" w:sz="4" w:space="0"/>
-            <w:insideH w:val="single" w:color="000000" w:sz="4" w:space="0"/>
-            <w:insideV w:val="single" w:color="000000" w:sz="4" w:space="0"/>
+            <w:top w:val="single" w:sz="4" w:space="0" w:color="000000"/>
+            <w:left w:val="single" w:sz="4" w:space="0" w:color="000000"/>
+            <w:bottom w:val="single" w:sz="4" w:space="0" w:color="000000"/>
+            <w:right w:val="single" w:sz="4" w:space="0" w:color="000000"/>
+            <w:insideH w:val="single" w:sz="4" w:space="0" w:color="000000"/>
+            <w:insideV w:val="single" w:sz="4" w:space="0" w:color="000000"/>
           </w:tblBorders>
+          <w:tblLayout w:type="fixed"/>
           <w:tblCellMar>
             <w:top w:w="0" w:type="dxa"/>
             <w:left w:w="0" w:type="dxa"/>
@@ -295,7 +299,7 @@
           </w:tblCellMar>
         </w:tblPrEx>
         <w:trPr>
-          <w:trHeight w:val="611" w:hRule="atLeast"/>
+          <w:trHeight w:val="611"/>
         </w:trPr>
         <w:tc>
           <w:tcPr>
@@ -303,7 +307,7 @@
           </w:tcPr>
           <w:p>
             <w:pPr>
-              <w:pStyle w:val="25"/>
+              <w:pStyle w:val="TableText"/>
               <w:keepNext w:val="0"/>
               <w:keepLines w:val="0"/>
               <w:pageBreakBefore w:val="0"/>
@@ -336,7 +340,7 @@
           </w:tcPr>
           <w:p>
             <w:pPr>
-              <w:pStyle w:val="25"/>
+              <w:pStyle w:val="TableText"/>
               <w:keepNext w:val="0"/>
               <w:keepLines w:val="0"/>
               <w:pageBreakBefore w:val="0"/>
@@ -355,7 +359,7 @@
               <w:textAlignment w:val="baseline"/>
             </w:pPr>
             <w:r>
-              <w:t>2025年运维服务质量管理计划（GSGB-IT</w:t>
+              <w:t>2025年运维服务质量管理计划（ZDFJT-IT</w:t>
             </w:r>
             <w:r>
               <w:rPr>
@@ -368,14 +372,9 @@
       </w:tr>
       <w:tr>
         <w:tblPrEx>
-          <w:tblBorders>
-            <w:top w:val="single" w:color="000000" w:sz="4" w:space="0"/>
-            <w:left w:val="single" w:color="000000" w:sz="4" w:space="0"/>
-            <w:bottom w:val="single" w:color="000000" w:sz="4" w:space="0"/>
-            <w:right w:val="single" w:color="000000" w:sz="4" w:space="0"/>
-            <w:insideH w:val="single" w:color="000000" w:sz="4" w:space="0"/>
-            <w:insideV w:val="single" w:color="000000" w:sz="4" w:space="0"/>
-          </w:tblBorders>
+          <w:tblW w:w="9071" w:type="dxa"/>
+          <w:tblInd w:w="28" w:type="dxa"/>
+          <w:tblLayout w:type="fixed"/>
           <w:tblCellMar>
             <w:top w:w="0" w:type="dxa"/>
             <w:left w:w="0" w:type="dxa"/>
@@ -384,7 +383,7 @@
           </w:tblCellMar>
         </w:tblPrEx>
         <w:trPr>
-          <w:trHeight w:val="606" w:hRule="atLeast"/>
+          <w:trHeight w:val="606"/>
         </w:trPr>
         <w:tc>
           <w:tcPr>
@@ -392,7 +391,7 @@
           </w:tcPr>
           <w:p>
             <w:pPr>
-              <w:pStyle w:val="25"/>
+              <w:pStyle w:val="TableText"/>
               <w:keepNext w:val="0"/>
               <w:keepLines w:val="0"/>
               <w:pageBreakBefore w:val="0"/>
@@ -425,7 +424,7 @@
           </w:tcPr>
           <w:p>
             <w:pPr>
-              <w:pStyle w:val="25"/>
+              <w:pStyle w:val="TableText"/>
               <w:keepNext w:val="0"/>
               <w:keepLines w:val="0"/>
               <w:pageBreakBefore w:val="0"/>
@@ -447,21 +446,16 @@
               <w:rPr>
                 <w:spacing w:val="-1"/>
               </w:rPr>
-              <w:t>甘肃国邦信息科技有限公司</w:t>
+              <w:t>中达丰集团有限公司</w:t>
             </w:r>
           </w:p>
         </w:tc>
       </w:tr>
       <w:tr>
         <w:tblPrEx>
-          <w:tblBorders>
-            <w:top w:val="single" w:color="000000" w:sz="4" w:space="0"/>
-            <w:left w:val="single" w:color="000000" w:sz="4" w:space="0"/>
-            <w:bottom w:val="single" w:color="000000" w:sz="4" w:space="0"/>
-            <w:right w:val="single" w:color="000000" w:sz="4" w:space="0"/>
-            <w:insideH w:val="single" w:color="000000" w:sz="4" w:space="0"/>
-            <w:insideV w:val="single" w:color="000000" w:sz="4" w:space="0"/>
-          </w:tblBorders>
+          <w:tblW w:w="9071" w:type="dxa"/>
+          <w:tblInd w:w="28" w:type="dxa"/>
+          <w:tblLayout w:type="fixed"/>
           <w:tblCellMar>
             <w:top w:w="0" w:type="dxa"/>
             <w:left w:w="0" w:type="dxa"/>
@@ -470,7 +464,7 @@
           </w:tblCellMar>
         </w:tblPrEx>
         <w:trPr>
-          <w:trHeight w:val="606" w:hRule="atLeast"/>
+          <w:trHeight w:val="606"/>
         </w:trPr>
         <w:tc>
           <w:tcPr>
@@ -478,7 +472,7 @@
           </w:tcPr>
           <w:p>
             <w:pPr>
-              <w:pStyle w:val="25"/>
+              <w:pStyle w:val="TableText"/>
               <w:keepNext w:val="0"/>
               <w:keepLines w:val="0"/>
               <w:pageBreakBefore w:val="0"/>
@@ -510,7 +504,7 @@
           </w:tcPr>
           <w:p>
             <w:pPr>
-              <w:pStyle w:val="25"/>
+              <w:pStyle w:val="TableText"/>
               <w:keepNext w:val="0"/>
               <w:keepLines w:val="0"/>
               <w:pageBreakBefore w:val="0"/>
@@ -542,7 +536,7 @@
           </w:tcPr>
           <w:p>
             <w:pPr>
-              <w:pStyle w:val="25"/>
+              <w:pStyle w:val="TableText"/>
               <w:keepNext w:val="0"/>
               <w:keepLines w:val="0"/>
               <w:pageBreakBefore w:val="0"/>
@@ -574,7 +568,7 @@
           </w:tcPr>
           <w:p>
             <w:pPr>
-              <w:pStyle w:val="25"/>
+              <w:pStyle w:val="TableText"/>
               <w:keepNext w:val="0"/>
               <w:keepLines w:val="0"/>
               <w:pageBreakBefore w:val="0"/>
@@ -606,7 +600,7 @@
           </w:tcPr>
           <w:p>
             <w:pPr>
-              <w:pStyle w:val="25"/>
+              <w:pStyle w:val="TableText"/>
               <w:keepNext w:val="0"/>
               <w:keepLines w:val="0"/>
               <w:pageBreakBefore w:val="0"/>
@@ -635,14 +629,9 @@
       </w:tr>
       <w:tr>
         <w:tblPrEx>
-          <w:tblBorders>
-            <w:top w:val="single" w:color="000000" w:sz="4" w:space="0"/>
-            <w:left w:val="single" w:color="000000" w:sz="4" w:space="0"/>
-            <w:bottom w:val="single" w:color="000000" w:sz="4" w:space="0"/>
-            <w:right w:val="single" w:color="000000" w:sz="4" w:space="0"/>
-            <w:insideH w:val="single" w:color="000000" w:sz="4" w:space="0"/>
-            <w:insideV w:val="single" w:color="000000" w:sz="4" w:space="0"/>
-          </w:tblBorders>
+          <w:tblW w:w="9071" w:type="dxa"/>
+          <w:tblInd w:w="28" w:type="dxa"/>
+          <w:tblLayout w:type="fixed"/>
           <w:tblCellMar>
             <w:top w:w="0" w:type="dxa"/>
             <w:left w:w="0" w:type="dxa"/>
@@ -651,7 +640,7 @@
           </w:tblCellMar>
         </w:tblPrEx>
         <w:trPr>
-          <w:trHeight w:val="474" w:hRule="atLeast"/>
+          <w:trHeight w:val="474"/>
         </w:trPr>
         <w:tc>
           <w:tcPr>
@@ -659,7 +648,7 @@
           </w:tcPr>
           <w:p>
             <w:pPr>
-              <w:pStyle w:val="25"/>
+              <w:pStyle w:val="TableText"/>
               <w:keepNext w:val="0"/>
               <w:keepLines w:val="0"/>
               <w:pageBreakBefore w:val="0"/>
@@ -691,7 +680,7 @@
           </w:tcPr>
           <w:p>
             <w:pPr>
-              <w:pStyle w:val="25"/>
+              <w:pStyle w:val="TableText"/>
               <w:keepNext w:val="0"/>
               <w:keepLines w:val="0"/>
               <w:pageBreakBefore w:val="0"/>
@@ -709,7 +698,7 @@
               <w:ind w:left="247"/>
               <w:textAlignment w:val="baseline"/>
               <w:rPr>
-                <w:rFonts w:hint="eastAsia" w:eastAsia="宋体"/>
+                <w:rFonts w:eastAsia="宋体" w:hint="eastAsia"/>
                 <w:lang w:eastAsia="zh-CN"/>
               </w:rPr>
             </w:pPr>
@@ -735,7 +724,7 @@
           </w:tcPr>
           <w:p>
             <w:pPr>
-              <w:pStyle w:val="25"/>
+              <w:pStyle w:val="TableText"/>
               <w:keepNext w:val="0"/>
               <w:keepLines w:val="0"/>
               <w:pageBreakBefore w:val="0"/>
@@ -767,7 +756,7 @@
           </w:tcPr>
           <w:p>
             <w:pPr>
-              <w:pStyle w:val="25"/>
+              <w:pStyle w:val="TableText"/>
               <w:keepNext w:val="0"/>
               <w:keepLines w:val="0"/>
               <w:pageBreakBefore w:val="0"/>
@@ -785,7 +774,7 @@
               <w:ind w:left="427"/>
               <w:textAlignment w:val="baseline"/>
               <w:rPr>
-                <w:rFonts w:hint="eastAsia" w:eastAsia="宋体"/>
+                <w:rFonts w:eastAsia="宋体" w:hint="eastAsia"/>
                 <w:lang w:eastAsia="zh-CN"/>
               </w:rPr>
             </w:pPr>
@@ -795,7 +784,7 @@
                 <w:spacing w:val="-3"/>
                 <w:lang w:val="en-US" w:eastAsia="zh-CN"/>
               </w:rPr>
-              <w:t>金文莉</w:t>
+              <w:t>李平</w:t>
             </w:r>
           </w:p>
         </w:tc>
@@ -805,7 +794,7 @@
           </w:tcPr>
           <w:p>
             <w:pPr>
-              <w:pStyle w:val="25"/>
+              <w:pStyle w:val="TableText"/>
               <w:keepNext w:val="0"/>
               <w:keepLines w:val="0"/>
               <w:pageBreakBefore w:val="0"/>
@@ -823,7 +812,7 @@
               <w:ind w:left="625"/>
               <w:textAlignment w:val="baseline"/>
               <w:rPr>
-                <w:rFonts w:hint="eastAsia" w:eastAsia="宋体"/>
+                <w:rFonts w:eastAsia="宋体" w:hint="eastAsia"/>
                 <w:lang w:eastAsia="zh-CN"/>
               </w:rPr>
             </w:pPr>
@@ -833,21 +822,16 @@
                 <w:spacing w:val="-3"/>
                 <w:lang w:val="en-US" w:eastAsia="zh-CN"/>
               </w:rPr>
-              <w:t>黄益溪</w:t>
+              <w:t>吴向阳</w:t>
             </w:r>
           </w:p>
         </w:tc>
       </w:tr>
       <w:tr>
         <w:tblPrEx>
-          <w:tblBorders>
-            <w:top w:val="single" w:color="000000" w:sz="4" w:space="0"/>
-            <w:left w:val="single" w:color="000000" w:sz="4" w:space="0"/>
-            <w:bottom w:val="single" w:color="000000" w:sz="4" w:space="0"/>
-            <w:right w:val="single" w:color="000000" w:sz="4" w:space="0"/>
-            <w:insideH w:val="single" w:color="000000" w:sz="4" w:space="0"/>
-            <w:insideV w:val="single" w:color="000000" w:sz="4" w:space="0"/>
-          </w:tblBorders>
+          <w:tblW w:w="9071" w:type="dxa"/>
+          <w:tblInd w:w="28" w:type="dxa"/>
+          <w:tblLayout w:type="fixed"/>
           <w:tblCellMar>
             <w:top w:w="0" w:type="dxa"/>
             <w:left w:w="0" w:type="dxa"/>
@@ -856,7 +840,7 @@
           </w:tblCellMar>
         </w:tblPrEx>
         <w:trPr>
-          <w:trHeight w:val="474" w:hRule="atLeast"/>
+          <w:trHeight w:val="474"/>
         </w:trPr>
         <w:tc>
           <w:tcPr>
@@ -996,14 +980,9 @@
       </w:tr>
       <w:tr>
         <w:tblPrEx>
-          <w:tblBorders>
-            <w:top w:val="single" w:color="000000" w:sz="4" w:space="0"/>
-            <w:left w:val="single" w:color="000000" w:sz="4" w:space="0"/>
-            <w:bottom w:val="single" w:color="000000" w:sz="4" w:space="0"/>
-            <w:right w:val="single" w:color="000000" w:sz="4" w:space="0"/>
-            <w:insideH w:val="single" w:color="000000" w:sz="4" w:space="0"/>
-            <w:insideV w:val="single" w:color="000000" w:sz="4" w:space="0"/>
-          </w:tblBorders>
+          <w:tblW w:w="9071" w:type="dxa"/>
+          <w:tblInd w:w="28" w:type="dxa"/>
+          <w:tblLayout w:type="fixed"/>
           <w:tblCellMar>
             <w:top w:w="0" w:type="dxa"/>
             <w:left w:w="0" w:type="dxa"/>
@@ -1012,7 +991,7 @@
           </w:tblCellMar>
         </w:tblPrEx>
         <w:trPr>
-          <w:trHeight w:val="588" w:hRule="atLeast"/>
+          <w:trHeight w:val="588"/>
         </w:trPr>
         <w:tc>
           <w:tcPr>
@@ -1153,7 +1132,7 @@
     </w:tbl>
     <w:p>
       <w:pPr>
-        <w:pStyle w:val="12"/>
+        <w:pStyle w:val="BodyText"/>
         <w:keepNext w:val="0"/>
         <w:keepLines w:val="0"/>
         <w:pageBreakBefore w:val="0"/>
@@ -1189,14 +1168,14 @@
         <w:sectPr>
           <w:pgSz w:w="11906" w:h="16839"/>
           <w:pgMar w:top="1431" w:right="1015" w:bottom="0" w:left="1785" w:header="0" w:footer="0" w:gutter="0"/>
-          <w:cols w:space="720" w:num="1"/>
+          <w:cols w:num="1" w:space="720"/>
         </w:sectPr>
       </w:pPr>
     </w:p>
     <w:sdt>
       <w:sdtPr>
         <w:rPr>
-          <w:rFonts w:ascii="宋体" w:hAnsi="宋体" w:eastAsia="宋体" w:cs="Arial"/>
+          <w:rFonts w:ascii="宋体" w:eastAsia="宋体" w:hAnsi="宋体" w:cs="Arial"/>
           <w:snapToGrid w:val="0"/>
           <w:color w:val="000000"/>
           <w:kern w:val="0"/>
@@ -1212,7 +1191,7 @@
       </w:sdtPr>
       <w:sdtEndPr>
         <w:rPr>
-          <w:rFonts w:ascii="Times New Roman" w:hAnsi="Times New Roman" w:eastAsia="Times New Roman" w:cs="Times New Roman"/>
+          <w:rFonts w:ascii="Times New Roman" w:eastAsia="Times New Roman" w:hAnsi="Times New Roman" w:cs="Times New Roman"/>
           <w:snapToGrid w:val="0"/>
           <w:color w:val="000000"/>
           <w:kern w:val="0"/>
@@ -1238,13 +1217,13 @@
             <w:adjustRightInd w:val="0"/>
             <w:snapToGrid w:val="0"/>
             <w:spacing w:before="0" w:beforeLines="0" w:after="0" w:afterLines="0" w:line="240" w:lineRule="auto"/>
-            <w:ind w:left="0" w:leftChars="0" w:right="0" w:rightChars="0" w:firstLine="0" w:firstLineChars="0"/>
+            <w:ind w:left="0" w:right="0" w:firstLine="0" w:leftChars="0" w:rightChars="0" w:firstLineChars="0"/>
             <w:jc w:val="center"/>
             <w:textAlignment w:val="baseline"/>
           </w:pPr>
           <w:r>
             <w:rPr>
-              <w:rFonts w:ascii="宋体" w:hAnsi="宋体" w:eastAsia="宋体"/>
+              <w:rFonts w:ascii="宋体" w:eastAsia="宋体" w:hAnsi="宋体"/>
               <w:sz w:val="21"/>
             </w:rPr>
             <w:t>目录</w:t>
@@ -1252,14 +1231,14 @@
         </w:p>
         <w:p>
           <w:pPr>
-            <w:pStyle w:val="16"/>
+            <w:pStyle w:val="TOC1"/>
             <w:tabs>
               <w:tab w:val="right" w:leader="dot" w:pos="8492"/>
             </w:tabs>
           </w:pPr>
           <w:r>
             <w:rPr>
-              <w:rFonts w:ascii="Times New Roman" w:hAnsi="Times New Roman" w:eastAsia="Times New Roman" w:cs="Times New Roman"/>
+              <w:rFonts w:ascii="Times New Roman" w:eastAsia="Times New Roman" w:hAnsi="Times New Roman" w:cs="Times New Roman"/>
               <w:sz w:val="24"/>
               <w:szCs w:val="24"/>
             </w:rPr>
@@ -1267,7 +1246,7 @@
           </w:r>
           <w:r>
             <w:rPr>
-              <w:rFonts w:ascii="Times New Roman" w:hAnsi="Times New Roman" w:eastAsia="Times New Roman" w:cs="Times New Roman"/>
+              <w:rFonts w:ascii="Times New Roman" w:eastAsia="Times New Roman" w:hAnsi="Times New Roman" w:cs="Times New Roman"/>
               <w:sz w:val="24"/>
               <w:szCs w:val="24"/>
             </w:rPr>
@@ -1275,7 +1254,7 @@
           </w:r>
           <w:r>
             <w:rPr>
-              <w:rFonts w:ascii="Times New Roman" w:hAnsi="Times New Roman" w:eastAsia="Times New Roman" w:cs="Times New Roman"/>
+              <w:rFonts w:ascii="Times New Roman" w:eastAsia="Times New Roman" w:hAnsi="Times New Roman" w:cs="Times New Roman"/>
               <w:sz w:val="24"/>
               <w:szCs w:val="24"/>
             </w:rPr>
@@ -1283,21 +1262,21 @@
           </w:r>
           <w:r>
             <w:rPr>
-              <w:rFonts w:ascii="Times New Roman" w:hAnsi="Times New Roman" w:eastAsia="Times New Roman" w:cs="Times New Roman"/>
+              <w:rFonts w:ascii="Times New Roman" w:eastAsia="Times New Roman" w:hAnsi="Times New Roman" w:cs="Times New Roman"/>
               <w:szCs w:val="24"/>
             </w:rPr>
             <w:fldChar w:fldCharType="begin"/>
           </w:r>
           <w:r>
             <w:rPr>
-              <w:rFonts w:ascii="Times New Roman" w:hAnsi="Times New Roman" w:eastAsia="Times New Roman" w:cs="Times New Roman"/>
+              <w:rFonts w:ascii="Times New Roman" w:eastAsia="Times New Roman" w:hAnsi="Times New Roman" w:cs="Times New Roman"/>
               <w:szCs w:val="24"/>
             </w:rPr>
             <w:instrText xml:space="preserve"> HYPERLINK \l _Toc18105 </w:instrText>
           </w:r>
           <w:r>
             <w:rPr>
-              <w:rFonts w:ascii="Times New Roman" w:hAnsi="Times New Roman" w:eastAsia="Times New Roman" w:cs="Times New Roman"/>
+              <w:rFonts w:ascii="Times New Roman" w:eastAsia="Times New Roman" w:hAnsi="Times New Roman" w:cs="Times New Roman"/>
               <w:szCs w:val="24"/>
             </w:rPr>
             <w:fldChar w:fldCharType="separate"/>
@@ -1325,7 +1304,7 @@
           </w:r>
           <w:r>
             <w:rPr>
-              <w:rFonts w:ascii="Times New Roman" w:hAnsi="Times New Roman" w:eastAsia="Times New Roman" w:cs="Times New Roman"/>
+              <w:rFonts w:ascii="Times New Roman" w:eastAsia="Times New Roman" w:hAnsi="Times New Roman" w:cs="Times New Roman"/>
               <w:szCs w:val="24"/>
             </w:rPr>
             <w:fldChar w:fldCharType="end"/>
@@ -1333,34 +1312,34 @@
         </w:p>
         <w:p>
           <w:pPr>
-            <w:pStyle w:val="16"/>
+            <w:pStyle w:val="TOC1"/>
             <w:tabs>
               <w:tab w:val="right" w:leader="dot" w:pos="8492"/>
             </w:tabs>
           </w:pPr>
           <w:r>
             <w:rPr>
-              <w:rFonts w:ascii="Times New Roman" w:hAnsi="Times New Roman" w:eastAsia="Times New Roman" w:cs="Times New Roman"/>
+              <w:rFonts w:ascii="Times New Roman" w:eastAsia="Times New Roman" w:hAnsi="Times New Roman" w:cs="Times New Roman"/>
               <w:szCs w:val="24"/>
             </w:rPr>
             <w:fldChar w:fldCharType="begin"/>
           </w:r>
           <w:r>
             <w:rPr>
-              <w:rFonts w:ascii="Times New Roman" w:hAnsi="Times New Roman" w:eastAsia="Times New Roman" w:cs="Times New Roman"/>
+              <w:rFonts w:ascii="Times New Roman" w:eastAsia="Times New Roman" w:hAnsi="Times New Roman" w:cs="Times New Roman"/>
               <w:szCs w:val="24"/>
             </w:rPr>
             <w:instrText xml:space="preserve"> HYPERLINK \l _Toc21546 </w:instrText>
           </w:r>
           <w:r>
             <w:rPr>
-              <w:rFonts w:ascii="Times New Roman" w:hAnsi="Times New Roman" w:eastAsia="Times New Roman" w:cs="Times New Roman"/>
+              <w:rFonts w:ascii="Times New Roman" w:eastAsia="Times New Roman" w:hAnsi="Times New Roman" w:cs="Times New Roman"/>
               <w:szCs w:val="24"/>
             </w:rPr>
             <w:fldChar w:fldCharType="separate"/>
           </w:r>
           <w:r>
-            <w:t>甘肃国邦信息科技有限公司</w:t>
+            <w:t>中达丰集团有限公司</w:t>
           </w:r>
           <w:r>
             <w:tab/>
@@ -1382,7 +1361,7 @@
           </w:r>
           <w:r>
             <w:rPr>
-              <w:rFonts w:ascii="Times New Roman" w:hAnsi="Times New Roman" w:eastAsia="Times New Roman" w:cs="Times New Roman"/>
+              <w:rFonts w:ascii="Times New Roman" w:eastAsia="Times New Roman" w:hAnsi="Times New Roman" w:cs="Times New Roman"/>
               <w:szCs w:val="24"/>
             </w:rPr>
             <w:fldChar w:fldCharType="end"/>
@@ -1390,35 +1369,35 @@
         </w:p>
         <w:p>
           <w:pPr>
-            <w:pStyle w:val="16"/>
+            <w:pStyle w:val="TOC1"/>
             <w:tabs>
               <w:tab w:val="right" w:leader="dot" w:pos="8492"/>
             </w:tabs>
           </w:pPr>
           <w:r>
             <w:rPr>
-              <w:rFonts w:ascii="Times New Roman" w:hAnsi="Times New Roman" w:eastAsia="Times New Roman" w:cs="Times New Roman"/>
+              <w:rFonts w:ascii="Times New Roman" w:eastAsia="Times New Roman" w:hAnsi="Times New Roman" w:cs="Times New Roman"/>
               <w:szCs w:val="24"/>
             </w:rPr>
             <w:fldChar w:fldCharType="begin"/>
           </w:r>
           <w:r>
             <w:rPr>
-              <w:rFonts w:ascii="Times New Roman" w:hAnsi="Times New Roman" w:eastAsia="Times New Roman" w:cs="Times New Roman"/>
+              <w:rFonts w:ascii="Times New Roman" w:eastAsia="Times New Roman" w:hAnsi="Times New Roman" w:cs="Times New Roman"/>
               <w:szCs w:val="24"/>
             </w:rPr>
             <w:instrText xml:space="preserve"> HYPERLINK \l _Toc3597 </w:instrText>
           </w:r>
           <w:r>
             <w:rPr>
-              <w:rFonts w:ascii="Times New Roman" w:hAnsi="Times New Roman" w:eastAsia="Times New Roman" w:cs="Times New Roman"/>
+              <w:rFonts w:ascii="Times New Roman" w:eastAsia="Times New Roman" w:hAnsi="Times New Roman" w:cs="Times New Roman"/>
               <w:szCs w:val="24"/>
             </w:rPr>
             <w:fldChar w:fldCharType="separate"/>
           </w:r>
           <w:r>
             <w:rPr>
-              <w:rFonts w:ascii="宋体" w:hAnsi="宋体" w:eastAsia="宋体" w:cs="宋体"/>
+              <w:rFonts w:ascii="宋体" w:eastAsia="宋体" w:hAnsi="宋体" w:cs="宋体"/>
               <w:spacing w:val="-3"/>
               <w:szCs w:val="28"/>
             </w:rPr>
@@ -1444,7 +1423,7 @@
           </w:r>
           <w:r>
             <w:rPr>
-              <w:rFonts w:ascii="Times New Roman" w:hAnsi="Times New Roman" w:eastAsia="Times New Roman" w:cs="Times New Roman"/>
+              <w:rFonts w:ascii="Times New Roman" w:eastAsia="Times New Roman" w:hAnsi="Times New Roman" w:cs="Times New Roman"/>
               <w:szCs w:val="24"/>
             </w:rPr>
             <w:fldChar w:fldCharType="end"/>
@@ -1452,28 +1431,28 @@
         </w:p>
         <w:p>
           <w:pPr>
-            <w:pStyle w:val="16"/>
+            <w:pStyle w:val="TOC1"/>
             <w:tabs>
               <w:tab w:val="right" w:leader="dot" w:pos="8492"/>
             </w:tabs>
           </w:pPr>
           <w:r>
             <w:rPr>
-              <w:rFonts w:ascii="Times New Roman" w:hAnsi="Times New Roman" w:eastAsia="Times New Roman" w:cs="Times New Roman"/>
+              <w:rFonts w:ascii="Times New Roman" w:eastAsia="Times New Roman" w:hAnsi="Times New Roman" w:cs="Times New Roman"/>
               <w:szCs w:val="24"/>
             </w:rPr>
             <w:fldChar w:fldCharType="begin"/>
           </w:r>
           <w:r>
             <w:rPr>
-              <w:rFonts w:ascii="Times New Roman" w:hAnsi="Times New Roman" w:eastAsia="Times New Roman" w:cs="Times New Roman"/>
+              <w:rFonts w:ascii="Times New Roman" w:eastAsia="Times New Roman" w:hAnsi="Times New Roman" w:cs="Times New Roman"/>
               <w:szCs w:val="24"/>
             </w:rPr>
             <w:instrText xml:space="preserve"> HYPERLINK \l _Toc4587 </w:instrText>
           </w:r>
           <w:r>
             <w:rPr>
-              <w:rFonts w:ascii="Times New Roman" w:hAnsi="Times New Roman" w:eastAsia="Times New Roman" w:cs="Times New Roman"/>
+              <w:rFonts w:ascii="Times New Roman" w:eastAsia="Times New Roman" w:hAnsi="Times New Roman" w:cs="Times New Roman"/>
               <w:szCs w:val="24"/>
             </w:rPr>
             <w:fldChar w:fldCharType="separate"/>
@@ -1507,7 +1486,7 @@
           </w:r>
           <w:r>
             <w:rPr>
-              <w:rFonts w:ascii="Times New Roman" w:hAnsi="Times New Roman" w:eastAsia="Times New Roman" w:cs="Times New Roman"/>
+              <w:rFonts w:ascii="Times New Roman" w:eastAsia="Times New Roman" w:hAnsi="Times New Roman" w:cs="Times New Roman"/>
               <w:szCs w:val="24"/>
             </w:rPr>
             <w:fldChar w:fldCharType="end"/>
@@ -1515,28 +1494,28 @@
         </w:p>
         <w:p>
           <w:pPr>
-            <w:pStyle w:val="16"/>
+            <w:pStyle w:val="TOC1"/>
             <w:tabs>
               <w:tab w:val="right" w:leader="dot" w:pos="8492"/>
             </w:tabs>
           </w:pPr>
           <w:r>
             <w:rPr>
-              <w:rFonts w:ascii="Times New Roman" w:hAnsi="Times New Roman" w:eastAsia="Times New Roman" w:cs="Times New Roman"/>
+              <w:rFonts w:ascii="Times New Roman" w:eastAsia="Times New Roman" w:hAnsi="Times New Roman" w:cs="Times New Roman"/>
               <w:szCs w:val="24"/>
             </w:rPr>
             <w:fldChar w:fldCharType="begin"/>
           </w:r>
           <w:r>
             <w:rPr>
-              <w:rFonts w:ascii="Times New Roman" w:hAnsi="Times New Roman" w:eastAsia="Times New Roman" w:cs="Times New Roman"/>
+              <w:rFonts w:ascii="Times New Roman" w:eastAsia="Times New Roman" w:hAnsi="Times New Roman" w:cs="Times New Roman"/>
               <w:szCs w:val="24"/>
             </w:rPr>
             <w:instrText xml:space="preserve"> HYPERLINK \l _Toc10541 </w:instrText>
           </w:r>
           <w:r>
             <w:rPr>
-              <w:rFonts w:ascii="Times New Roman" w:hAnsi="Times New Roman" w:eastAsia="Times New Roman" w:cs="Times New Roman"/>
+              <w:rFonts w:ascii="Times New Roman" w:eastAsia="Times New Roman" w:hAnsi="Times New Roman" w:cs="Times New Roman"/>
               <w:szCs w:val="24"/>
             </w:rPr>
             <w:fldChar w:fldCharType="separate"/>
@@ -1570,7 +1549,7 @@
           </w:r>
           <w:r>
             <w:rPr>
-              <w:rFonts w:ascii="Times New Roman" w:hAnsi="Times New Roman" w:eastAsia="Times New Roman" w:cs="Times New Roman"/>
+              <w:rFonts w:ascii="Times New Roman" w:eastAsia="Times New Roman" w:hAnsi="Times New Roman" w:cs="Times New Roman"/>
               <w:szCs w:val="24"/>
             </w:rPr>
             <w:fldChar w:fldCharType="end"/>
@@ -1578,28 +1557,28 @@
         </w:p>
         <w:p>
           <w:pPr>
-            <w:pStyle w:val="16"/>
+            <w:pStyle w:val="TOC1"/>
             <w:tabs>
               <w:tab w:val="right" w:leader="dot" w:pos="8492"/>
             </w:tabs>
           </w:pPr>
           <w:r>
             <w:rPr>
-              <w:rFonts w:ascii="Times New Roman" w:hAnsi="Times New Roman" w:eastAsia="Times New Roman" w:cs="Times New Roman"/>
+              <w:rFonts w:ascii="Times New Roman" w:eastAsia="Times New Roman" w:hAnsi="Times New Roman" w:cs="Times New Roman"/>
               <w:szCs w:val="24"/>
             </w:rPr>
             <w:fldChar w:fldCharType="begin"/>
           </w:r>
           <w:r>
             <w:rPr>
-              <w:rFonts w:ascii="Times New Roman" w:hAnsi="Times New Roman" w:eastAsia="Times New Roman" w:cs="Times New Roman"/>
+              <w:rFonts w:ascii="Times New Roman" w:eastAsia="Times New Roman" w:hAnsi="Times New Roman" w:cs="Times New Roman"/>
               <w:szCs w:val="24"/>
             </w:rPr>
             <w:instrText xml:space="preserve"> HYPERLINK \l _Toc5256 </w:instrText>
           </w:r>
           <w:r>
             <w:rPr>
-              <w:rFonts w:ascii="Times New Roman" w:hAnsi="Times New Roman" w:eastAsia="Times New Roman" w:cs="Times New Roman"/>
+              <w:rFonts w:ascii="Times New Roman" w:eastAsia="Times New Roman" w:hAnsi="Times New Roman" w:cs="Times New Roman"/>
               <w:szCs w:val="24"/>
             </w:rPr>
             <w:fldChar w:fldCharType="separate"/>
@@ -1633,7 +1612,7 @@
           </w:r>
           <w:r>
             <w:rPr>
-              <w:rFonts w:ascii="Times New Roman" w:hAnsi="Times New Roman" w:eastAsia="Times New Roman" w:cs="Times New Roman"/>
+              <w:rFonts w:ascii="Times New Roman" w:eastAsia="Times New Roman" w:hAnsi="Times New Roman" w:cs="Times New Roman"/>
               <w:szCs w:val="24"/>
             </w:rPr>
             <w:fldChar w:fldCharType="end"/>
@@ -1641,28 +1620,28 @@
         </w:p>
         <w:p>
           <w:pPr>
-            <w:pStyle w:val="16"/>
+            <w:pStyle w:val="TOC1"/>
             <w:tabs>
               <w:tab w:val="right" w:leader="dot" w:pos="8492"/>
             </w:tabs>
           </w:pPr>
           <w:r>
             <w:rPr>
-              <w:rFonts w:ascii="Times New Roman" w:hAnsi="Times New Roman" w:eastAsia="Times New Roman" w:cs="Times New Roman"/>
+              <w:rFonts w:ascii="Times New Roman" w:eastAsia="Times New Roman" w:hAnsi="Times New Roman" w:cs="Times New Roman"/>
               <w:szCs w:val="24"/>
             </w:rPr>
             <w:fldChar w:fldCharType="begin"/>
           </w:r>
           <w:r>
             <w:rPr>
-              <w:rFonts w:ascii="Times New Roman" w:hAnsi="Times New Roman" w:eastAsia="Times New Roman" w:cs="Times New Roman"/>
+              <w:rFonts w:ascii="Times New Roman" w:eastAsia="Times New Roman" w:hAnsi="Times New Roman" w:cs="Times New Roman"/>
               <w:szCs w:val="24"/>
             </w:rPr>
             <w:instrText xml:space="preserve"> HYPERLINK \l _Toc12805 </w:instrText>
           </w:r>
           <w:r>
             <w:rPr>
-              <w:rFonts w:ascii="Times New Roman" w:hAnsi="Times New Roman" w:eastAsia="Times New Roman" w:cs="Times New Roman"/>
+              <w:rFonts w:ascii="Times New Roman" w:eastAsia="Times New Roman" w:hAnsi="Times New Roman" w:cs="Times New Roman"/>
               <w:szCs w:val="24"/>
             </w:rPr>
             <w:fldChar w:fldCharType="separate"/>
@@ -1696,7 +1675,7 @@
           </w:r>
           <w:r>
             <w:rPr>
-              <w:rFonts w:ascii="Times New Roman" w:hAnsi="Times New Roman" w:eastAsia="Times New Roman" w:cs="Times New Roman"/>
+              <w:rFonts w:ascii="Times New Roman" w:eastAsia="Times New Roman" w:hAnsi="Times New Roman" w:cs="Times New Roman"/>
               <w:szCs w:val="24"/>
             </w:rPr>
             <w:fldChar w:fldCharType="end"/>
@@ -1704,28 +1683,28 @@
         </w:p>
         <w:p>
           <w:pPr>
-            <w:pStyle w:val="16"/>
+            <w:pStyle w:val="TOC1"/>
             <w:tabs>
               <w:tab w:val="right" w:leader="dot" w:pos="8492"/>
             </w:tabs>
           </w:pPr>
           <w:r>
             <w:rPr>
-              <w:rFonts w:ascii="Times New Roman" w:hAnsi="Times New Roman" w:eastAsia="Times New Roman" w:cs="Times New Roman"/>
+              <w:rFonts w:ascii="Times New Roman" w:eastAsia="Times New Roman" w:hAnsi="Times New Roman" w:cs="Times New Roman"/>
               <w:szCs w:val="24"/>
             </w:rPr>
             <w:fldChar w:fldCharType="begin"/>
           </w:r>
           <w:r>
             <w:rPr>
-              <w:rFonts w:ascii="Times New Roman" w:hAnsi="Times New Roman" w:eastAsia="Times New Roman" w:cs="Times New Roman"/>
+              <w:rFonts w:ascii="Times New Roman" w:eastAsia="Times New Roman" w:hAnsi="Times New Roman" w:cs="Times New Roman"/>
               <w:szCs w:val="24"/>
             </w:rPr>
             <w:instrText xml:space="preserve"> HYPERLINK \l _Toc8718 </w:instrText>
           </w:r>
           <w:r>
             <w:rPr>
-              <w:rFonts w:ascii="Times New Roman" w:hAnsi="Times New Roman" w:eastAsia="Times New Roman" w:cs="Times New Roman"/>
+              <w:rFonts w:ascii="Times New Roman" w:eastAsia="Times New Roman" w:hAnsi="Times New Roman" w:cs="Times New Roman"/>
               <w:szCs w:val="24"/>
             </w:rPr>
             <w:fldChar w:fldCharType="separate"/>
@@ -1759,7 +1738,7 @@
           </w:r>
           <w:r>
             <w:rPr>
-              <w:rFonts w:ascii="Times New Roman" w:hAnsi="Times New Roman" w:eastAsia="Times New Roman" w:cs="Times New Roman"/>
+              <w:rFonts w:ascii="Times New Roman" w:eastAsia="Times New Roman" w:hAnsi="Times New Roman" w:cs="Times New Roman"/>
               <w:szCs w:val="24"/>
             </w:rPr>
             <w:fldChar w:fldCharType="end"/>
@@ -1767,28 +1746,28 @@
         </w:p>
         <w:p>
           <w:pPr>
-            <w:pStyle w:val="16"/>
+            <w:pStyle w:val="TOC1"/>
             <w:tabs>
               <w:tab w:val="right" w:leader="dot" w:pos="8492"/>
             </w:tabs>
           </w:pPr>
           <w:r>
             <w:rPr>
-              <w:rFonts w:ascii="Times New Roman" w:hAnsi="Times New Roman" w:eastAsia="Times New Roman" w:cs="Times New Roman"/>
+              <w:rFonts w:ascii="Times New Roman" w:eastAsia="Times New Roman" w:hAnsi="Times New Roman" w:cs="Times New Roman"/>
               <w:szCs w:val="24"/>
             </w:rPr>
             <w:fldChar w:fldCharType="begin"/>
           </w:r>
           <w:r>
             <w:rPr>
-              <w:rFonts w:ascii="Times New Roman" w:hAnsi="Times New Roman" w:eastAsia="Times New Roman" w:cs="Times New Roman"/>
+              <w:rFonts w:ascii="Times New Roman" w:eastAsia="Times New Roman" w:hAnsi="Times New Roman" w:cs="Times New Roman"/>
               <w:szCs w:val="24"/>
             </w:rPr>
             <w:instrText xml:space="preserve"> HYPERLINK \l _Toc740 </w:instrText>
           </w:r>
           <w:r>
             <w:rPr>
-              <w:rFonts w:ascii="Times New Roman" w:hAnsi="Times New Roman" w:eastAsia="Times New Roman" w:cs="Times New Roman"/>
+              <w:rFonts w:ascii="Times New Roman" w:eastAsia="Times New Roman" w:hAnsi="Times New Roman" w:cs="Times New Roman"/>
               <w:szCs w:val="24"/>
             </w:rPr>
             <w:fldChar w:fldCharType="separate"/>
@@ -1822,7 +1801,7 @@
           </w:r>
           <w:r>
             <w:rPr>
-              <w:rFonts w:ascii="Times New Roman" w:hAnsi="Times New Roman" w:eastAsia="Times New Roman" w:cs="Times New Roman"/>
+              <w:rFonts w:ascii="Times New Roman" w:eastAsia="Times New Roman" w:hAnsi="Times New Roman" w:cs="Times New Roman"/>
               <w:szCs w:val="24"/>
             </w:rPr>
             <w:fldChar w:fldCharType="end"/>
@@ -1830,28 +1809,28 @@
         </w:p>
         <w:p>
           <w:pPr>
-            <w:pStyle w:val="17"/>
+            <w:pStyle w:val="TOC2"/>
             <w:tabs>
               <w:tab w:val="right" w:leader="dot" w:pos="8492"/>
             </w:tabs>
           </w:pPr>
           <w:r>
             <w:rPr>
-              <w:rFonts w:ascii="Times New Roman" w:hAnsi="Times New Roman" w:eastAsia="Times New Roman" w:cs="Times New Roman"/>
+              <w:rFonts w:ascii="Times New Roman" w:eastAsia="Times New Roman" w:hAnsi="Times New Roman" w:cs="Times New Roman"/>
               <w:szCs w:val="24"/>
             </w:rPr>
             <w:fldChar w:fldCharType="begin"/>
           </w:r>
           <w:r>
             <w:rPr>
-              <w:rFonts w:ascii="Times New Roman" w:hAnsi="Times New Roman" w:eastAsia="Times New Roman" w:cs="Times New Roman"/>
+              <w:rFonts w:ascii="Times New Roman" w:eastAsia="Times New Roman" w:hAnsi="Times New Roman" w:cs="Times New Roman"/>
               <w:szCs w:val="24"/>
             </w:rPr>
             <w:instrText xml:space="preserve"> HYPERLINK \l _Toc28225 </w:instrText>
           </w:r>
           <w:r>
             <w:rPr>
-              <w:rFonts w:ascii="Times New Roman" w:hAnsi="Times New Roman" w:eastAsia="Times New Roman" w:cs="Times New Roman"/>
+              <w:rFonts w:ascii="Times New Roman" w:eastAsia="Times New Roman" w:hAnsi="Times New Roman" w:cs="Times New Roman"/>
               <w:szCs w:val="24"/>
             </w:rPr>
             <w:fldChar w:fldCharType="separate"/>
@@ -1886,7 +1865,7 @@
           </w:r>
           <w:r>
             <w:rPr>
-              <w:rFonts w:ascii="Times New Roman" w:hAnsi="Times New Roman" w:eastAsia="Times New Roman" w:cs="Times New Roman"/>
+              <w:rFonts w:ascii="Times New Roman" w:eastAsia="Times New Roman" w:hAnsi="Times New Roman" w:cs="Times New Roman"/>
               <w:szCs w:val="24"/>
             </w:rPr>
             <w:fldChar w:fldCharType="end"/>
@@ -1894,28 +1873,28 @@
         </w:p>
         <w:p>
           <w:pPr>
-            <w:pStyle w:val="17"/>
+            <w:pStyle w:val="TOC2"/>
             <w:tabs>
               <w:tab w:val="right" w:leader="dot" w:pos="8492"/>
             </w:tabs>
           </w:pPr>
           <w:r>
             <w:rPr>
-              <w:rFonts w:ascii="Times New Roman" w:hAnsi="Times New Roman" w:eastAsia="Times New Roman" w:cs="Times New Roman"/>
+              <w:rFonts w:ascii="Times New Roman" w:eastAsia="Times New Roman" w:hAnsi="Times New Roman" w:cs="Times New Roman"/>
               <w:szCs w:val="24"/>
             </w:rPr>
             <w:fldChar w:fldCharType="begin"/>
           </w:r>
           <w:r>
             <w:rPr>
-              <w:rFonts w:ascii="Times New Roman" w:hAnsi="Times New Roman" w:eastAsia="Times New Roman" w:cs="Times New Roman"/>
+              <w:rFonts w:ascii="Times New Roman" w:eastAsia="Times New Roman" w:hAnsi="Times New Roman" w:cs="Times New Roman"/>
               <w:szCs w:val="24"/>
             </w:rPr>
             <w:instrText xml:space="preserve"> HYPERLINK \l _Toc24703 </w:instrText>
           </w:r>
           <w:r>
             <w:rPr>
-              <w:rFonts w:ascii="Times New Roman" w:hAnsi="Times New Roman" w:eastAsia="Times New Roman" w:cs="Times New Roman"/>
+              <w:rFonts w:ascii="Times New Roman" w:eastAsia="Times New Roman" w:hAnsi="Times New Roman" w:cs="Times New Roman"/>
               <w:szCs w:val="24"/>
             </w:rPr>
             <w:fldChar w:fldCharType="separate"/>
@@ -1949,7 +1928,7 @@
           </w:r>
           <w:r>
             <w:rPr>
-              <w:rFonts w:ascii="Times New Roman" w:hAnsi="Times New Roman" w:eastAsia="Times New Roman" w:cs="Times New Roman"/>
+              <w:rFonts w:ascii="Times New Roman" w:eastAsia="Times New Roman" w:hAnsi="Times New Roman" w:cs="Times New Roman"/>
               <w:szCs w:val="24"/>
             </w:rPr>
             <w:fldChar w:fldCharType="end"/>
@@ -1957,28 +1936,28 @@
         </w:p>
         <w:p>
           <w:pPr>
-            <w:pStyle w:val="17"/>
+            <w:pStyle w:val="TOC2"/>
             <w:tabs>
               <w:tab w:val="right" w:leader="dot" w:pos="8492"/>
             </w:tabs>
           </w:pPr>
           <w:r>
             <w:rPr>
-              <w:rFonts w:ascii="Times New Roman" w:hAnsi="Times New Roman" w:eastAsia="Times New Roman" w:cs="Times New Roman"/>
+              <w:rFonts w:ascii="Times New Roman" w:eastAsia="Times New Roman" w:hAnsi="Times New Roman" w:cs="Times New Roman"/>
               <w:szCs w:val="24"/>
             </w:rPr>
             <w:fldChar w:fldCharType="begin"/>
           </w:r>
           <w:r>
             <w:rPr>
-              <w:rFonts w:ascii="Times New Roman" w:hAnsi="Times New Roman" w:eastAsia="Times New Roman" w:cs="Times New Roman"/>
+              <w:rFonts w:ascii="Times New Roman" w:eastAsia="Times New Roman" w:hAnsi="Times New Roman" w:cs="Times New Roman"/>
               <w:szCs w:val="24"/>
             </w:rPr>
             <w:instrText xml:space="preserve"> HYPERLINK \l _Toc4857 </w:instrText>
           </w:r>
           <w:r>
             <w:rPr>
-              <w:rFonts w:ascii="Times New Roman" w:hAnsi="Times New Roman" w:eastAsia="Times New Roman" w:cs="Times New Roman"/>
+              <w:rFonts w:ascii="Times New Roman" w:eastAsia="Times New Roman" w:hAnsi="Times New Roman" w:cs="Times New Roman"/>
               <w:szCs w:val="24"/>
             </w:rPr>
             <w:fldChar w:fldCharType="separate"/>
@@ -2019,7 +1998,7 @@
           </w:r>
           <w:r>
             <w:rPr>
-              <w:rFonts w:ascii="Times New Roman" w:hAnsi="Times New Roman" w:eastAsia="Times New Roman" w:cs="Times New Roman"/>
+              <w:rFonts w:ascii="Times New Roman" w:eastAsia="Times New Roman" w:hAnsi="Times New Roman" w:cs="Times New Roman"/>
               <w:szCs w:val="24"/>
             </w:rPr>
             <w:fldChar w:fldCharType="end"/>
@@ -2027,28 +2006,28 @@
         </w:p>
         <w:p>
           <w:pPr>
-            <w:pStyle w:val="17"/>
+            <w:pStyle w:val="TOC2"/>
             <w:tabs>
               <w:tab w:val="right" w:leader="dot" w:pos="8492"/>
             </w:tabs>
           </w:pPr>
           <w:r>
             <w:rPr>
-              <w:rFonts w:ascii="Times New Roman" w:hAnsi="Times New Roman" w:eastAsia="Times New Roman" w:cs="Times New Roman"/>
+              <w:rFonts w:ascii="Times New Roman" w:eastAsia="Times New Roman" w:hAnsi="Times New Roman" w:cs="Times New Roman"/>
               <w:szCs w:val="24"/>
             </w:rPr>
             <w:fldChar w:fldCharType="begin"/>
           </w:r>
           <w:r>
             <w:rPr>
-              <w:rFonts w:ascii="Times New Roman" w:hAnsi="Times New Roman" w:eastAsia="Times New Roman" w:cs="Times New Roman"/>
+              <w:rFonts w:ascii="Times New Roman" w:eastAsia="Times New Roman" w:hAnsi="Times New Roman" w:cs="Times New Roman"/>
               <w:szCs w:val="24"/>
             </w:rPr>
             <w:instrText xml:space="preserve"> HYPERLINK \l _Toc11613 </w:instrText>
           </w:r>
           <w:r>
             <w:rPr>
-              <w:rFonts w:ascii="Times New Roman" w:hAnsi="Times New Roman" w:eastAsia="Times New Roman" w:cs="Times New Roman"/>
+              <w:rFonts w:ascii="Times New Roman" w:eastAsia="Times New Roman" w:hAnsi="Times New Roman" w:cs="Times New Roman"/>
               <w:szCs w:val="24"/>
             </w:rPr>
             <w:fldChar w:fldCharType="separate"/>
@@ -2087,7 +2066,7 @@
           </w:r>
           <w:r>
             <w:rPr>
-              <w:rFonts w:ascii="Times New Roman" w:hAnsi="Times New Roman" w:eastAsia="Times New Roman" w:cs="Times New Roman"/>
+              <w:rFonts w:ascii="Times New Roman" w:eastAsia="Times New Roman" w:hAnsi="Times New Roman" w:cs="Times New Roman"/>
               <w:szCs w:val="24"/>
             </w:rPr>
             <w:fldChar w:fldCharType="end"/>
@@ -2111,7 +2090,7 @@
             <w:spacing w:line="221" w:lineRule="auto"/>
             <w:textAlignment w:val="baseline"/>
             <w:rPr>
-              <w:rFonts w:ascii="Times New Roman" w:hAnsi="Times New Roman" w:eastAsia="Times New Roman" w:cs="Times New Roman"/>
+              <w:rFonts w:ascii="Times New Roman" w:eastAsia="Times New Roman" w:hAnsi="Times New Roman" w:cs="Times New Roman"/>
               <w:snapToGrid w:val="0"/>
               <w:color w:val="000000"/>
               <w:kern w:val="0"/>
@@ -2122,7 +2101,7 @@
           </w:pPr>
           <w:r>
             <w:rPr>
-              <w:rFonts w:ascii="Times New Roman" w:hAnsi="Times New Roman" w:eastAsia="Times New Roman" w:cs="Times New Roman"/>
+              <w:rFonts w:ascii="Times New Roman" w:eastAsia="Times New Roman" w:hAnsi="Times New Roman" w:cs="Times New Roman"/>
               <w:szCs w:val="24"/>
             </w:rPr>
             <w:fldChar w:fldCharType="end"/>
@@ -2148,7 +2127,7 @@
         <w:spacing w:line="221" w:lineRule="auto"/>
         <w:textAlignment w:val="baseline"/>
         <w:rPr>
-          <w:rFonts w:ascii="Times New Roman" w:hAnsi="Times New Roman" w:eastAsia="Times New Roman" w:cs="Times New Roman"/>
+          <w:rFonts w:ascii="Times New Roman" w:eastAsia="Times New Roman" w:hAnsi="Times New Roman" w:cs="Times New Roman"/>
           <w:snapToGrid w:val="0"/>
           <w:color w:val="000000"/>
           <w:kern w:val="0"/>
@@ -2159,13 +2138,13 @@
         <w:sectPr>
           <w:pgSz w:w="11906" w:h="16839"/>
           <w:pgMar w:top="1431" w:right="1710" w:bottom="0" w:left="1704" w:header="0" w:footer="0" w:gutter="0"/>
-          <w:cols w:space="720" w:num="1"/>
+          <w:cols w:num="1" w:space="720"/>
         </w:sectPr>
       </w:pPr>
     </w:p>
     <w:p>
       <w:pPr>
-        <w:pStyle w:val="26"/>
+        <w:pStyle w:val="1"/>
         <w:keepNext w:val="0"/>
         <w:keepLines w:val="0"/>
         <w:pageBreakBefore w:val="0"/>
@@ -2181,76 +2160,9 @@
         <w:snapToGrid w:val="0"/>
         <w:textAlignment w:val="baseline"/>
       </w:pPr>
-      <w:bookmarkStart w:id="3" w:name="_Toc4587"/>
+      <w:bookmarkStart w:id="4" w:name="_Toc4587"/>
       <w:r>
         <w:t>目的</w:t>
-      </w:r>
-      <w:bookmarkEnd w:id="3"/>
-    </w:p>
-    <w:p>
-      <w:pPr>
-        <w:keepNext w:val="0"/>
-        <w:keepLines w:val="0"/>
-        <w:pageBreakBefore w:val="0"/>
-        <w:widowControl w:val="0"/>
-        <w:kinsoku w:val="0"/>
-        <w:wordWrap/>
-        <w:overflowPunct/>
-        <w:topLinePunct w:val="0"/>
-        <w:autoSpaceDE w:val="0"/>
-        <w:autoSpaceDN w:val="0"/>
-        <w:bidi w:val="0"/>
-        <w:adjustRightInd w:val="0"/>
-        <w:snapToGrid w:val="0"/>
-        <w:spacing w:line="360" w:lineRule="auto"/>
-        <w:ind w:firstLine="476" w:firstLineChars="200"/>
-        <w:textAlignment w:val="baseline"/>
-        <w:rPr>
-          <w:rFonts w:ascii="宋体" w:hAnsi="宋体" w:eastAsia="宋体" w:cs="宋体"/>
-          <w:sz w:val="24"/>
-          <w:szCs w:val="24"/>
-        </w:rPr>
-      </w:pPr>
-      <w:r>
-        <w:rPr>
-          <w:rFonts w:ascii="宋体" w:hAnsi="宋体" w:eastAsia="宋体" w:cs="宋体"/>
-          <w:spacing w:val="-1"/>
-          <w:sz w:val="24"/>
-          <w:szCs w:val="24"/>
-        </w:rPr>
-        <w:t>依据我公司运维服务业务定位和能力，策划运行维护服务对象的服务</w:t>
-      </w:r>
-      <w:r>
-        <w:rPr>
-          <w:rFonts w:ascii="宋体" w:hAnsi="宋体" w:eastAsia="宋体" w:cs="宋体"/>
-          <w:spacing w:val="-4"/>
-          <w:sz w:val="24"/>
-          <w:szCs w:val="24"/>
-        </w:rPr>
-        <w:t>内容和要求，提高服务质量特制定此服务目录。</w:t>
-      </w:r>
-    </w:p>
-    <w:p>
-      <w:pPr>
-        <w:pStyle w:val="26"/>
-        <w:keepNext w:val="0"/>
-        <w:keepLines w:val="0"/>
-        <w:pageBreakBefore w:val="0"/>
-        <w:widowControl w:val="0"/>
-        <w:kinsoku w:val="0"/>
-        <w:wordWrap/>
-        <w:overflowPunct/>
-        <w:topLinePunct w:val="0"/>
-        <w:autoSpaceDE w:val="0"/>
-        <w:autoSpaceDN w:val="0"/>
-        <w:bidi w:val="0"/>
-        <w:adjustRightInd w:val="0"/>
-        <w:snapToGrid w:val="0"/>
-        <w:textAlignment w:val="baseline"/>
-      </w:pPr>
-      <w:bookmarkStart w:id="4" w:name="_Toc10541"/>
-      <w:r>
-        <w:t>适用范围</w:t>
       </w:r>
       <w:bookmarkEnd w:id="4"/>
     </w:p>
@@ -2270,28 +2182,36 @@
         <w:adjustRightInd w:val="0"/>
         <w:snapToGrid w:val="0"/>
         <w:spacing w:line="360" w:lineRule="auto"/>
-        <w:ind w:firstLine="464" w:firstLineChars="200"/>
+        <w:ind w:firstLine="420" w:firstLineChars="200"/>
         <w:textAlignment w:val="baseline"/>
         <w:rPr>
-          <w:rFonts w:ascii="宋体" w:hAnsi="宋体" w:eastAsia="宋体" w:cs="宋体"/>
+          <w:rFonts w:ascii="宋体" w:eastAsia="宋体" w:hAnsi="宋体" w:cs="宋体"/>
+          <w:sz w:val="24"/>
+          <w:szCs w:val="24"/>
+        </w:rPr>
+      </w:pPr>
+      <w:r>
+        <w:rPr>
+          <w:rFonts w:ascii="宋体" w:eastAsia="宋体" w:hAnsi="宋体" w:cs="宋体"/>
+          <w:spacing w:val="-1"/>
+          <w:sz w:val="24"/>
+          <w:szCs w:val="24"/>
+        </w:rPr>
+        <w:t>依据我公司运维服务业务定位和能力，策划运行维护服务对象的服务</w:t>
+      </w:r>
+      <w:r>
+        <w:rPr>
+          <w:rFonts w:ascii="宋体" w:eastAsia="宋体" w:hAnsi="宋体" w:cs="宋体"/>
           <w:spacing w:val="-4"/>
           <w:sz w:val="24"/>
           <w:szCs w:val="24"/>
         </w:rPr>
-      </w:pPr>
-      <w:r>
-        <w:rPr>
-          <w:rFonts w:ascii="宋体" w:hAnsi="宋体" w:eastAsia="宋体" w:cs="宋体"/>
-          <w:spacing w:val="-4"/>
-          <w:sz w:val="24"/>
-          <w:szCs w:val="24"/>
-        </w:rPr>
-        <w:t>本手册适用于本公司参与运维服务业务的部门和人员</w:t>
+        <w:t>内容和要求，提高服务质量特制定此服务目录。</w:t>
       </w:r>
     </w:p>
     <w:p>
       <w:pPr>
-        <w:pStyle w:val="26"/>
+        <w:pStyle w:val="1"/>
         <w:keepNext w:val="0"/>
         <w:keepLines w:val="0"/>
         <w:pageBreakBefore w:val="0"/>
@@ -2307,15 +2227,74 @@
         <w:snapToGrid w:val="0"/>
         <w:textAlignment w:val="baseline"/>
       </w:pPr>
-      <w:bookmarkStart w:id="5" w:name="_Toc5256"/>
-      <w:r>
-        <w:t>引用文件</w:t>
+      <w:bookmarkStart w:id="5" w:name="_Toc10541"/>
+      <w:r>
+        <w:t>适用范围</w:t>
       </w:r>
       <w:bookmarkEnd w:id="5"/>
     </w:p>
     <w:p>
       <w:pPr>
-        <w:pStyle w:val="12"/>
+        <w:keepNext w:val="0"/>
+        <w:keepLines w:val="0"/>
+        <w:pageBreakBefore w:val="0"/>
+        <w:widowControl w:val="0"/>
+        <w:kinsoku w:val="0"/>
+        <w:wordWrap/>
+        <w:overflowPunct/>
+        <w:topLinePunct w:val="0"/>
+        <w:autoSpaceDE w:val="0"/>
+        <w:autoSpaceDN w:val="0"/>
+        <w:bidi w:val="0"/>
+        <w:adjustRightInd w:val="0"/>
+        <w:snapToGrid w:val="0"/>
+        <w:spacing w:line="360" w:lineRule="auto"/>
+        <w:ind w:firstLine="420" w:firstLineChars="200"/>
+        <w:textAlignment w:val="baseline"/>
+        <w:rPr>
+          <w:rFonts w:ascii="宋体" w:eastAsia="宋体" w:hAnsi="宋体" w:cs="宋体"/>
+          <w:spacing w:val="-4"/>
+          <w:sz w:val="24"/>
+          <w:szCs w:val="24"/>
+        </w:rPr>
+      </w:pPr>
+      <w:r>
+        <w:rPr>
+          <w:rFonts w:ascii="宋体" w:eastAsia="宋体" w:hAnsi="宋体" w:cs="宋体"/>
+          <w:spacing w:val="-4"/>
+          <w:sz w:val="24"/>
+          <w:szCs w:val="24"/>
+        </w:rPr>
+        <w:t>本手册适用于本公司参与运维服务业务的部门和人员</w:t>
+      </w:r>
+    </w:p>
+    <w:p>
+      <w:pPr>
+        <w:pStyle w:val="1"/>
+        <w:keepNext w:val="0"/>
+        <w:keepLines w:val="0"/>
+        <w:pageBreakBefore w:val="0"/>
+        <w:widowControl w:val="0"/>
+        <w:kinsoku w:val="0"/>
+        <w:wordWrap/>
+        <w:overflowPunct/>
+        <w:topLinePunct w:val="0"/>
+        <w:autoSpaceDE w:val="0"/>
+        <w:autoSpaceDN w:val="0"/>
+        <w:bidi w:val="0"/>
+        <w:adjustRightInd w:val="0"/>
+        <w:snapToGrid w:val="0"/>
+        <w:textAlignment w:val="baseline"/>
+      </w:pPr>
+      <w:bookmarkStart w:id="6" w:name="_Toc5256"/>
+      <w:r>
+        <w:t>引用文件</w:t>
+      </w:r>
+      <w:bookmarkEnd w:id="6"/>
+    </w:p>
+    <w:p>
+      <w:pPr>
+        <w:pStyle w:val="BodyText"/>
         <w:keepNext w:val="0"/>
         <w:keepLines w:val="0"/>
         <w:pageBreakBefore w:val="0"/>
@@ -2334,10 +2313,10 @@
         <w:adjustRightInd w:val="0"/>
         <w:snapToGrid w:val="0"/>
         <w:spacing w:line="360" w:lineRule="auto"/>
-        <w:ind w:left="425" w:leftChars="0" w:right="0" w:hanging="425" w:firstLineChars="0"/>
+        <w:ind w:left="425" w:right="0" w:hanging="425" w:leftChars="0" w:firstLineChars="0"/>
         <w:textAlignment w:val="baseline"/>
         <w:rPr>
-          <w:rFonts w:ascii="宋体" w:hAnsi="宋体" w:eastAsia="宋体" w:cs="宋体"/>
+          <w:rFonts w:ascii="宋体" w:eastAsia="宋体" w:hAnsi="宋体" w:cs="宋体"/>
           <w:sz w:val="24"/>
           <w:szCs w:val="24"/>
         </w:rPr>
@@ -2353,7 +2332,7 @@
       </w:r>
       <w:r>
         <w:rPr>
-          <w:rFonts w:ascii="宋体" w:hAnsi="宋体" w:eastAsia="宋体" w:cs="宋体"/>
+          <w:rFonts w:ascii="宋体" w:eastAsia="宋体" w:hAnsi="宋体" w:cs="宋体"/>
           <w:position w:val="1"/>
           <w:sz w:val="24"/>
           <w:szCs w:val="24"/>
@@ -2362,7 +2341,7 @@
       </w:r>
       <w:r>
         <w:rPr>
-          <w:rFonts w:ascii="宋体" w:hAnsi="宋体" w:eastAsia="宋体" w:cs="宋体"/>
+          <w:rFonts w:ascii="宋体" w:eastAsia="宋体" w:hAnsi="宋体" w:cs="宋体"/>
           <w:spacing w:val="-1"/>
           <w:position w:val="1"/>
           <w:sz w:val="24"/>
@@ -2373,7 +2352,7 @@
     </w:p>
     <w:p>
       <w:pPr>
-        <w:pStyle w:val="12"/>
+        <w:pStyle w:val="BodyText"/>
         <w:keepNext w:val="0"/>
         <w:keepLines w:val="0"/>
         <w:pageBreakBefore w:val="0"/>
@@ -2392,10 +2371,10 @@
         <w:adjustRightInd w:val="0"/>
         <w:snapToGrid w:val="0"/>
         <w:spacing w:line="360" w:lineRule="auto"/>
-        <w:ind w:left="425" w:leftChars="0" w:right="0" w:hanging="425" w:firstLineChars="0"/>
+        <w:ind w:left="425" w:right="0" w:hanging="425" w:leftChars="0" w:firstLineChars="0"/>
         <w:textAlignment w:val="baseline"/>
         <w:rPr>
-          <w:rFonts w:ascii="宋体" w:hAnsi="宋体" w:eastAsia="宋体" w:cs="宋体"/>
+          <w:rFonts w:ascii="宋体" w:eastAsia="宋体" w:hAnsi="宋体" w:cs="宋体"/>
           <w:sz w:val="24"/>
           <w:szCs w:val="24"/>
         </w:rPr>
@@ -2419,7 +2398,7 @@
       </w:r>
       <w:r>
         <w:rPr>
-          <w:rFonts w:hint="eastAsia" w:eastAsia="宋体"/>
+          <w:rFonts w:eastAsia="宋体" w:hint="eastAsia"/>
           <w:spacing w:val="-1"/>
           <w:position w:val="1"/>
           <w:sz w:val="24"/>
@@ -2439,7 +2418,7 @@
       </w:r>
       <w:r>
         <w:rPr>
-          <w:rFonts w:ascii="宋体" w:hAnsi="宋体" w:eastAsia="宋体" w:cs="宋体"/>
+          <w:rFonts w:ascii="宋体" w:eastAsia="宋体" w:hAnsi="宋体" w:cs="宋体"/>
           <w:spacing w:val="-1"/>
           <w:position w:val="1"/>
           <w:sz w:val="24"/>
@@ -2449,7 +2428,7 @@
       </w:r>
       <w:r>
         <w:rPr>
-          <w:rFonts w:ascii="宋体" w:hAnsi="宋体" w:eastAsia="宋体" w:cs="宋体"/>
+          <w:rFonts w:ascii="宋体" w:eastAsia="宋体" w:hAnsi="宋体" w:cs="宋体"/>
           <w:spacing w:val="-34"/>
           <w:position w:val="1"/>
           <w:sz w:val="24"/>
@@ -2477,7 +2456,7 @@
       </w:r>
       <w:r>
         <w:rPr>
-          <w:rFonts w:ascii="宋体" w:hAnsi="宋体" w:eastAsia="宋体" w:cs="宋体"/>
+          <w:rFonts w:ascii="宋体" w:eastAsia="宋体" w:hAnsi="宋体" w:cs="宋体"/>
           <w:spacing w:val="-1"/>
           <w:position w:val="1"/>
           <w:sz w:val="24"/>
@@ -2488,7 +2467,7 @@
     </w:p>
     <w:p>
       <w:pPr>
-        <w:pStyle w:val="12"/>
+        <w:pStyle w:val="BodyText"/>
         <w:keepNext w:val="0"/>
         <w:keepLines w:val="0"/>
         <w:pageBreakBefore w:val="0"/>
@@ -2507,10 +2486,10 @@
         <w:adjustRightInd w:val="0"/>
         <w:snapToGrid w:val="0"/>
         <w:spacing w:line="360" w:lineRule="auto"/>
-        <w:ind w:left="425" w:leftChars="0" w:right="0" w:hanging="425" w:firstLineChars="0"/>
+        <w:ind w:left="425" w:right="0" w:hanging="425" w:leftChars="0" w:firstLineChars="0"/>
         <w:textAlignment w:val="baseline"/>
         <w:rPr>
-          <w:rFonts w:ascii="宋体" w:hAnsi="宋体" w:eastAsia="宋体" w:cs="宋体"/>
+          <w:rFonts w:ascii="宋体" w:eastAsia="宋体" w:hAnsi="宋体" w:cs="宋体"/>
           <w:sz w:val="24"/>
           <w:szCs w:val="24"/>
         </w:rPr>
@@ -2525,7 +2504,7 @@
       </w:r>
       <w:r>
         <w:rPr>
-          <w:rFonts w:ascii="宋体" w:hAnsi="宋体" w:eastAsia="宋体" w:cs="宋体"/>
+          <w:rFonts w:ascii="宋体" w:eastAsia="宋体" w:hAnsi="宋体" w:cs="宋体"/>
           <w:position w:val="1"/>
           <w:sz w:val="24"/>
           <w:szCs w:val="24"/>
@@ -2534,7 +2513,7 @@
       </w:r>
       <w:r>
         <w:rPr>
-          <w:rFonts w:ascii="宋体" w:hAnsi="宋体" w:eastAsia="宋体" w:cs="宋体"/>
+          <w:rFonts w:ascii="宋体" w:eastAsia="宋体" w:hAnsi="宋体" w:cs="宋体"/>
           <w:spacing w:val="12"/>
           <w:position w:val="1"/>
           <w:sz w:val="24"/>
@@ -2544,7 +2523,7 @@
       </w:r>
       <w:r>
         <w:rPr>
-          <w:rFonts w:ascii="宋体" w:hAnsi="宋体" w:eastAsia="宋体" w:cs="宋体"/>
+          <w:rFonts w:ascii="宋体" w:eastAsia="宋体" w:hAnsi="宋体" w:cs="宋体"/>
           <w:position w:val="1"/>
           <w:sz w:val="24"/>
           <w:szCs w:val="24"/>
@@ -2553,7 +2532,7 @@
       </w:r>
       <w:r>
         <w:rPr>
-          <w:rFonts w:ascii="宋体" w:hAnsi="宋体" w:eastAsia="宋体" w:cs="宋体"/>
+          <w:rFonts w:ascii="宋体" w:eastAsia="宋体" w:hAnsi="宋体" w:cs="宋体"/>
           <w:spacing w:val="-1"/>
           <w:position w:val="1"/>
           <w:sz w:val="24"/>
@@ -2564,7 +2543,7 @@
     </w:p>
     <w:p>
       <w:pPr>
-        <w:pStyle w:val="12"/>
+        <w:pStyle w:val="BodyText"/>
         <w:keepNext w:val="0"/>
         <w:keepLines w:val="0"/>
         <w:pageBreakBefore w:val="0"/>
@@ -2583,10 +2562,10 @@
         <w:adjustRightInd w:val="0"/>
         <w:snapToGrid w:val="0"/>
         <w:spacing w:line="360" w:lineRule="auto"/>
-        <w:ind w:left="425" w:leftChars="0" w:right="0" w:hanging="425" w:firstLineChars="0"/>
+        <w:ind w:left="425" w:right="0" w:hanging="425" w:leftChars="0" w:firstLineChars="0"/>
         <w:textAlignment w:val="baseline"/>
         <w:rPr>
-          <w:rFonts w:ascii="宋体" w:hAnsi="宋体" w:eastAsia="宋体" w:cs="宋体"/>
+          <w:rFonts w:ascii="宋体" w:eastAsia="宋体" w:hAnsi="宋体" w:cs="宋体"/>
           <w:sz w:val="24"/>
           <w:szCs w:val="24"/>
         </w:rPr>
@@ -2601,7 +2580,7 @@
       </w:r>
       <w:r>
         <w:rPr>
-          <w:rFonts w:ascii="宋体" w:hAnsi="宋体" w:eastAsia="宋体" w:cs="宋体"/>
+          <w:rFonts w:ascii="宋体" w:eastAsia="宋体" w:hAnsi="宋体" w:cs="宋体"/>
           <w:position w:val="1"/>
           <w:sz w:val="24"/>
           <w:szCs w:val="24"/>
@@ -2610,7 +2589,7 @@
       </w:r>
       <w:r>
         <w:rPr>
-          <w:rFonts w:ascii="宋体" w:hAnsi="宋体" w:eastAsia="宋体" w:cs="宋体"/>
+          <w:rFonts w:ascii="宋体" w:eastAsia="宋体" w:hAnsi="宋体" w:cs="宋体"/>
           <w:spacing w:val="-53"/>
           <w:position w:val="1"/>
           <w:sz w:val="24"/>
@@ -2637,7 +2616,7 @@
       </w:r>
       <w:r>
         <w:rPr>
-          <w:rFonts w:ascii="宋体" w:hAnsi="宋体" w:eastAsia="宋体" w:cs="宋体"/>
+          <w:rFonts w:ascii="宋体" w:eastAsia="宋体" w:hAnsi="宋体" w:cs="宋体"/>
           <w:position w:val="1"/>
           <w:sz w:val="24"/>
           <w:szCs w:val="24"/>
@@ -2654,7 +2633,7 @@
       </w:r>
       <w:r>
         <w:rPr>
-          <w:rFonts w:ascii="宋体" w:hAnsi="宋体" w:eastAsia="宋体" w:cs="宋体"/>
+          <w:rFonts w:ascii="宋体" w:eastAsia="宋体" w:hAnsi="宋体" w:cs="宋体"/>
           <w:position w:val="1"/>
           <w:sz w:val="24"/>
           <w:szCs w:val="24"/>
@@ -2663,7 +2642,7 @@
       </w:r>
       <w:r>
         <w:rPr>
-          <w:rFonts w:ascii="宋体" w:hAnsi="宋体" w:eastAsia="宋体" w:cs="宋体"/>
+          <w:rFonts w:ascii="宋体" w:eastAsia="宋体" w:hAnsi="宋体" w:cs="宋体"/>
           <w:spacing w:val="-1"/>
           <w:position w:val="1"/>
           <w:sz w:val="24"/>
@@ -2674,7 +2653,7 @@
     </w:p>
     <w:p>
       <w:pPr>
-        <w:pStyle w:val="12"/>
+        <w:pStyle w:val="BodyText"/>
         <w:keepNext w:val="0"/>
         <w:keepLines w:val="0"/>
         <w:pageBreakBefore w:val="0"/>
@@ -2693,10 +2672,10 @@
         <w:adjustRightInd w:val="0"/>
         <w:snapToGrid w:val="0"/>
         <w:spacing w:line="360" w:lineRule="auto"/>
-        <w:ind w:left="425" w:leftChars="0" w:right="0" w:hanging="425" w:firstLineChars="0"/>
+        <w:ind w:left="425" w:right="0" w:hanging="425" w:leftChars="0" w:firstLineChars="0"/>
         <w:textAlignment w:val="baseline"/>
         <w:rPr>
-          <w:rFonts w:ascii="宋体" w:hAnsi="宋体" w:eastAsia="宋体" w:cs="宋体"/>
+          <w:rFonts w:ascii="宋体" w:eastAsia="宋体" w:hAnsi="宋体" w:cs="宋体"/>
           <w:sz w:val="24"/>
           <w:szCs w:val="24"/>
         </w:rPr>
@@ -2735,7 +2714,7 @@
       </w:r>
       <w:r>
         <w:rPr>
-          <w:rFonts w:ascii="宋体" w:hAnsi="宋体" w:eastAsia="宋体" w:cs="宋体"/>
+          <w:rFonts w:ascii="宋体" w:eastAsia="宋体" w:hAnsi="宋体" w:cs="宋体"/>
           <w:spacing w:val="-1"/>
           <w:sz w:val="24"/>
           <w:szCs w:val="24"/>
@@ -2744,7 +2723,7 @@
       </w:r>
       <w:r>
         <w:rPr>
-          <w:rFonts w:ascii="宋体" w:hAnsi="宋体" w:eastAsia="宋体" w:cs="宋体"/>
+          <w:rFonts w:ascii="宋体" w:eastAsia="宋体" w:hAnsi="宋体" w:cs="宋体"/>
           <w:spacing w:val="37"/>
           <w:sz w:val="24"/>
           <w:szCs w:val="24"/>
@@ -2753,7 +2732,7 @@
       </w:r>
       <w:r>
         <w:rPr>
-          <w:rFonts w:ascii="宋体" w:hAnsi="宋体" w:eastAsia="宋体" w:cs="宋体"/>
+          <w:rFonts w:ascii="宋体" w:eastAsia="宋体" w:hAnsi="宋体" w:cs="宋体"/>
           <w:spacing w:val="-1"/>
           <w:sz w:val="24"/>
           <w:szCs w:val="24"/>
@@ -2762,7 +2741,7 @@
       </w:r>
       <w:r>
         <w:rPr>
-          <w:rFonts w:ascii="宋体" w:hAnsi="宋体" w:eastAsia="宋体" w:cs="宋体"/>
+          <w:rFonts w:ascii="宋体" w:eastAsia="宋体" w:hAnsi="宋体" w:cs="宋体"/>
           <w:spacing w:val="37"/>
           <w:sz w:val="24"/>
           <w:szCs w:val="24"/>
@@ -2771,7 +2750,7 @@
       </w:r>
       <w:r>
         <w:rPr>
-          <w:rFonts w:ascii="宋体" w:hAnsi="宋体" w:eastAsia="宋体" w:cs="宋体"/>
+          <w:rFonts w:ascii="宋体" w:eastAsia="宋体" w:hAnsi="宋体" w:cs="宋体"/>
           <w:spacing w:val="-1"/>
           <w:sz w:val="24"/>
           <w:szCs w:val="24"/>
@@ -2780,7 +2759,7 @@
       </w:r>
       <w:r>
         <w:rPr>
-          <w:rFonts w:ascii="宋体" w:hAnsi="宋体" w:eastAsia="宋体" w:cs="宋体"/>
+          <w:rFonts w:ascii="宋体" w:eastAsia="宋体" w:hAnsi="宋体" w:cs="宋体"/>
           <w:spacing w:val="-50"/>
           <w:sz w:val="24"/>
           <w:szCs w:val="24"/>
@@ -2797,7 +2776,7 @@
       </w:r>
       <w:r>
         <w:rPr>
-          <w:rFonts w:ascii="宋体" w:hAnsi="宋体" w:eastAsia="宋体" w:cs="宋体"/>
+          <w:rFonts w:ascii="宋体" w:eastAsia="宋体" w:hAnsi="宋体" w:cs="宋体"/>
           <w:spacing w:val="-1"/>
           <w:sz w:val="24"/>
           <w:szCs w:val="24"/>
@@ -2814,7 +2793,7 @@
       </w:r>
       <w:r>
         <w:rPr>
-          <w:rFonts w:ascii="宋体" w:hAnsi="宋体" w:eastAsia="宋体" w:cs="宋体"/>
+          <w:rFonts w:ascii="宋体" w:eastAsia="宋体" w:hAnsi="宋体" w:cs="宋体"/>
           <w:spacing w:val="-1"/>
           <w:sz w:val="24"/>
           <w:szCs w:val="24"/>
@@ -2823,7 +2802,7 @@
       </w:r>
       <w:r>
         <w:rPr>
-          <w:rFonts w:ascii="宋体" w:hAnsi="宋体" w:eastAsia="宋体" w:cs="宋体"/>
+          <w:rFonts w:ascii="宋体" w:eastAsia="宋体" w:hAnsi="宋体" w:cs="宋体"/>
           <w:spacing w:val="-8"/>
           <w:sz w:val="24"/>
           <w:szCs w:val="24"/>
@@ -2833,7 +2812,7 @@
     </w:p>
     <w:p>
       <w:pPr>
-        <w:pStyle w:val="12"/>
+        <w:pStyle w:val="BodyText"/>
         <w:keepNext w:val="0"/>
         <w:keepLines w:val="0"/>
         <w:pageBreakBefore w:val="0"/>
@@ -2852,17 +2831,17 @@
         <w:adjustRightInd w:val="0"/>
         <w:snapToGrid w:val="0"/>
         <w:spacing w:line="360" w:lineRule="auto"/>
-        <w:ind w:left="425" w:leftChars="0" w:right="0" w:hanging="425" w:firstLineChars="0"/>
+        <w:ind w:left="425" w:right="0" w:hanging="425" w:leftChars="0" w:firstLineChars="0"/>
         <w:textAlignment w:val="baseline"/>
         <w:rPr>
-          <w:rFonts w:ascii="宋体" w:hAnsi="宋体" w:eastAsia="宋体" w:cs="宋体"/>
+          <w:rFonts w:ascii="宋体" w:eastAsia="宋体" w:hAnsi="宋体" w:cs="宋体"/>
           <w:sz w:val="24"/>
           <w:szCs w:val="24"/>
         </w:rPr>
       </w:pPr>
       <w:r>
         <w:rPr>
-          <w:rFonts w:ascii="宋体" w:hAnsi="宋体" w:eastAsia="宋体" w:cs="宋体"/>
+          <w:rFonts w:ascii="宋体" w:eastAsia="宋体" w:hAnsi="宋体" w:cs="宋体"/>
           <w:spacing w:val="-3"/>
           <w:position w:val="1"/>
           <w:sz w:val="24"/>
@@ -2873,7 +2852,7 @@
     </w:p>
     <w:p>
       <w:pPr>
-        <w:pStyle w:val="26"/>
+        <w:pStyle w:val="1"/>
         <w:keepNext w:val="0"/>
         <w:keepLines w:val="0"/>
         <w:pageBreakBefore w:val="0"/>
@@ -2889,11 +2868,11 @@
         <w:snapToGrid w:val="0"/>
         <w:textAlignment w:val="baseline"/>
       </w:pPr>
-      <w:bookmarkStart w:id="6" w:name="_Toc12805"/>
+      <w:bookmarkStart w:id="7" w:name="_Toc12805"/>
       <w:r>
         <w:t>术语与定义</w:t>
       </w:r>
-      <w:bookmarkEnd w:id="6"/>
+      <w:bookmarkEnd w:id="7"/>
     </w:p>
     <w:p>
       <w:pPr>
@@ -2914,14 +2893,14 @@
         <w:ind w:left="450"/>
         <w:textAlignment w:val="baseline"/>
         <w:rPr>
-          <w:rFonts w:ascii="宋体" w:hAnsi="宋体" w:eastAsia="宋体" w:cs="宋体"/>
+          <w:rFonts w:ascii="宋体" w:eastAsia="宋体" w:hAnsi="宋体" w:cs="宋体"/>
           <w:sz w:val="24"/>
           <w:szCs w:val="24"/>
         </w:rPr>
       </w:pPr>
       <w:r>
         <w:rPr>
-          <w:rFonts w:ascii="宋体" w:hAnsi="宋体" w:eastAsia="宋体" w:cs="宋体"/>
+          <w:rFonts w:ascii="宋体" w:eastAsia="宋体" w:hAnsi="宋体" w:cs="宋体"/>
           <w:sz w:val="24"/>
           <w:szCs w:val="24"/>
         </w:rPr>
@@ -2930,7 +2909,7 @@
     </w:p>
     <w:p>
       <w:pPr>
-        <w:pStyle w:val="26"/>
+        <w:pStyle w:val="1"/>
         <w:keepNext w:val="0"/>
         <w:keepLines w:val="0"/>
         <w:pageBreakBefore w:val="0"/>
@@ -2946,11 +2925,11 @@
         <w:snapToGrid w:val="0"/>
         <w:textAlignment w:val="baseline"/>
       </w:pPr>
-      <w:bookmarkStart w:id="7" w:name="_Toc8718"/>
+      <w:bookmarkStart w:id="8" w:name="_Toc8718"/>
       <w:r>
         <w:t>角色与职责</w:t>
       </w:r>
-      <w:bookmarkEnd w:id="7"/>
+      <w:bookmarkEnd w:id="8"/>
     </w:p>
     <w:p>
       <w:pPr>
@@ -2973,16 +2952,16 @@
     </w:p>
     <w:tbl>
       <w:tblPr>
-        <w:tblStyle w:val="24"/>
+        <w:tblStyle w:val="TableNormal0"/>
         <w:tblW w:w="8364" w:type="dxa"/>
         <w:tblInd w:w="440" w:type="dxa"/>
         <w:tblBorders>
-          <w:top w:val="single" w:color="000000" w:sz="4" w:space="0"/>
-          <w:left w:val="single" w:color="000000" w:sz="4" w:space="0"/>
-          <w:bottom w:val="single" w:color="000000" w:sz="4" w:space="0"/>
-          <w:right w:val="single" w:color="000000" w:sz="4" w:space="0"/>
-          <w:insideH w:val="single" w:color="000000" w:sz="4" w:space="0"/>
-          <w:insideV w:val="single" w:color="000000" w:sz="4" w:space="0"/>
+          <w:top w:val="single" w:sz="4" w:space="0" w:color="000000"/>
+          <w:left w:val="single" w:sz="4" w:space="0" w:color="000000"/>
+          <w:bottom w:val="single" w:sz="4" w:space="0" w:color="000000"/>
+          <w:right w:val="single" w:sz="4" w:space="0" w:color="000000"/>
+          <w:insideH w:val="single" w:sz="4" w:space="0" w:color="000000"/>
+          <w:insideV w:val="single" w:sz="4" w:space="0" w:color="000000"/>
         </w:tblBorders>
         <w:tblLayout w:type="fixed"/>
         <w:tblCellMar>
@@ -2998,14 +2977,17 @@
       </w:tblGrid>
       <w:tr>
         <w:tblPrEx>
+          <w:tblW w:w="8364" w:type="dxa"/>
+          <w:tblInd w:w="440" w:type="dxa"/>
           <w:tblBorders>
-            <w:top w:val="single" w:color="000000" w:sz="4" w:space="0"/>
-            <w:left w:val="single" w:color="000000" w:sz="4" w:space="0"/>
-            <w:bottom w:val="single" w:color="000000" w:sz="4" w:space="0"/>
-            <w:right w:val="single" w:color="000000" w:sz="4" w:space="0"/>
-            <w:insideH w:val="single" w:color="000000" w:sz="4" w:space="0"/>
-            <w:insideV w:val="single" w:color="000000" w:sz="4" w:space="0"/>
+            <w:top w:val="single" w:sz="4" w:space="0" w:color="000000"/>
+            <w:left w:val="single" w:sz="4" w:space="0" w:color="000000"/>
+            <w:bottom w:val="single" w:sz="4" w:space="0" w:color="000000"/>
+            <w:right w:val="single" w:sz="4" w:space="0" w:color="000000"/>
+            <w:insideH w:val="single" w:sz="4" w:space="0" w:color="000000"/>
+            <w:insideV w:val="single" w:sz="4" w:space="0" w:color="000000"/>
           </w:tblBorders>
+          <w:tblLayout w:type="fixed"/>
           <w:tblCellMar>
             <w:top w:w="0" w:type="dxa"/>
             <w:left w:w="0" w:type="dxa"/>
@@ -3014,7 +2996,7 @@
           </w:tblCellMar>
         </w:tblPrEx>
         <w:trPr>
-          <w:trHeight w:val="491" w:hRule="atLeast"/>
+          <w:trHeight w:val="491"/>
         </w:trPr>
         <w:tc>
           <w:tcPr>
@@ -3023,7 +3005,7 @@
           </w:tcPr>
           <w:p>
             <w:pPr>
-              <w:pStyle w:val="25"/>
+              <w:pStyle w:val="TableText"/>
               <w:keepNext w:val="0"/>
               <w:keepLines w:val="0"/>
               <w:pageBreakBefore w:val="0"/>
@@ -3058,7 +3040,7 @@
           </w:tcPr>
           <w:p>
             <w:pPr>
-              <w:pStyle w:val="25"/>
+              <w:pStyle w:val="TableText"/>
               <w:keepNext w:val="0"/>
               <w:keepLines w:val="0"/>
               <w:pageBreakBefore w:val="0"/>
@@ -3089,14 +3071,9 @@
       </w:tr>
       <w:tr>
         <w:tblPrEx>
-          <w:tblBorders>
-            <w:top w:val="single" w:color="000000" w:sz="4" w:space="0"/>
-            <w:left w:val="single" w:color="000000" w:sz="4" w:space="0"/>
-            <w:bottom w:val="single" w:color="000000" w:sz="4" w:space="0"/>
-            <w:right w:val="single" w:color="000000" w:sz="4" w:space="0"/>
-            <w:insideH w:val="single" w:color="000000" w:sz="4" w:space="0"/>
-            <w:insideV w:val="single" w:color="000000" w:sz="4" w:space="0"/>
-          </w:tblBorders>
+          <w:tblW w:w="8364" w:type="dxa"/>
+          <w:tblInd w:w="440" w:type="dxa"/>
+          <w:tblLayout w:type="fixed"/>
           <w:tblCellMar>
             <w:top w:w="0" w:type="dxa"/>
             <w:left w:w="0" w:type="dxa"/>
@@ -3105,7 +3082,7 @@
           </w:tblCellMar>
         </w:tblPrEx>
         <w:trPr>
-          <w:trHeight w:val="2119" w:hRule="atLeast"/>
+          <w:trHeight w:val="2119"/>
         </w:trPr>
         <w:tc>
           <w:tcPr>
@@ -3159,7 +3136,7 @@
           </w:p>
           <w:p>
             <w:pPr>
-              <w:pStyle w:val="25"/>
+              <w:pStyle w:val="TableText"/>
               <w:keepNext w:val="0"/>
               <w:keepLines w:val="0"/>
               <w:pageBreakBefore w:val="0"/>
@@ -3191,7 +3168,7 @@
           </w:tcPr>
           <w:p>
             <w:pPr>
-              <w:pStyle w:val="25"/>
+              <w:pStyle w:val="TableText"/>
               <w:keepNext w:val="0"/>
               <w:keepLines w:val="0"/>
               <w:pageBreakBefore w:val="0"/>
@@ -3230,7 +3207,7 @@
                           <pic:cNvPicPr/>
                         </pic:nvPicPr>
                         <pic:blipFill>
-                          <a:blip r:embed="rId7"/>
+                          <a:blip xmlns:r="http://schemas.openxmlformats.org/officeDocument/2006/relationships" r:embed="rId4"/>
                           <a:stretch>
                             <a:fillRect/>
                           </a:stretch>
@@ -3259,7 +3236,7 @@
           </w:p>
           <w:p>
             <w:pPr>
-              <w:pStyle w:val="25"/>
+              <w:pStyle w:val="TableText"/>
               <w:keepNext w:val="0"/>
               <w:keepLines w:val="0"/>
               <w:pageBreakBefore w:val="0"/>
@@ -3298,7 +3275,7 @@
                           <pic:cNvPicPr/>
                         </pic:nvPicPr>
                         <pic:blipFill>
-                          <a:blip r:embed="rId7"/>
+                          <a:blip xmlns:r="http://schemas.openxmlformats.org/officeDocument/2006/relationships" r:embed="rId4"/>
                           <a:stretch>
                             <a:fillRect/>
                           </a:stretch>
@@ -3327,7 +3304,7 @@
           </w:p>
           <w:p>
             <w:pPr>
-              <w:pStyle w:val="25"/>
+              <w:pStyle w:val="TableText"/>
               <w:keepNext w:val="0"/>
               <w:keepLines w:val="0"/>
               <w:pageBreakBefore w:val="0"/>
@@ -3366,7 +3343,7 @@
                           <pic:cNvPicPr/>
                         </pic:nvPicPr>
                         <pic:blipFill>
-                          <a:blip r:embed="rId7"/>
+                          <a:blip xmlns:r="http://schemas.openxmlformats.org/officeDocument/2006/relationships" r:embed="rId4"/>
                           <a:stretch>
                             <a:fillRect/>
                           </a:stretch>
@@ -3395,7 +3372,7 @@
           </w:p>
           <w:p>
             <w:pPr>
-              <w:pStyle w:val="25"/>
+              <w:pStyle w:val="TableText"/>
               <w:keepNext w:val="0"/>
               <w:keepLines w:val="0"/>
               <w:pageBreakBefore w:val="0"/>
@@ -3427,14 +3404,9 @@
       </w:tr>
       <w:tr>
         <w:tblPrEx>
-          <w:tblBorders>
-            <w:top w:val="single" w:color="000000" w:sz="4" w:space="0"/>
-            <w:left w:val="single" w:color="000000" w:sz="4" w:space="0"/>
-            <w:bottom w:val="single" w:color="000000" w:sz="4" w:space="0"/>
-            <w:right w:val="single" w:color="000000" w:sz="4" w:space="0"/>
-            <w:insideH w:val="single" w:color="000000" w:sz="4" w:space="0"/>
-            <w:insideV w:val="single" w:color="000000" w:sz="4" w:space="0"/>
-          </w:tblBorders>
+          <w:tblW w:w="8364" w:type="dxa"/>
+          <w:tblInd w:w="440" w:type="dxa"/>
+          <w:tblLayout w:type="fixed"/>
           <w:tblCellMar>
             <w:top w:w="0" w:type="dxa"/>
             <w:left w:w="0" w:type="dxa"/>
@@ -3443,7 +3415,7 @@
           </w:tblCellMar>
         </w:tblPrEx>
         <w:trPr>
-          <w:trHeight w:val="2119" w:hRule="atLeast"/>
+          <w:trHeight w:val="2119"/>
         </w:trPr>
         <w:tc>
           <w:tcPr>
@@ -3682,7 +3654,7 @@
           </w:p>
           <w:p>
             <w:pPr>
-              <w:pStyle w:val="25"/>
+              <w:pStyle w:val="TableText"/>
               <w:keepNext w:val="0"/>
               <w:keepLines w:val="0"/>
               <w:pageBreakBefore w:val="0"/>
@@ -3700,7 +3672,7 @@
               <w:ind w:left="113" w:leftChars="0"/>
               <w:textAlignment w:val="baseline"/>
               <w:rPr>
-                <w:rFonts w:ascii="宋体" w:hAnsi="宋体" w:eastAsia="宋体" w:cs="宋体"/>
+                <w:rFonts w:ascii="宋体" w:eastAsia="宋体" w:hAnsi="宋体" w:cs="宋体"/>
                 <w:snapToGrid w:val="0"/>
                 <w:color w:val="000000"/>
                 <w:kern w:val="0"/>
@@ -3724,7 +3696,7 @@
           </w:tcPr>
           <w:p>
             <w:pPr>
-              <w:pStyle w:val="25"/>
+              <w:pStyle w:val="TableText"/>
               <w:keepNext w:val="0"/>
               <w:keepLines w:val="0"/>
               <w:pageBreakBefore w:val="0"/>
@@ -3760,7 +3732,7 @@
                           <pic:cNvPicPr/>
                         </pic:nvPicPr>
                         <pic:blipFill>
-                          <a:blip r:embed="rId7"/>
+                          <a:blip xmlns:r="http://schemas.openxmlformats.org/officeDocument/2006/relationships" r:embed="rId4"/>
                           <a:stretch>
                             <a:fillRect/>
                           </a:stretch>
@@ -3801,7 +3773,7 @@
           </w:p>
           <w:p>
             <w:pPr>
-              <w:pStyle w:val="25"/>
+              <w:pStyle w:val="TableText"/>
               <w:keepNext w:val="0"/>
               <w:keepLines w:val="0"/>
               <w:pageBreakBefore w:val="0"/>
@@ -3837,7 +3809,7 @@
                           <pic:cNvPicPr/>
                         </pic:nvPicPr>
                         <pic:blipFill>
-                          <a:blip r:embed="rId7"/>
+                          <a:blip xmlns:r="http://schemas.openxmlformats.org/officeDocument/2006/relationships" r:embed="rId4"/>
                           <a:stretch>
                             <a:fillRect/>
                           </a:stretch>
@@ -3896,7 +3868,7 @@
           </w:p>
           <w:p>
             <w:pPr>
-              <w:pStyle w:val="25"/>
+              <w:pStyle w:val="TableText"/>
               <w:keepNext w:val="0"/>
               <w:keepLines w:val="0"/>
               <w:pageBreakBefore w:val="0"/>
@@ -3932,7 +3904,7 @@
                           <pic:cNvPicPr/>
                         </pic:nvPicPr>
                         <pic:blipFill>
-                          <a:blip r:embed="rId8"/>
+                          <a:blip xmlns:r="http://schemas.openxmlformats.org/officeDocument/2006/relationships" r:embed="rId5"/>
                           <a:stretch>
                             <a:fillRect/>
                           </a:stretch>
@@ -3967,7 +3939,7 @@
           </w:p>
           <w:p>
             <w:pPr>
-              <w:pStyle w:val="25"/>
+              <w:pStyle w:val="TableText"/>
               <w:keepNext w:val="0"/>
               <w:keepLines w:val="0"/>
               <w:pageBreakBefore w:val="0"/>
@@ -4003,7 +3975,7 @@
                           <pic:cNvPicPr/>
                         </pic:nvPicPr>
                         <pic:blipFill>
-                          <a:blip r:embed="rId7"/>
+                          <a:blip xmlns:r="http://schemas.openxmlformats.org/officeDocument/2006/relationships" r:embed="rId4"/>
                           <a:stretch>
                             <a:fillRect/>
                           </a:stretch>
@@ -4044,7 +4016,7 @@
           </w:p>
           <w:p>
             <w:pPr>
-              <w:pStyle w:val="25"/>
+              <w:pStyle w:val="TableText"/>
               <w:keepNext w:val="0"/>
               <w:keepLines w:val="0"/>
               <w:pageBreakBefore w:val="0"/>
@@ -4080,7 +4052,7 @@
                           <pic:cNvPicPr/>
                         </pic:nvPicPr>
                         <pic:blipFill>
-                          <a:blip r:embed="rId7"/>
+                          <a:blip xmlns:r="http://schemas.openxmlformats.org/officeDocument/2006/relationships" r:embed="rId4"/>
                           <a:stretch>
                             <a:fillRect/>
                           </a:stretch>
@@ -4115,7 +4087,7 @@
           </w:p>
           <w:p>
             <w:pPr>
-              <w:pStyle w:val="25"/>
+              <w:pStyle w:val="TableText"/>
               <w:keepNext w:val="0"/>
               <w:keepLines w:val="0"/>
               <w:pageBreakBefore w:val="0"/>
@@ -4151,7 +4123,7 @@
                           <pic:cNvPicPr/>
                         </pic:nvPicPr>
                         <pic:blipFill>
-                          <a:blip r:embed="rId7"/>
+                          <a:blip xmlns:r="http://schemas.openxmlformats.org/officeDocument/2006/relationships" r:embed="rId4"/>
                           <a:stretch>
                             <a:fillRect/>
                           </a:stretch>
@@ -4186,7 +4158,7 @@
           </w:p>
           <w:p>
             <w:pPr>
-              <w:pStyle w:val="25"/>
+              <w:pStyle w:val="TableText"/>
               <w:keepNext w:val="0"/>
               <w:keepLines w:val="0"/>
               <w:pageBreakBefore w:val="0"/>
@@ -4222,7 +4194,7 @@
                           <pic:cNvPicPr/>
                         </pic:nvPicPr>
                         <pic:blipFill>
-                          <a:blip r:embed="rId8"/>
+                          <a:blip xmlns:r="http://schemas.openxmlformats.org/officeDocument/2006/relationships" r:embed="rId5"/>
                           <a:stretch>
                             <a:fillRect/>
                           </a:stretch>
@@ -4257,7 +4229,7 @@
           </w:p>
           <w:p>
             <w:pPr>
-              <w:pStyle w:val="25"/>
+              <w:pStyle w:val="TableText"/>
               <w:keepNext w:val="0"/>
               <w:keepLines w:val="0"/>
               <w:pageBreakBefore w:val="0"/>
@@ -4275,7 +4247,7 @@
               <w:ind w:left="155" w:leftChars="0"/>
               <w:textAlignment w:val="baseline"/>
               <w:rPr>
-                <w:rFonts w:ascii="宋体" w:hAnsi="宋体" w:eastAsia="宋体" w:cs="宋体"/>
+                <w:rFonts w:ascii="宋体" w:eastAsia="宋体" w:hAnsi="宋体" w:cs="宋体"/>
                 <w:snapToGrid w:val="0"/>
                 <w:color w:val="000000"/>
                 <w:kern w:val="0"/>
@@ -4302,7 +4274,7 @@
                           <pic:cNvPicPr/>
                         </pic:nvPicPr>
                         <pic:blipFill>
-                          <a:blip r:embed="rId7"/>
+                          <a:blip xmlns:r="http://schemas.openxmlformats.org/officeDocument/2006/relationships" r:embed="rId4"/>
                           <a:stretch>
                             <a:fillRect/>
                           </a:stretch>
@@ -4339,14 +4311,9 @@
       </w:tr>
       <w:tr>
         <w:tblPrEx>
-          <w:tblBorders>
-            <w:top w:val="single" w:color="000000" w:sz="4" w:space="0"/>
-            <w:left w:val="single" w:color="000000" w:sz="4" w:space="0"/>
-            <w:bottom w:val="single" w:color="000000" w:sz="4" w:space="0"/>
-            <w:right w:val="single" w:color="000000" w:sz="4" w:space="0"/>
-            <w:insideH w:val="single" w:color="000000" w:sz="4" w:space="0"/>
-            <w:insideV w:val="single" w:color="000000" w:sz="4" w:space="0"/>
-          </w:tblBorders>
+          <w:tblW w:w="8364" w:type="dxa"/>
+          <w:tblInd w:w="440" w:type="dxa"/>
+          <w:tblLayout w:type="fixed"/>
           <w:tblCellMar>
             <w:top w:w="0" w:type="dxa"/>
             <w:left w:w="0" w:type="dxa"/>
@@ -4355,7 +4322,7 @@
           </w:tblCellMar>
         </w:tblPrEx>
         <w:trPr>
-          <w:trHeight w:val="2119" w:hRule="atLeast"/>
+          <w:trHeight w:val="2119"/>
         </w:trPr>
         <w:tc>
           <w:tcPr>
@@ -4617,7 +4584,7 @@
           </w:p>
           <w:p>
             <w:pPr>
-              <w:pStyle w:val="25"/>
+              <w:pStyle w:val="TableText"/>
               <w:keepNext w:val="0"/>
               <w:keepLines w:val="0"/>
               <w:pageBreakBefore w:val="0"/>
@@ -4635,7 +4602,7 @@
               <w:ind w:left="112" w:leftChars="0"/>
               <w:textAlignment w:val="baseline"/>
               <w:rPr>
-                <w:rFonts w:ascii="宋体" w:hAnsi="宋体" w:eastAsia="宋体" w:cs="宋体"/>
+                <w:rFonts w:ascii="宋体" w:eastAsia="宋体" w:hAnsi="宋体" w:cs="宋体"/>
                 <w:snapToGrid w:val="0"/>
                 <w:color w:val="000000"/>
                 <w:kern w:val="0"/>
@@ -4659,7 +4626,7 @@
           </w:tcPr>
           <w:p>
             <w:pPr>
-              <w:pStyle w:val="25"/>
+              <w:pStyle w:val="TableText"/>
               <w:keepNext w:val="0"/>
               <w:keepLines w:val="0"/>
               <w:pageBreakBefore w:val="0"/>
@@ -4695,7 +4662,7 @@
                           <pic:cNvPicPr/>
                         </pic:nvPicPr>
                         <pic:blipFill>
-                          <a:blip r:embed="rId9"/>
+                          <a:blip xmlns:r="http://schemas.openxmlformats.org/officeDocument/2006/relationships" r:embed="rId6"/>
                           <a:stretch>
                             <a:fillRect/>
                           </a:stretch>
@@ -4736,7 +4703,7 @@
           </w:p>
           <w:p>
             <w:pPr>
-              <w:pStyle w:val="25"/>
+              <w:pStyle w:val="TableText"/>
               <w:keepNext w:val="0"/>
               <w:keepLines w:val="0"/>
               <w:pageBreakBefore w:val="0"/>
@@ -4772,7 +4739,7 @@
                           <pic:cNvPicPr/>
                         </pic:nvPicPr>
                         <pic:blipFill>
-                          <a:blip r:embed="rId8"/>
+                          <a:blip xmlns:r="http://schemas.openxmlformats.org/officeDocument/2006/relationships" r:embed="rId5"/>
                           <a:stretch>
                             <a:fillRect/>
                           </a:stretch>
@@ -4807,7 +4774,7 @@
           </w:p>
           <w:p>
             <w:pPr>
-              <w:pStyle w:val="25"/>
+              <w:pStyle w:val="TableText"/>
               <w:keepNext w:val="0"/>
               <w:keepLines w:val="0"/>
               <w:pageBreakBefore w:val="0"/>
@@ -4843,7 +4810,7 @@
                           <pic:cNvPicPr/>
                         </pic:nvPicPr>
                         <pic:blipFill>
-                          <a:blip r:embed="rId7"/>
+                          <a:blip xmlns:r="http://schemas.openxmlformats.org/officeDocument/2006/relationships" r:embed="rId4"/>
                           <a:stretch>
                             <a:fillRect/>
                           </a:stretch>
@@ -4878,7 +4845,7 @@
           </w:p>
           <w:p>
             <w:pPr>
-              <w:pStyle w:val="25"/>
+              <w:pStyle w:val="TableText"/>
               <w:keepNext w:val="0"/>
               <w:keepLines w:val="0"/>
               <w:pageBreakBefore w:val="0"/>
@@ -4914,7 +4881,7 @@
                           <pic:cNvPicPr/>
                         </pic:nvPicPr>
                         <pic:blipFill>
-                          <a:blip r:embed="rId7"/>
+                          <a:blip xmlns:r="http://schemas.openxmlformats.org/officeDocument/2006/relationships" r:embed="rId4"/>
                           <a:stretch>
                             <a:fillRect/>
                           </a:stretch>
@@ -4949,7 +4916,7 @@
           </w:p>
           <w:p>
             <w:pPr>
-              <w:pStyle w:val="25"/>
+              <w:pStyle w:val="TableText"/>
               <w:keepNext w:val="0"/>
               <w:keepLines w:val="0"/>
               <w:pageBreakBefore w:val="0"/>
@@ -4985,7 +4952,7 @@
                           <pic:cNvPicPr/>
                         </pic:nvPicPr>
                         <pic:blipFill>
-                          <a:blip r:embed="rId9"/>
+                          <a:blip xmlns:r="http://schemas.openxmlformats.org/officeDocument/2006/relationships" r:embed="rId6"/>
                           <a:stretch>
                             <a:fillRect/>
                           </a:stretch>
@@ -5020,7 +4987,7 @@
           </w:p>
           <w:p>
             <w:pPr>
-              <w:pStyle w:val="25"/>
+              <w:pStyle w:val="TableText"/>
               <w:keepNext w:val="0"/>
               <w:keepLines w:val="0"/>
               <w:pageBreakBefore w:val="0"/>
@@ -5056,7 +5023,7 @@
                           <pic:cNvPicPr/>
                         </pic:nvPicPr>
                         <pic:blipFill>
-                          <a:blip r:embed="rId7"/>
+                          <a:blip xmlns:r="http://schemas.openxmlformats.org/officeDocument/2006/relationships" r:embed="rId4"/>
                           <a:stretch>
                             <a:fillRect/>
                           </a:stretch>
@@ -5091,7 +5058,7 @@
           </w:p>
           <w:p>
             <w:pPr>
-              <w:pStyle w:val="25"/>
+              <w:pStyle w:val="TableText"/>
               <w:keepNext w:val="0"/>
               <w:keepLines w:val="0"/>
               <w:pageBreakBefore w:val="0"/>
@@ -5127,7 +5094,7 @@
                           <pic:cNvPicPr/>
                         </pic:nvPicPr>
                         <pic:blipFill>
-                          <a:blip r:embed="rId8"/>
+                          <a:blip xmlns:r="http://schemas.openxmlformats.org/officeDocument/2006/relationships" r:embed="rId5"/>
                           <a:stretch>
                             <a:fillRect/>
                           </a:stretch>
@@ -5168,7 +5135,7 @@
           </w:p>
           <w:p>
             <w:pPr>
-              <w:pStyle w:val="25"/>
+              <w:pStyle w:val="TableText"/>
               <w:keepNext w:val="0"/>
               <w:keepLines w:val="0"/>
               <w:pageBreakBefore w:val="0"/>
@@ -5183,10 +5150,10 @@
               <w:adjustRightInd w:val="0"/>
               <w:snapToGrid w:val="0"/>
               <w:spacing w:before="195" w:line="326" w:lineRule="auto"/>
-              <w:ind w:left="571" w:leftChars="0" w:right="279" w:rightChars="0" w:hanging="416" w:firstLineChars="0"/>
-              <w:textAlignment w:val="baseline"/>
-              <w:rPr>
-                <w:rFonts w:ascii="宋体" w:hAnsi="宋体" w:eastAsia="宋体" w:cs="宋体"/>
+              <w:ind w:left="571" w:right="279" w:hanging="416" w:leftChars="0" w:rightChars="0" w:firstLineChars="0"/>
+              <w:textAlignment w:val="baseline"/>
+              <w:rPr>
+                <w:rFonts w:ascii="宋体" w:eastAsia="宋体" w:hAnsi="宋体" w:cs="宋体"/>
                 <w:snapToGrid w:val="0"/>
                 <w:color w:val="000000"/>
                 <w:kern w:val="0"/>
@@ -5213,7 +5180,7 @@
                           <pic:cNvPicPr/>
                         </pic:nvPicPr>
                         <pic:blipFill>
-                          <a:blip r:embed="rId7"/>
+                          <a:blip xmlns:r="http://schemas.openxmlformats.org/officeDocument/2006/relationships" r:embed="rId4"/>
                           <a:stretch>
                             <a:fillRect/>
                           </a:stretch>
@@ -5256,14 +5223,9 @@
       </w:tr>
       <w:tr>
         <w:tblPrEx>
-          <w:tblBorders>
-            <w:top w:val="single" w:color="000000" w:sz="4" w:space="0"/>
-            <w:left w:val="single" w:color="000000" w:sz="4" w:space="0"/>
-            <w:bottom w:val="single" w:color="000000" w:sz="4" w:space="0"/>
-            <w:right w:val="single" w:color="000000" w:sz="4" w:space="0"/>
-            <w:insideH w:val="single" w:color="000000" w:sz="4" w:space="0"/>
-            <w:insideV w:val="single" w:color="000000" w:sz="4" w:space="0"/>
-          </w:tblBorders>
+          <w:tblW w:w="8364" w:type="dxa"/>
+          <w:tblInd w:w="440" w:type="dxa"/>
+          <w:tblLayout w:type="fixed"/>
           <w:tblCellMar>
             <w:top w:w="0" w:type="dxa"/>
             <w:left w:w="0" w:type="dxa"/>
@@ -5272,7 +5234,7 @@
           </w:tblCellMar>
         </w:tblPrEx>
         <w:trPr>
-          <w:trHeight w:val="2119" w:hRule="atLeast"/>
+          <w:trHeight w:val="2119"/>
         </w:trPr>
         <w:tc>
           <w:tcPr>
@@ -5327,7 +5289,7 @@
           </w:p>
           <w:p>
             <w:pPr>
-              <w:pStyle w:val="25"/>
+              <w:pStyle w:val="TableText"/>
               <w:keepNext w:val="0"/>
               <w:keepLines w:val="0"/>
               <w:pageBreakBefore w:val="0"/>
@@ -5345,7 +5307,7 @@
               <w:ind w:left="113" w:leftChars="0"/>
               <w:textAlignment w:val="baseline"/>
               <w:rPr>
-                <w:rFonts w:ascii="宋体" w:hAnsi="宋体" w:eastAsia="宋体" w:cs="宋体"/>
+                <w:rFonts w:ascii="宋体" w:eastAsia="宋体" w:hAnsi="宋体" w:cs="宋体"/>
                 <w:snapToGrid w:val="0"/>
                 <w:color w:val="000000"/>
                 <w:kern w:val="0"/>
@@ -5369,7 +5331,7 @@
           </w:tcPr>
           <w:p>
             <w:pPr>
-              <w:pStyle w:val="25"/>
+              <w:pStyle w:val="TableText"/>
               <w:keepNext w:val="0"/>
               <w:keepLines w:val="0"/>
               <w:pageBreakBefore w:val="0"/>
@@ -5405,7 +5367,7 @@
                           <pic:cNvPicPr/>
                         </pic:nvPicPr>
                         <pic:blipFill>
-                          <a:blip r:embed="rId7"/>
+                          <a:blip xmlns:r="http://schemas.openxmlformats.org/officeDocument/2006/relationships" r:embed="rId4"/>
                           <a:stretch>
                             <a:fillRect/>
                           </a:stretch>
@@ -5440,7 +5402,7 @@
           </w:p>
           <w:p>
             <w:pPr>
-              <w:pStyle w:val="25"/>
+              <w:pStyle w:val="TableText"/>
               <w:keepNext w:val="0"/>
               <w:keepLines w:val="0"/>
               <w:pageBreakBefore w:val="0"/>
@@ -5476,7 +5438,7 @@
                           <pic:cNvPicPr/>
                         </pic:nvPicPr>
                         <pic:blipFill>
-                          <a:blip r:embed="rId7"/>
+                          <a:blip xmlns:r="http://schemas.openxmlformats.org/officeDocument/2006/relationships" r:embed="rId4"/>
                           <a:stretch>
                             <a:fillRect/>
                           </a:stretch>
@@ -5511,7 +5473,7 @@
           </w:p>
           <w:p>
             <w:pPr>
-              <w:pStyle w:val="25"/>
+              <w:pStyle w:val="TableText"/>
               <w:keepNext w:val="0"/>
               <w:keepLines w:val="0"/>
               <w:pageBreakBefore w:val="0"/>
@@ -5550,7 +5512,7 @@
                           <pic:cNvPicPr/>
                         </pic:nvPicPr>
                         <pic:blipFill>
-                          <a:blip r:embed="rId8"/>
+                          <a:blip xmlns:r="http://schemas.openxmlformats.org/officeDocument/2006/relationships" r:embed="rId5"/>
                           <a:stretch>
                             <a:fillRect/>
                           </a:stretch>
@@ -5585,7 +5547,7 @@
           </w:p>
           <w:p>
             <w:pPr>
-              <w:pStyle w:val="25"/>
+              <w:pStyle w:val="TableText"/>
               <w:keepNext w:val="0"/>
               <w:keepLines w:val="0"/>
               <w:pageBreakBefore w:val="0"/>
@@ -5603,7 +5565,7 @@
               <w:ind w:left="155" w:leftChars="0"/>
               <w:textAlignment w:val="baseline"/>
               <w:rPr>
-                <w:rFonts w:ascii="宋体" w:hAnsi="宋体" w:eastAsia="宋体" w:cs="宋体"/>
+                <w:rFonts w:ascii="宋体" w:eastAsia="宋体" w:hAnsi="宋体" w:cs="宋体"/>
                 <w:snapToGrid w:val="0"/>
                 <w:color w:val="000000"/>
                 <w:spacing w:val="-3"/>
@@ -5631,7 +5593,7 @@
                           <pic:cNvPicPr/>
                         </pic:nvPicPr>
                         <pic:blipFill>
-                          <a:blip r:embed="rId7"/>
+                          <a:blip xmlns:r="http://schemas.openxmlformats.org/officeDocument/2006/relationships" r:embed="rId4"/>
                           <a:stretch>
                             <a:fillRect/>
                           </a:stretch>
@@ -5715,7 +5677,7 @@
     </w:p>
     <w:p>
       <w:pPr>
-        <w:pStyle w:val="26"/>
+        <w:pStyle w:val="1"/>
         <w:keepNext w:val="0"/>
         <w:keepLines w:val="0"/>
         <w:pageBreakBefore w:val="0"/>
@@ -5731,13 +5693,13 @@
         <w:snapToGrid w:val="0"/>
         <w:textAlignment w:val="baseline"/>
       </w:pPr>
-      <w:bookmarkStart w:id="8" w:name="bookmark1"/>
-      <w:bookmarkEnd w:id="8"/>
-      <w:bookmarkStart w:id="9" w:name="_Toc740"/>
+      <w:bookmarkStart w:id="9" w:name="bookmark1"/>
+      <w:bookmarkEnd w:id="9"/>
+      <w:bookmarkStart w:id="10" w:name="_Toc740"/>
       <w:r>
         <w:t>服务质量管理活动</w:t>
       </w:r>
-      <w:bookmarkEnd w:id="9"/>
+      <w:bookmarkEnd w:id="10"/>
     </w:p>
     <w:p>
       <w:pPr>
@@ -5755,10 +5717,10 @@
         <w:adjustRightInd w:val="0"/>
         <w:snapToGrid w:val="0"/>
         <w:spacing w:line="360" w:lineRule="auto"/>
-        <w:ind w:firstLine="464" w:firstLineChars="200"/>
+        <w:ind w:firstLine="420" w:firstLineChars="200"/>
         <w:textAlignment w:val="baseline"/>
         <w:rPr>
-          <w:rFonts w:ascii="宋体" w:hAnsi="宋体" w:eastAsia="宋体" w:cs="宋体"/>
+          <w:rFonts w:ascii="宋体" w:eastAsia="宋体" w:hAnsi="宋体" w:cs="宋体"/>
           <w:spacing w:val="-4"/>
           <w:sz w:val="24"/>
           <w:szCs w:val="24"/>
@@ -5766,7 +5728,7 @@
       </w:pPr>
       <w:r>
         <w:rPr>
-          <w:rFonts w:ascii="宋体" w:hAnsi="宋体" w:eastAsia="宋体" w:cs="宋体"/>
+          <w:rFonts w:ascii="宋体" w:eastAsia="宋体" w:hAnsi="宋体" w:cs="宋体"/>
           <w:spacing w:val="-4"/>
           <w:sz w:val="24"/>
           <w:szCs w:val="24"/>
@@ -5776,7 +5738,7 @@
     </w:p>
     <w:p>
       <w:pPr>
-        <w:pStyle w:val="28"/>
+        <w:pStyle w:val="2"/>
         <w:keepNext w:val="0"/>
         <w:keepLines w:val="0"/>
         <w:pageBreakBefore w:val="0"/>
@@ -5797,7 +5759,7 @@
         <w:ind w:leftChars="0"/>
         <w:textAlignment w:val="baseline"/>
       </w:pPr>
-      <w:bookmarkStart w:id="10" w:name="_Toc28225"/>
+      <w:bookmarkStart w:id="11" w:name="_Toc28225"/>
       <w:r>
         <w:t>运维服务能力</w:t>
       </w:r>
@@ -5807,179 +5769,6 @@
           <w:lang w:val="en-US" w:eastAsia="zh-CN"/>
         </w:rPr>
         <w:t>内部评审</w:t>
-      </w:r>
-      <w:bookmarkEnd w:id="10"/>
-    </w:p>
-    <w:p>
-      <w:pPr>
-        <w:keepNext w:val="0"/>
-        <w:keepLines w:val="0"/>
-        <w:pageBreakBefore w:val="0"/>
-        <w:widowControl w:val="0"/>
-        <w:kinsoku w:val="0"/>
-        <w:wordWrap/>
-        <w:overflowPunct/>
-        <w:topLinePunct w:val="0"/>
-        <w:autoSpaceDE w:val="0"/>
-        <w:autoSpaceDN w:val="0"/>
-        <w:bidi w:val="0"/>
-        <w:adjustRightInd w:val="0"/>
-        <w:snapToGrid w:val="0"/>
-        <w:spacing w:line="360" w:lineRule="auto"/>
-        <w:ind w:left="0" w:right="0" w:firstLine="476" w:firstLineChars="200"/>
-        <w:textAlignment w:val="baseline"/>
-        <w:rPr>
-          <w:rFonts w:ascii="宋体" w:hAnsi="宋体" w:eastAsia="宋体" w:cs="宋体"/>
-          <w:spacing w:val="-1"/>
-          <w:sz w:val="24"/>
-          <w:szCs w:val="24"/>
-        </w:rPr>
-      </w:pPr>
-      <w:r>
-        <w:rPr>
-          <w:rFonts w:hint="eastAsia" w:ascii="宋体" w:hAnsi="宋体" w:eastAsia="宋体" w:cs="宋体"/>
-          <w:spacing w:val="-1"/>
-          <w:sz w:val="24"/>
-          <w:szCs w:val="24"/>
-        </w:rPr>
-        <w:t>计划在2025年</w:t>
-      </w:r>
-      <w:r>
-        <w:rPr>
-          <w:rFonts w:hint="eastAsia" w:ascii="宋体" w:hAnsi="宋体" w:cs="宋体"/>
-          <w:spacing w:val="-1"/>
-          <w:sz w:val="24"/>
-          <w:szCs w:val="24"/>
-          <w:lang w:val="en-US" w:eastAsia="zh-CN"/>
-        </w:rPr>
-        <w:t>10</w:t>
-      </w:r>
-      <w:r>
-        <w:rPr>
-          <w:rFonts w:hint="eastAsia" w:ascii="宋体" w:hAnsi="宋体" w:eastAsia="宋体" w:cs="宋体"/>
-          <w:spacing w:val="-1"/>
-          <w:sz w:val="24"/>
-          <w:szCs w:val="24"/>
-        </w:rPr>
-        <w:t>月进行</w:t>
-      </w:r>
-      <w:r>
-        <w:rPr>
-          <w:rFonts w:hint="eastAsia" w:ascii="宋体" w:hAnsi="宋体" w:eastAsia="宋体" w:cs="宋体"/>
-          <w:sz w:val="24"/>
-          <w:szCs w:val="24"/>
-          <w:vertAlign w:val="baseline"/>
-          <w:lang w:val="en-US" w:eastAsia="zh-CN"/>
-        </w:rPr>
-        <w:t>运维服务能力体系内部评审</w:t>
-      </w:r>
-      <w:r>
-        <w:rPr>
-          <w:rFonts w:hint="eastAsia" w:ascii="宋体" w:hAnsi="宋体" w:eastAsia="宋体" w:cs="宋体"/>
-          <w:spacing w:val="-1"/>
-          <w:sz w:val="24"/>
-          <w:szCs w:val="24"/>
-        </w:rPr>
-        <w:t>，由</w:t>
-      </w:r>
-      <w:r>
-        <w:rPr>
-          <w:rFonts w:hint="eastAsia" w:ascii="宋体" w:hAnsi="宋体" w:eastAsia="宋体" w:cs="宋体"/>
-          <w:spacing w:val="-1"/>
-          <w:sz w:val="24"/>
-          <w:szCs w:val="24"/>
-          <w:lang w:val="en-US" w:eastAsia="zh-CN"/>
-        </w:rPr>
-        <w:t>质量部</w:t>
-      </w:r>
-      <w:r>
-        <w:rPr>
-          <w:rFonts w:hint="eastAsia" w:ascii="宋体" w:hAnsi="宋体" w:eastAsia="宋体" w:cs="宋体"/>
-          <w:spacing w:val="-1"/>
-          <w:sz w:val="24"/>
-          <w:szCs w:val="24"/>
-        </w:rPr>
-        <w:t>牵头组织，主要参与部门包括运维部、</w:t>
-      </w:r>
-      <w:r>
-        <w:rPr>
-          <w:rFonts w:hint="eastAsia" w:ascii="宋体" w:hAnsi="宋体" w:eastAsia="宋体" w:cs="宋体"/>
-          <w:spacing w:val="-1"/>
-          <w:sz w:val="24"/>
-          <w:szCs w:val="24"/>
-          <w:lang w:val="en-US" w:eastAsia="zh-CN"/>
-        </w:rPr>
-        <w:t>人力部</w:t>
-      </w:r>
-      <w:r>
-        <w:rPr>
-          <w:rFonts w:hint="eastAsia" w:ascii="宋体" w:hAnsi="宋体" w:eastAsia="宋体" w:cs="宋体"/>
-          <w:spacing w:val="-1"/>
-          <w:sz w:val="24"/>
-          <w:szCs w:val="24"/>
-        </w:rPr>
-        <w:t>、</w:t>
-      </w:r>
-      <w:r>
-        <w:rPr>
-          <w:rFonts w:hint="eastAsia" w:ascii="宋体" w:hAnsi="宋体" w:eastAsia="宋体" w:cs="宋体"/>
-          <w:spacing w:val="-1"/>
-          <w:sz w:val="24"/>
-          <w:szCs w:val="24"/>
-          <w:lang w:val="en-US" w:eastAsia="zh-CN"/>
-        </w:rPr>
-        <w:t>研发部、采购部，</w:t>
-      </w:r>
-      <w:r>
-        <w:rPr>
-          <w:rFonts w:hint="eastAsia" w:ascii="宋体" w:hAnsi="宋体" w:eastAsia="宋体" w:cs="宋体"/>
-          <w:spacing w:val="-1"/>
-          <w:sz w:val="24"/>
-          <w:szCs w:val="24"/>
-        </w:rPr>
-        <w:t>对引进ITSS运维服务能力管理体系的运行情况进行评审。通过对具体工作的过程记录的检查、具体人员的访谈，确定运维服务活动是否符合调整后的运维体系要求，</w:t>
-      </w:r>
-      <w:r>
-        <w:rPr>
-          <w:rFonts w:hint="eastAsia" w:ascii="宋体" w:hAnsi="宋体" w:eastAsia="宋体" w:cs="宋体"/>
-          <w:spacing w:val="-1"/>
-          <w:sz w:val="24"/>
-          <w:szCs w:val="24"/>
-          <w:lang w:val="en-US" w:eastAsia="zh-CN"/>
-        </w:rPr>
-        <w:t>从而</w:t>
-      </w:r>
-      <w:r>
-        <w:rPr>
-          <w:rFonts w:hint="eastAsia" w:ascii="宋体" w:hAnsi="宋体" w:eastAsia="宋体" w:cs="宋体"/>
-          <w:spacing w:val="-1"/>
-          <w:sz w:val="24"/>
-          <w:szCs w:val="24"/>
-        </w:rPr>
-        <w:t>确定新的运维管理体系是否适合公司的实际工作情况。</w:t>
-      </w:r>
-    </w:p>
-    <w:p>
-      <w:pPr>
-        <w:pStyle w:val="28"/>
-        <w:keepNext w:val="0"/>
-        <w:keepLines w:val="0"/>
-        <w:pageBreakBefore w:val="0"/>
-        <w:widowControl w:val="0"/>
-        <w:kinsoku w:val="0"/>
-        <w:wordWrap/>
-        <w:overflowPunct/>
-        <w:topLinePunct w:val="0"/>
-        <w:autoSpaceDE w:val="0"/>
-        <w:autoSpaceDN w:val="0"/>
-        <w:bidi w:val="0"/>
-        <w:adjustRightInd w:val="0"/>
-        <w:snapToGrid w:val="0"/>
-        <w:textAlignment w:val="baseline"/>
-      </w:pPr>
-      <w:bookmarkStart w:id="11" w:name="_Toc24703"/>
-      <w:r>
-        <w:t>运维服务能力管理评审</w:t>
       </w:r>
       <w:bookmarkEnd w:id="11"/>
     </w:p>
@@ -5999,10 +5788,10 @@
         <w:adjustRightInd w:val="0"/>
         <w:snapToGrid w:val="0"/>
         <w:spacing w:line="360" w:lineRule="auto"/>
-        <w:ind w:left="0" w:right="0" w:firstLine="476" w:firstLineChars="200"/>
+        <w:ind w:left="0" w:right="0" w:firstLine="420" w:firstLineChars="200"/>
         <w:textAlignment w:val="baseline"/>
         <w:rPr>
-          <w:rFonts w:ascii="宋体" w:hAnsi="宋体" w:eastAsia="宋体" w:cs="宋体"/>
+          <w:rFonts w:ascii="宋体" w:eastAsia="宋体" w:hAnsi="宋体" w:cs="宋体"/>
           <w:spacing w:val="-1"/>
           <w:sz w:val="24"/>
           <w:szCs w:val="24"/>
@@ -6010,46 +5799,131 @@
       </w:pPr>
       <w:r>
         <w:rPr>
-          <w:rFonts w:ascii="宋体" w:hAnsi="宋体" w:eastAsia="宋体" w:cs="宋体"/>
+          <w:rFonts w:ascii="宋体" w:eastAsia="宋体" w:hAnsi="宋体" w:cs="宋体" w:hint="eastAsia"/>
           <w:spacing w:val="-1"/>
           <w:sz w:val="24"/>
           <w:szCs w:val="24"/>
         </w:rPr>
-        <w:t>管理评审目的是对公司运维服务管理体系进行系统评审，识别并确定各种改进的机会和需要，确保运维服务管理体系持续的适宜性、充分性和有效性。运维服务能力管理评审由</w:t>
-      </w:r>
-      <w:r>
-        <w:rPr>
-          <w:rFonts w:hint="eastAsia" w:ascii="宋体" w:hAnsi="宋体" w:eastAsia="宋体" w:cs="宋体"/>
+        <w:t>计划在2025年</w:t>
+      </w:r>
+      <w:r>
+        <w:rPr>
+          <w:rFonts w:ascii="宋体" w:hAnsi="宋体" w:cs="宋体" w:hint="eastAsia"/>
           <w:spacing w:val="-1"/>
           <w:sz w:val="24"/>
           <w:szCs w:val="24"/>
           <w:lang w:val="en-US" w:eastAsia="zh-CN"/>
         </w:rPr>
+        <w:t>10</w:t>
+      </w:r>
+      <w:r>
+        <w:rPr>
+          <w:rFonts w:ascii="宋体" w:eastAsia="宋体" w:hAnsi="宋体" w:cs="宋体" w:hint="eastAsia"/>
+          <w:spacing w:val="-1"/>
+          <w:sz w:val="24"/>
+          <w:szCs w:val="24"/>
+        </w:rPr>
+        <w:t>月进行</w:t>
+      </w:r>
+      <w:r>
+        <w:rPr>
+          <w:rFonts w:ascii="宋体" w:eastAsia="宋体" w:hAnsi="宋体" w:cs="宋体" w:hint="eastAsia"/>
+          <w:sz w:val="24"/>
+          <w:szCs w:val="24"/>
+          <w:vertAlign w:val="baseline"/>
+          <w:lang w:val="en-US" w:eastAsia="zh-CN"/>
+        </w:rPr>
+        <w:t>运维服务能力体系内部评审</w:t>
+      </w:r>
+      <w:r>
+        <w:rPr>
+          <w:rFonts w:ascii="宋体" w:eastAsia="宋体" w:hAnsi="宋体" w:cs="宋体" w:hint="eastAsia"/>
+          <w:spacing w:val="-1"/>
+          <w:sz w:val="24"/>
+          <w:szCs w:val="24"/>
+        </w:rPr>
+        <w:t>，由</w:t>
+      </w:r>
+      <w:r>
+        <w:rPr>
+          <w:rFonts w:ascii="宋体" w:eastAsia="宋体" w:hAnsi="宋体" w:cs="宋体" w:hint="eastAsia"/>
+          <w:spacing w:val="-1"/>
+          <w:sz w:val="24"/>
+          <w:szCs w:val="24"/>
+          <w:lang w:val="en-US" w:eastAsia="zh-CN"/>
+        </w:rPr>
         <w:t>质量部</w:t>
       </w:r>
       <w:r>
         <w:rPr>
-          <w:rFonts w:ascii="宋体" w:hAnsi="宋体" w:eastAsia="宋体" w:cs="宋体"/>
+          <w:rFonts w:ascii="宋体" w:eastAsia="宋体" w:hAnsi="宋体" w:cs="宋体" w:hint="eastAsia"/>
           <w:spacing w:val="-1"/>
           <w:sz w:val="24"/>
           <w:szCs w:val="24"/>
         </w:rPr>
-        <w:t>负责组织实施</w:t>
-      </w:r>
-      <w:r>
-        <w:rPr>
-          <w:rFonts w:hint="eastAsia" w:ascii="宋体" w:hAnsi="宋体" w:eastAsia="宋体" w:cs="宋体"/>
+        <w:t>牵头组织，主要参与部门包括运维部、</w:t>
+      </w:r>
+      <w:r>
+        <w:rPr>
+          <w:rFonts w:ascii="宋体" w:eastAsia="宋体" w:hAnsi="宋体" w:cs="宋体" w:hint="eastAsia"/>
           <w:spacing w:val="-1"/>
           <w:sz w:val="24"/>
           <w:szCs w:val="24"/>
-          <w:lang w:eastAsia="zh-CN"/>
-        </w:rPr>
-        <w:t>。</w:t>
+          <w:lang w:val="en-US" w:eastAsia="zh-CN"/>
+        </w:rPr>
+        <w:t>人力资源部</w:t>
+      </w:r>
+      <w:r>
+        <w:rPr>
+          <w:rFonts w:ascii="宋体" w:eastAsia="宋体" w:hAnsi="宋体" w:cs="宋体" w:hint="eastAsia"/>
+          <w:spacing w:val="-1"/>
+          <w:sz w:val="24"/>
+          <w:szCs w:val="24"/>
+        </w:rPr>
+        <w:t>、</w:t>
+      </w:r>
+      <w:r>
+        <w:rPr>
+          <w:rFonts w:ascii="宋体" w:eastAsia="宋体" w:hAnsi="宋体" w:cs="宋体" w:hint="eastAsia"/>
+          <w:spacing w:val="-1"/>
+          <w:sz w:val="24"/>
+          <w:szCs w:val="24"/>
+          <w:lang w:val="en-US" w:eastAsia="zh-CN"/>
+        </w:rPr>
+        <w:t>研发部、采购部，</w:t>
+      </w:r>
+      <w:r>
+        <w:rPr>
+          <w:rFonts w:ascii="宋体" w:eastAsia="宋体" w:hAnsi="宋体" w:cs="宋体" w:hint="eastAsia"/>
+          <w:spacing w:val="-1"/>
+          <w:sz w:val="24"/>
+          <w:szCs w:val="24"/>
+        </w:rPr>
+        <w:t>对引进ITSS运维服务能力管理体系的运行情况进行评审。通过对具体工作的过程记录的检查、具体人员的访谈，确定运维服务活动是否符合调整后的运维体系要求，</w:t>
+      </w:r>
+      <w:r>
+        <w:rPr>
+          <w:rFonts w:ascii="宋体" w:eastAsia="宋体" w:hAnsi="宋体" w:cs="宋体" w:hint="eastAsia"/>
+          <w:spacing w:val="-1"/>
+          <w:sz w:val="24"/>
+          <w:szCs w:val="24"/>
+          <w:lang w:val="en-US" w:eastAsia="zh-CN"/>
+        </w:rPr>
+        <w:t>从而</w:t>
+      </w:r>
+      <w:r>
+        <w:rPr>
+          <w:rFonts w:ascii="宋体" w:eastAsia="宋体" w:hAnsi="宋体" w:cs="宋体" w:hint="eastAsia"/>
+          <w:spacing w:val="-1"/>
+          <w:sz w:val="24"/>
+          <w:szCs w:val="24"/>
+        </w:rPr>
+        <w:t>确定新的运维管理体系是否适合公司的实际工作情况。</w:t>
       </w:r>
     </w:p>
     <w:p>
       <w:pPr>
-        <w:pStyle w:val="28"/>
+        <w:pStyle w:val="2"/>
         <w:keepNext w:val="0"/>
         <w:keepLines w:val="0"/>
         <w:pageBreakBefore w:val="0"/>
@@ -6065,16 +5939,9 @@
         <w:snapToGrid w:val="0"/>
         <w:textAlignment w:val="baseline"/>
       </w:pPr>
-      <w:bookmarkStart w:id="12" w:name="_Toc4857"/>
-      <w:r>
-        <w:t>客户满意度调查</w:t>
-      </w:r>
-      <w:r>
-        <w:rPr>
-          <w:rFonts w:hint="eastAsia"/>
-          <w:lang w:val="en-US" w:eastAsia="zh-CN"/>
-        </w:rPr>
-        <w:t>与分析</w:t>
+      <w:bookmarkStart w:id="12" w:name="_Toc24703"/>
+      <w:r>
+        <w:t>运维服务能力管理评审</w:t>
       </w:r>
       <w:bookmarkEnd w:id="12"/>
     </w:p>
@@ -6094,10 +5961,10 @@
         <w:adjustRightInd w:val="0"/>
         <w:snapToGrid w:val="0"/>
         <w:spacing w:line="360" w:lineRule="auto"/>
-        <w:ind w:left="0" w:right="0" w:firstLine="476" w:firstLineChars="200"/>
+        <w:ind w:left="0" w:right="0" w:firstLine="420" w:firstLineChars="200"/>
         <w:textAlignment w:val="baseline"/>
         <w:rPr>
-          <w:rFonts w:ascii="宋体" w:hAnsi="宋体" w:eastAsia="宋体" w:cs="宋体"/>
+          <w:rFonts w:ascii="宋体" w:eastAsia="宋体" w:hAnsi="宋体" w:cs="宋体"/>
           <w:spacing w:val="-1"/>
           <w:sz w:val="24"/>
           <w:szCs w:val="24"/>
@@ -6105,52 +5972,46 @@
       </w:pPr>
       <w:r>
         <w:rPr>
-          <w:rFonts w:ascii="宋体" w:hAnsi="宋体" w:eastAsia="宋体" w:cs="宋体"/>
+          <w:rFonts w:ascii="宋体" w:eastAsia="宋体" w:hAnsi="宋体" w:cs="宋体"/>
           <w:spacing w:val="-1"/>
           <w:sz w:val="24"/>
           <w:szCs w:val="24"/>
         </w:rPr>
-        <w:t>客户满意度调查工作由服务台和质量部组织完成，其中，服务台负责项目级客户满意度调查，质量部负责公司级客户满意度调查。客户满意度调查可采取邮件、问卷、电话、面谈等多种方式。2025年至少进行一次公司级客户满意度调查，并进行汇总分析。</w:t>
+        <w:t>管理评审目的是对公司运维服务管理体系进行系统评审，识别并确定各种改进的机会和需要，确保运维服务管理体系持续的适宜性、充分性和有效性。运维服务能力管理评审由</w:t>
+      </w:r>
+      <w:r>
+        <w:rPr>
+          <w:rFonts w:ascii="宋体" w:eastAsia="宋体" w:hAnsi="宋体" w:cs="宋体" w:hint="eastAsia"/>
+          <w:spacing w:val="-1"/>
+          <w:sz w:val="24"/>
+          <w:szCs w:val="24"/>
+          <w:lang w:val="en-US" w:eastAsia="zh-CN"/>
+        </w:rPr>
+        <w:t>质量部</w:t>
+      </w:r>
+      <w:r>
+        <w:rPr>
+          <w:rFonts w:ascii="宋体" w:eastAsia="宋体" w:hAnsi="宋体" w:cs="宋体"/>
+          <w:spacing w:val="-1"/>
+          <w:sz w:val="24"/>
+          <w:szCs w:val="24"/>
+        </w:rPr>
+        <w:t>负责组织实施</w:t>
+      </w:r>
+      <w:r>
+        <w:rPr>
+          <w:rFonts w:ascii="宋体" w:eastAsia="宋体" w:hAnsi="宋体" w:cs="宋体" w:hint="eastAsia"/>
+          <w:spacing w:val="-1"/>
+          <w:sz w:val="24"/>
+          <w:szCs w:val="24"/>
+          <w:lang w:eastAsia="zh-CN"/>
+        </w:rPr>
+        <w:t>。</w:t>
       </w:r>
     </w:p>
     <w:p>
       <w:pPr>
-        <w:keepNext w:val="0"/>
-        <w:keepLines w:val="0"/>
-        <w:pageBreakBefore w:val="0"/>
-        <w:widowControl w:val="0"/>
-        <w:kinsoku w:val="0"/>
-        <w:wordWrap/>
-        <w:overflowPunct/>
-        <w:topLinePunct w:val="0"/>
-        <w:autoSpaceDE w:val="0"/>
-        <w:autoSpaceDN w:val="0"/>
-        <w:bidi w:val="0"/>
-        <w:adjustRightInd w:val="0"/>
-        <w:snapToGrid w:val="0"/>
-        <w:spacing w:line="360" w:lineRule="auto"/>
-        <w:ind w:left="0" w:right="0" w:firstLine="476" w:firstLineChars="200"/>
-        <w:textAlignment w:val="baseline"/>
-        <w:rPr>
-          <w:rFonts w:ascii="宋体" w:hAnsi="宋体" w:eastAsia="宋体" w:cs="宋体"/>
-          <w:spacing w:val="-1"/>
-          <w:sz w:val="24"/>
-          <w:szCs w:val="24"/>
-        </w:rPr>
-      </w:pPr>
-      <w:r>
-        <w:rPr>
-          <w:rFonts w:ascii="宋体" w:hAnsi="宋体" w:eastAsia="宋体" w:cs="宋体"/>
-          <w:spacing w:val="-1"/>
-          <w:sz w:val="24"/>
-          <w:szCs w:val="24"/>
-        </w:rPr>
-        <w:t>项目级的客户满意度调查是对每个已解决的事件或问题在 24 小时内进行电话回访，确认工程师是否成功解决问题，了解客户对处理结果的满意度。</w:t>
-      </w:r>
-    </w:p>
-    <w:p>
-      <w:pPr>
-        <w:pStyle w:val="28"/>
+        <w:pStyle w:val="2"/>
         <w:keepNext w:val="0"/>
         <w:keepLines w:val="0"/>
         <w:pageBreakBefore w:val="0"/>
@@ -6165,18 +6026,17 @@
         <w:adjustRightInd w:val="0"/>
         <w:snapToGrid w:val="0"/>
         <w:textAlignment w:val="baseline"/>
-        <w:rPr>
-          <w:rFonts w:hint="default"/>
-          <w:lang w:val="en-US" w:eastAsia="zh-CN"/>
-        </w:rPr>
       </w:pPr>
-      <w:bookmarkStart w:id="13" w:name="_Toc11613"/>
+      <w:bookmarkStart w:id="13" w:name="_Toc4857"/>
+      <w:r>
+        <w:t>客户满意度调查</w:t>
+      </w:r>
       <w:r>
         <w:rPr>
           <w:rFonts w:hint="eastAsia"/>
           <w:lang w:val="en-US" w:eastAsia="zh-CN"/>
         </w:rPr>
-        <w:t>运维服务质量总结、改进</w:t>
+        <w:t>与分析</w:t>
       </w:r>
       <w:bookmarkEnd w:id="13"/>
     </w:p>
@@ -6196,28 +6056,130 @@
         <w:adjustRightInd w:val="0"/>
         <w:snapToGrid w:val="0"/>
         <w:spacing w:line="360" w:lineRule="auto"/>
-        <w:ind w:left="0" w:right="0" w:firstLine="476" w:firstLineChars="200"/>
+        <w:ind w:left="0" w:right="0" w:firstLine="420" w:firstLineChars="200"/>
         <w:textAlignment w:val="baseline"/>
         <w:rPr>
-          <w:rFonts w:hint="default" w:ascii="宋体" w:hAnsi="宋体" w:eastAsia="宋体" w:cs="宋体"/>
+          <w:rFonts w:ascii="宋体" w:eastAsia="宋体" w:hAnsi="宋体" w:cs="宋体"/>
           <w:spacing w:val="-1"/>
           <w:sz w:val="24"/>
           <w:szCs w:val="24"/>
+        </w:rPr>
+      </w:pPr>
+      <w:r>
+        <w:rPr>
+          <w:rFonts w:ascii="宋体" w:eastAsia="宋体" w:hAnsi="宋体" w:cs="宋体"/>
+          <w:spacing w:val="-1"/>
+          <w:sz w:val="24"/>
+          <w:szCs w:val="24"/>
+        </w:rPr>
+        <w:t>客户满意度调查工作由服务台和质量部组织完成，其中，服务台负责项目级客户满意度调查，质量部负责公司级客户满意度调查。客户满意度调查可采取邮件、问卷、电话、面谈等多种方式。2025年至少进行一次公司级客户满意度调查，并进行汇总分析。</w:t>
+      </w:r>
+    </w:p>
+    <w:p>
+      <w:pPr>
+        <w:keepNext w:val="0"/>
+        <w:keepLines w:val="0"/>
+        <w:pageBreakBefore w:val="0"/>
+        <w:widowControl w:val="0"/>
+        <w:kinsoku w:val="0"/>
+        <w:wordWrap/>
+        <w:overflowPunct/>
+        <w:topLinePunct w:val="0"/>
+        <w:autoSpaceDE w:val="0"/>
+        <w:autoSpaceDN w:val="0"/>
+        <w:bidi w:val="0"/>
+        <w:adjustRightInd w:val="0"/>
+        <w:snapToGrid w:val="0"/>
+        <w:spacing w:line="360" w:lineRule="auto"/>
+        <w:ind w:left="0" w:right="0" w:firstLine="420" w:firstLineChars="200"/>
+        <w:textAlignment w:val="baseline"/>
+        <w:rPr>
+          <w:rFonts w:ascii="宋体" w:eastAsia="宋体" w:hAnsi="宋体" w:cs="宋体"/>
+          <w:spacing w:val="-1"/>
+          <w:sz w:val="24"/>
+          <w:szCs w:val="24"/>
+        </w:rPr>
+      </w:pPr>
+      <w:r>
+        <w:rPr>
+          <w:rFonts w:ascii="宋体" w:eastAsia="宋体" w:hAnsi="宋体" w:cs="宋体"/>
+          <w:spacing w:val="-1"/>
+          <w:sz w:val="24"/>
+          <w:szCs w:val="24"/>
+        </w:rPr>
+        <w:t>项目级的客户满意度调查是对每个已解决的事件或问题在 24 小时内进行电话回访，确认工程师是否成功解决问题，了解客户对处理结果的满意度。</w:t>
+      </w:r>
+    </w:p>
+    <w:p>
+      <w:pPr>
+        <w:pStyle w:val="2"/>
+        <w:keepNext w:val="0"/>
+        <w:keepLines w:val="0"/>
+        <w:pageBreakBefore w:val="0"/>
+        <w:widowControl w:val="0"/>
+        <w:kinsoku w:val="0"/>
+        <w:wordWrap/>
+        <w:overflowPunct/>
+        <w:topLinePunct w:val="0"/>
+        <w:autoSpaceDE w:val="0"/>
+        <w:autoSpaceDN w:val="0"/>
+        <w:bidi w:val="0"/>
+        <w:adjustRightInd w:val="0"/>
+        <w:snapToGrid w:val="0"/>
+        <w:textAlignment w:val="baseline"/>
+        <w:rPr>
+          <w:rFonts w:hint="default"/>
           <w:lang w:val="en-US" w:eastAsia="zh-CN"/>
         </w:rPr>
       </w:pPr>
-      <w:r>
-        <w:rPr>
-          <w:rFonts w:ascii="宋体" w:hAnsi="宋体" w:eastAsia="宋体" w:cs="宋体"/>
+      <w:bookmarkStart w:id="14" w:name="_Toc11613"/>
+      <w:r>
+        <w:rPr>
+          <w:rFonts w:hint="eastAsia"/>
+          <w:lang w:val="en-US" w:eastAsia="zh-CN"/>
+        </w:rPr>
+        <w:t>运维服务质量总结、改进</w:t>
+      </w:r>
+      <w:bookmarkEnd w:id="14"/>
+    </w:p>
+    <w:p>
+      <w:pPr>
+        <w:keepNext w:val="0"/>
+        <w:keepLines w:val="0"/>
+        <w:pageBreakBefore w:val="0"/>
+        <w:widowControl w:val="0"/>
+        <w:kinsoku w:val="0"/>
+        <w:wordWrap/>
+        <w:overflowPunct/>
+        <w:topLinePunct w:val="0"/>
+        <w:autoSpaceDE w:val="0"/>
+        <w:autoSpaceDN w:val="0"/>
+        <w:bidi w:val="0"/>
+        <w:adjustRightInd w:val="0"/>
+        <w:snapToGrid w:val="0"/>
+        <w:spacing w:line="360" w:lineRule="auto"/>
+        <w:ind w:left="0" w:right="0" w:firstLine="420" w:firstLineChars="200"/>
+        <w:textAlignment w:val="baseline"/>
+        <w:rPr>
+          <w:rFonts w:ascii="宋体" w:eastAsia="宋体" w:hAnsi="宋体" w:cs="宋体" w:hint="default"/>
           <w:spacing w:val="-1"/>
           <w:sz w:val="24"/>
           <w:szCs w:val="24"/>
+          <w:lang w:val="en-US" w:eastAsia="zh-CN"/>
+        </w:rPr>
+      </w:pPr>
+      <w:r>
+        <w:rPr>
+          <w:rFonts w:ascii="宋体" w:eastAsia="宋体" w:hAnsi="宋体" w:cs="宋体"/>
+          <w:spacing w:val="-1"/>
+          <w:sz w:val="24"/>
+          <w:szCs w:val="24"/>
         </w:rPr>
         <w:t>通过实施</w:t>
       </w:r>
       <w:r>
         <w:rPr>
-          <w:rFonts w:hint="eastAsia" w:ascii="宋体" w:hAnsi="宋体" w:eastAsia="宋体" w:cs="宋体"/>
+          <w:rFonts w:ascii="宋体" w:eastAsia="宋体" w:hAnsi="宋体" w:cs="宋体" w:hint="eastAsia"/>
           <w:spacing w:val="-1"/>
           <w:sz w:val="24"/>
           <w:szCs w:val="24"/>
@@ -6227,7 +6189,7 @@
       </w:r>
       <w:r>
         <w:rPr>
-          <w:rFonts w:ascii="宋体" w:hAnsi="宋体" w:eastAsia="宋体" w:cs="宋体"/>
+          <w:rFonts w:ascii="宋体" w:eastAsia="宋体" w:hAnsi="宋体" w:cs="宋体"/>
           <w:spacing w:val="-1"/>
           <w:sz w:val="24"/>
           <w:szCs w:val="24"/>
@@ -6236,7 +6198,7 @@
       </w:r>
       <w:r>
         <w:rPr>
-          <w:rFonts w:hint="eastAsia" w:ascii="宋体" w:hAnsi="宋体" w:eastAsia="宋体" w:cs="宋体"/>
+          <w:rFonts w:ascii="宋体" w:eastAsia="宋体" w:hAnsi="宋体" w:cs="宋体" w:hint="eastAsia"/>
           <w:spacing w:val="-1"/>
           <w:sz w:val="24"/>
           <w:szCs w:val="24"/>
@@ -6246,7 +6208,7 @@
       </w:r>
       <w:r>
         <w:rPr>
-          <w:rFonts w:ascii="宋体" w:hAnsi="宋体" w:eastAsia="宋体" w:cs="宋体"/>
+          <w:rFonts w:ascii="宋体" w:eastAsia="宋体" w:hAnsi="宋体" w:cs="宋体"/>
           <w:spacing w:val="-1"/>
           <w:sz w:val="24"/>
           <w:szCs w:val="24"/>
@@ -6255,7 +6217,7 @@
       </w:r>
       <w:r>
         <w:rPr>
-          <w:rFonts w:hint="eastAsia" w:ascii="宋体" w:hAnsi="宋体" w:eastAsia="宋体" w:cs="宋体"/>
+          <w:rFonts w:ascii="宋体" w:eastAsia="宋体" w:hAnsi="宋体" w:cs="宋体" w:hint="eastAsia"/>
           <w:spacing w:val="-1"/>
           <w:sz w:val="24"/>
           <w:szCs w:val="24"/>
@@ -6265,7 +6227,7 @@
       </w:r>
       <w:r>
         <w:rPr>
-          <w:rFonts w:hint="eastAsia" w:ascii="宋体" w:hAnsi="宋体" w:eastAsia="宋体" w:cs="宋体"/>
+          <w:rFonts w:ascii="宋体" w:eastAsia="宋体" w:hAnsi="宋体" w:cs="宋体" w:hint="eastAsia"/>
           <w:spacing w:val="-1"/>
           <w:sz w:val="24"/>
           <w:szCs w:val="24"/>
@@ -6275,7 +6237,7 @@
       </w:r>
       <w:r>
         <w:rPr>
-          <w:rFonts w:ascii="宋体" w:hAnsi="宋体" w:eastAsia="宋体" w:cs="宋体"/>
+          <w:rFonts w:ascii="宋体" w:eastAsia="宋体" w:hAnsi="宋体" w:cs="宋体"/>
           <w:spacing w:val="-1"/>
           <w:sz w:val="24"/>
           <w:szCs w:val="24"/>
@@ -6284,55 +6246,30 @@
       </w:r>
     </w:p>
     <w:sectPr>
-      <w:footerReference r:id="rId5" w:type="default"/>
+      <w:footerReference w:type="default" r:id="rId7"/>
       <w:pgSz w:w="11906" w:h="16839"/>
       <w:pgMar w:top="1431" w:right="634" w:bottom="1375" w:left="1417" w:header="0" w:footer="1211" w:gutter="0"/>
-      <w:cols w:space="720" w:num="1"/>
+      <w:cols w:num="1" w:space="720"/>
     </w:sectPr>
   </w:body>
 </w:document>
 </file>
 
-<file path=word/endnotes.xml><?xml version="1.0" encoding="utf-8"?>
-<w:endnotes xmlns:wpc="http://schemas.microsoft.com/office/word/2010/wordprocessingCanvas" xmlns:mc="http://schemas.openxmlformats.org/markup-compatibility/2006" xmlns:o="urn:schemas-microsoft-com:office:office" xmlns:r="http://schemas.openxmlformats.org/officeDocument/2006/relationships" xmlns:m="http://schemas.openxmlformats.org/officeDocument/2006/math" xmlns:v="urn:schemas-microsoft-com:vml" xmlns:wp14="http://schemas.microsoft.com/office/word/2010/wordprocessingDrawing" xmlns:wp="http://schemas.openxmlformats.org/drawingml/2006/wordprocessingDrawing" xmlns:w="http://schemas.openxmlformats.org/wordprocessingml/2006/main" xmlns:w14="http://schemas.microsoft.com/office/word/2010/wordml" xmlns:w15="http://schemas.microsoft.com/office/word/2012/wordml" xmlns:w10="urn:schemas-microsoft-com:office:word" xmlns:wpg="http://schemas.microsoft.com/office/word/2010/wordprocessingGroup" xmlns:wpi="http://schemas.microsoft.com/office/word/2010/wordprocessingInk" xmlns:wne="http://schemas.microsoft.com/office/word/2006/wordml" xmlns:wps="http://schemas.microsoft.com/office/word/2010/wordprocessingShape" xmlns:wpsCustomData="http://www.wps.cn/officeDocument/2013/wpsCustomData" mc:Ignorable="w14 w15 wp14">
-  <w:endnote w:type="separator" w:id="0">
-    <w:p>
-      <w:pPr>
-        <w:spacing w:line="240" w:lineRule="auto"/>
-      </w:pPr>
-      <w:r>
-        <w:separator/>
-      </w:r>
-    </w:p>
-  </w:endnote>
-  <w:endnote w:type="continuationSeparator" w:id="1">
-    <w:p>
-      <w:pPr>
-        <w:spacing w:line="240" w:lineRule="auto"/>
-      </w:pPr>
-      <w:r>
-        <w:continuationSeparator/>
-      </w:r>
-    </w:p>
-  </w:endnote>
-</w:endnotes>
-</file>
-
 <file path=word/footer1.xml><?xml version="1.0" encoding="utf-8"?>
-<w:ftr xmlns:wpc="http://schemas.microsoft.com/office/word/2010/wordprocessingCanvas" xmlns:mc="http://schemas.openxmlformats.org/markup-compatibility/2006" xmlns:o="urn:schemas-microsoft-com:office:office" xmlns:r="http://schemas.openxmlformats.org/officeDocument/2006/relationships" xmlns:m="http://schemas.openxmlformats.org/officeDocument/2006/math" xmlns:v="urn:schemas-microsoft-com:vml" xmlns:wp14="http://schemas.microsoft.com/office/word/2010/wordprocessingDrawing" xmlns:wp="http://schemas.openxmlformats.org/drawingml/2006/wordprocessingDrawing" xmlns:w10="urn:schemas-microsoft-com:office:word" xmlns:w="http://schemas.openxmlformats.org/wordprocessingml/2006/main" xmlns:w14="http://schemas.microsoft.com/office/word/2010/wordml" xmlns:w15="http://schemas.microsoft.com/office/word/2012/wordml" xmlns:wpg="http://schemas.microsoft.com/office/word/2010/wordprocessingGroup" xmlns:wpi="http://schemas.microsoft.com/office/word/2010/wordprocessingInk" xmlns:wne="http://schemas.microsoft.com/office/word/2006/wordml" xmlns:wps="http://schemas.microsoft.com/office/word/2010/wordprocessingShape" xmlns:wpsCustomData="http://www.wps.cn/officeDocument/2013/wpsCustomData" mc:Ignorable="w14 w15 wp14">
+<w:ftr xmlns:wpc="http://schemas.microsoft.com/office/word/2010/wordprocessingCanvas" xmlns:mc="http://schemas.openxmlformats.org/markup-compatibility/2006" xmlns:o="urn:schemas-microsoft-com:office:office" xmlns:r="http://schemas.openxmlformats.org/officeDocument/2006/relationships" xmlns:m="http://schemas.openxmlformats.org/officeDocument/2006/math" xmlns:v="urn:schemas-microsoft-com:vml" xmlns:wp14="http://schemas.microsoft.com/office/word/2010/wordprocessingDrawing" xmlns:wp="http://schemas.openxmlformats.org/drawingml/2006/wordprocessingDrawing" xmlns:w10="urn:schemas-microsoft-com:office:word" xmlns:w="http://schemas.openxmlformats.org/wordprocessingml/2006/main" xmlns:w14="http://schemas.microsoft.com/office/word/2010/wordml" xmlns:w15="http://schemas.microsoft.com/office/word/2012/wordml" xmlns:wne="http://schemas.microsoft.com/office/word/2006/wordml" xmlns:wpg="http://schemas.microsoft.com/office/word/2010/wordprocessingGroup" xmlns:wpi="http://schemas.microsoft.com/office/word/2010/wordprocessingInk" xmlns:wps="http://schemas.microsoft.com/office/word/2010/wordprocessingShape" mc:Ignorable="w14 w15 wp14">
   <w:p>
     <w:pPr>
       <w:spacing w:line="167" w:lineRule="auto"/>
       <w:ind w:left="5282"/>
       <w:rPr>
-        <w:rFonts w:ascii="Calibri" w:hAnsi="Calibri" w:eastAsia="Calibri" w:cs="Calibri"/>
+        <w:rFonts w:ascii="Calibri" w:eastAsia="Calibri" w:hAnsi="Calibri" w:cs="Calibri"/>
         <w:sz w:val="18"/>
         <w:szCs w:val="18"/>
       </w:rPr>
     </w:pPr>
     <w:r>
       <w:rPr>
-        <w:rFonts w:ascii="Calibri" w:hAnsi="Calibri" w:eastAsia="Calibri" w:cs="Calibri"/>
+        <w:rFonts w:ascii="Calibri" w:eastAsia="Calibri" w:hAnsi="Calibri" w:cs="Calibri"/>
         <w:sz w:val="18"/>
         <w:szCs w:val="18"/>
       </w:rPr>
@@ -6342,41 +6279,16 @@
 </w:ftr>
 </file>
 
-<file path=word/footnotes.xml><?xml version="1.0" encoding="utf-8"?>
-<w:footnotes xmlns:wpc="http://schemas.microsoft.com/office/word/2010/wordprocessingCanvas" xmlns:mc="http://schemas.openxmlformats.org/markup-compatibility/2006" xmlns:o="urn:schemas-microsoft-com:office:office" xmlns:r="http://schemas.openxmlformats.org/officeDocument/2006/relationships" xmlns:m="http://schemas.openxmlformats.org/officeDocument/2006/math" xmlns:v="urn:schemas-microsoft-com:vml" xmlns:wp14="http://schemas.microsoft.com/office/word/2010/wordprocessingDrawing" xmlns:wp="http://schemas.openxmlformats.org/drawingml/2006/wordprocessingDrawing" xmlns:w="http://schemas.openxmlformats.org/wordprocessingml/2006/main" xmlns:w14="http://schemas.microsoft.com/office/word/2010/wordml" xmlns:w15="http://schemas.microsoft.com/office/word/2012/wordml" xmlns:w10="urn:schemas-microsoft-com:office:word" xmlns:wpg="http://schemas.microsoft.com/office/word/2010/wordprocessingGroup" xmlns:wpi="http://schemas.microsoft.com/office/word/2010/wordprocessingInk" xmlns:wne="http://schemas.microsoft.com/office/word/2006/wordml" xmlns:wps="http://schemas.microsoft.com/office/word/2010/wordprocessingShape" xmlns:wpsCustomData="http://www.wps.cn/officeDocument/2013/wpsCustomData" mc:Ignorable="w14 w15 wp14">
-  <w:footnote w:type="separator" w:id="0">
-    <w:p>
-      <w:pPr>
-        <w:spacing w:line="360" w:lineRule="auto"/>
-      </w:pPr>
-      <w:r>
-        <w:separator/>
-      </w:r>
-    </w:p>
-  </w:footnote>
-  <w:footnote w:type="continuationSeparator" w:id="1">
-    <w:p>
-      <w:pPr>
-        <w:spacing w:line="360" w:lineRule="auto"/>
-      </w:pPr>
-      <w:r>
-        <w:continuationSeparator/>
-      </w:r>
-    </w:p>
-  </w:footnote>
-</w:footnotes>
-</file>
-
 <file path=word/numbering.xml><?xml version="1.0" encoding="utf-8"?>
-<w:numbering xmlns:wpc="http://schemas.microsoft.com/office/word/2010/wordprocessingCanvas" xmlns:mc="http://schemas.openxmlformats.org/markup-compatibility/2006" xmlns:o="urn:schemas-microsoft-com:office:office" xmlns:r="http://schemas.openxmlformats.org/officeDocument/2006/relationships" xmlns:m="http://schemas.openxmlformats.org/officeDocument/2006/math" xmlns:v="urn:schemas-microsoft-com:vml" xmlns:wp14="http://schemas.microsoft.com/office/word/2010/wordprocessingDrawing" xmlns:wp="http://schemas.openxmlformats.org/drawingml/2006/wordprocessingDrawing" xmlns:w10="urn:schemas-microsoft-com:office:word" xmlns:w="http://schemas.openxmlformats.org/wordprocessingml/2006/main" xmlns:w14="http://schemas.microsoft.com/office/word/2010/wordml" xmlns:wpg="http://schemas.microsoft.com/office/word/2010/wordprocessingGroup" xmlns:wpi="http://schemas.microsoft.com/office/word/2010/wordprocessingInk" xmlns:wne="http://schemas.microsoft.com/office/word/2006/wordml" xmlns:wps="http://schemas.microsoft.com/office/word/2010/wordprocessingShape" xmlns:wpsCustomData="http://www.wps.cn/officeDocument/2013/wpsCustomData" mc:Ignorable="w14 wp14">
+<w:numbering xmlns:wpc="http://schemas.microsoft.com/office/word/2010/wordprocessingCanvas" xmlns:mc="http://schemas.openxmlformats.org/markup-compatibility/2006" xmlns:o="urn:schemas-microsoft-com:office:office" xmlns:r="http://schemas.openxmlformats.org/officeDocument/2006/relationships" xmlns:m="http://schemas.openxmlformats.org/officeDocument/2006/math" xmlns:v="urn:schemas-microsoft-com:vml" xmlns:wp14="http://schemas.microsoft.com/office/word/2010/wordprocessingDrawing" xmlns:wp="http://schemas.openxmlformats.org/drawingml/2006/wordprocessingDrawing" xmlns:w10="urn:schemas-microsoft-com:office:word" xmlns:w="http://schemas.openxmlformats.org/wordprocessingml/2006/main" xmlns:w14="http://schemas.microsoft.com/office/word/2010/wordml" xmlns:w15="http://schemas.microsoft.com/office/word/2012/wordml" xmlns:wne="http://schemas.microsoft.com/office/word/2006/wordml" xmlns:wpg="http://schemas.microsoft.com/office/word/2010/wordprocessingGroup" xmlns:wpi="http://schemas.microsoft.com/office/word/2010/wordprocessingInk" xmlns:wps="http://schemas.microsoft.com/office/word/2010/wordprocessingShape" mc:Ignorable="w14 w15 wp14">
   <w:abstractNum w:abstractNumId="0">
     <w:nsid w:val="8E964DCE"/>
     <w:multiLevelType w:val="multilevel"/>
     <w:tmpl w:val="8E964DCE"/>
-    <w:lvl w:ilvl="0" w:tentative="0">
+    <w:lvl w:ilvl="0">
       <w:start w:val="1"/>
       <w:numFmt w:val="decimal"/>
-      <w:pStyle w:val="2"/>
+      <w:pStyle w:val="Heading1"/>
       <w:lvlText w:val="%1."/>
       <w:lvlJc w:val="left"/>
       <w:pPr>
@@ -6386,10 +6298,10 @@
         <w:rFonts w:hint="default"/>
       </w:rPr>
     </w:lvl>
-    <w:lvl w:ilvl="1" w:tentative="0">
+    <w:lvl w:ilvl="1">
       <w:start w:val="1"/>
       <w:numFmt w:val="decimal"/>
-      <w:pStyle w:val="3"/>
+      <w:pStyle w:val="Heading2"/>
       <w:lvlText w:val="%1.%2."/>
       <w:lvlJc w:val="left"/>
       <w:pPr>
@@ -6399,10 +6311,10 @@
         <w:rFonts w:hint="default"/>
       </w:rPr>
     </w:lvl>
-    <w:lvl w:ilvl="2" w:tentative="0">
+    <w:lvl w:ilvl="2">
       <w:start w:val="1"/>
       <w:numFmt w:val="decimal"/>
-      <w:pStyle w:val="4"/>
+      <w:pStyle w:val="Heading3"/>
       <w:lvlText w:val="%1.%2.%3."/>
       <w:lvlJc w:val="left"/>
       <w:pPr>
@@ -6412,10 +6324,10 @@
         <w:rFonts w:hint="default"/>
       </w:rPr>
     </w:lvl>
-    <w:lvl w:ilvl="3" w:tentative="0">
+    <w:lvl w:ilvl="3">
       <w:start w:val="1"/>
       <w:numFmt w:val="decimal"/>
-      <w:pStyle w:val="5"/>
+      <w:pStyle w:val="Heading4"/>
       <w:lvlText w:val="%1.%2.%3.%4."/>
       <w:lvlJc w:val="left"/>
       <w:pPr>
@@ -6425,10 +6337,10 @@
         <w:rFonts w:hint="default"/>
       </w:rPr>
     </w:lvl>
-    <w:lvl w:ilvl="4" w:tentative="0">
+    <w:lvl w:ilvl="4">
       <w:start w:val="1"/>
       <w:numFmt w:val="decimal"/>
-      <w:pStyle w:val="6"/>
+      <w:pStyle w:val="Heading5"/>
       <w:lvlText w:val="%1.%2.%3.%4.%5."/>
       <w:lvlJc w:val="left"/>
       <w:pPr>
@@ -6438,10 +6350,10 @@
         <w:rFonts w:hint="default"/>
       </w:rPr>
     </w:lvl>
-    <w:lvl w:ilvl="5" w:tentative="0">
+    <w:lvl w:ilvl="5">
       <w:start w:val="1"/>
       <w:numFmt w:val="decimal"/>
-      <w:pStyle w:val="7"/>
+      <w:pStyle w:val="Heading6"/>
       <w:lvlText w:val="%1.%2.%3.%4.%5.%6."/>
       <w:lvlJc w:val="left"/>
       <w:pPr>
@@ -6451,10 +6363,10 @@
         <w:rFonts w:hint="default"/>
       </w:rPr>
     </w:lvl>
-    <w:lvl w:ilvl="6" w:tentative="0">
+    <w:lvl w:ilvl="6">
       <w:start w:val="1"/>
       <w:numFmt w:val="decimal"/>
-      <w:pStyle w:val="8"/>
+      <w:pStyle w:val="Heading7"/>
       <w:lvlText w:val="%1.%2.%3.%4.%5.%6.%7."/>
       <w:lvlJc w:val="left"/>
       <w:pPr>
@@ -6464,10 +6376,10 @@
         <w:rFonts w:hint="default"/>
       </w:rPr>
     </w:lvl>
-    <w:lvl w:ilvl="7" w:tentative="0">
+    <w:lvl w:ilvl="7">
       <w:start w:val="1"/>
       <w:numFmt w:val="decimal"/>
-      <w:pStyle w:val="9"/>
+      <w:pStyle w:val="Heading8"/>
       <w:lvlText w:val="%1.%2.%3.%4.%5.%6.%7.%8."/>
       <w:lvlJc w:val="left"/>
       <w:pPr>
@@ -6477,10 +6389,10 @@
         <w:rFonts w:hint="default"/>
       </w:rPr>
     </w:lvl>
-    <w:lvl w:ilvl="8" w:tentative="0">
+    <w:lvl w:ilvl="8">
       <w:start w:val="1"/>
       <w:numFmt w:val="decimal"/>
-      <w:pStyle w:val="10"/>
+      <w:pStyle w:val="Heading9"/>
       <w:lvlText w:val="%1.%2.%3.%4.%5.%6.%7.%8.%9."/>
       <w:lvlJc w:val="left"/>
       <w:pPr>
@@ -6495,7 +6407,7 @@
     <w:nsid w:val="FDFBCE76"/>
     <w:multiLevelType w:val="singleLevel"/>
     <w:tmpl w:val="FDFBCE76"/>
-    <w:lvl w:ilvl="0" w:tentative="0">
+    <w:lvl w:ilvl="0">
       <w:start w:val="1"/>
       <w:numFmt w:val="decimal"/>
       <w:lvlText w:val="(%1)"/>
@@ -6518,269 +6430,267 @@
 </file>
 
 <file path=word/styles.xml><?xml version="1.0" encoding="utf-8"?>
-<w:styles xmlns:mc="http://schemas.openxmlformats.org/markup-compatibility/2006" xmlns:o="urn:schemas-microsoft-com:office:office" xmlns:r="http://schemas.openxmlformats.org/officeDocument/2006/relationships" xmlns:m="http://schemas.openxmlformats.org/officeDocument/2006/math" xmlns:v="urn:schemas-microsoft-com:vml" xmlns:w="http://schemas.openxmlformats.org/wordprocessingml/2006/main" xmlns:w14="http://schemas.microsoft.com/office/word/2010/wordml" xmlns:w10="urn:schemas-microsoft-com:office:word" xmlns:sl="http://schemas.openxmlformats.org/schemaLibrary/2006/main" xmlns:wpsCustomData="http://www.wps.cn/officeDocument/2013/wpsCustomData" mc:Ignorable="w14">
+<w:styles xmlns:mc="http://schemas.openxmlformats.org/markup-compatibility/2006" xmlns:r="http://schemas.openxmlformats.org/officeDocument/2006/relationships" xmlns:w="http://schemas.openxmlformats.org/wordprocessingml/2006/main" xmlns:w14="http://schemas.microsoft.com/office/word/2010/wordml" xmlns:w15="http://schemas.microsoft.com/office/word/2012/wordml" mc:Ignorable="w14 w15">
   <w:docDefaults>
     <w:rPrDefault>
       <w:rPr>
-        <w:rFonts w:ascii="Times New Roman" w:hAnsi="Times New Roman" w:eastAsia="宋体" w:cs="Times New Roman"/>
+        <w:rFonts w:ascii="Times New Roman" w:eastAsia="宋体" w:hAnsi="Times New Roman" w:cs="Times New Roman"/>
       </w:rPr>
     </w:rPrDefault>
     <w:pPrDefault/>
   </w:docDefaults>
-  <w:latentStyles w:count="260" w:defQFormat="0" w:defUnhideWhenUsed="1" w:defSemiHidden="1" w:defUIPriority="99" w:defLockedState="0">
-    <w:lsdException w:qFormat="1" w:unhideWhenUsed="0" w:uiPriority="0" w:semiHidden="0" w:name="Normal"/>
-    <w:lsdException w:qFormat="1" w:unhideWhenUsed="0" w:uiPriority="0" w:semiHidden="0" w:name="heading 1"/>
-    <w:lsdException w:qFormat="1" w:uiPriority="0" w:semiHidden="0" w:name="heading 2"/>
-    <w:lsdException w:qFormat="1" w:uiPriority="0" w:name="heading 3"/>
-    <w:lsdException w:qFormat="1" w:uiPriority="0" w:semiHidden="0" w:name="heading 4"/>
-    <w:lsdException w:qFormat="1" w:uiPriority="0" w:name="heading 5"/>
-    <w:lsdException w:qFormat="1" w:uiPriority="0" w:name="heading 6"/>
-    <w:lsdException w:qFormat="1" w:uiPriority="0" w:name="heading 7"/>
-    <w:lsdException w:qFormat="1" w:uiPriority="0" w:name="heading 8"/>
-    <w:lsdException w:qFormat="1" w:uiPriority="0" w:name="heading 9"/>
-    <w:lsdException w:unhideWhenUsed="0" w:uiPriority="0" w:semiHidden="0" w:name="index 1"/>
-    <w:lsdException w:unhideWhenUsed="0" w:uiPriority="0" w:semiHidden="0" w:name="index 2"/>
-    <w:lsdException w:unhideWhenUsed="0" w:uiPriority="0" w:semiHidden="0" w:name="index 3"/>
-    <w:lsdException w:unhideWhenUsed="0" w:uiPriority="0" w:semiHidden="0" w:name="index 4"/>
-    <w:lsdException w:unhideWhenUsed="0" w:uiPriority="0" w:semiHidden="0" w:name="index 5"/>
-    <w:lsdException w:unhideWhenUsed="0" w:uiPriority="0" w:semiHidden="0" w:name="index 6"/>
-    <w:lsdException w:unhideWhenUsed="0" w:uiPriority="0" w:semiHidden="0" w:name="index 7"/>
-    <w:lsdException w:unhideWhenUsed="0" w:uiPriority="0" w:semiHidden="0" w:name="index 8"/>
-    <w:lsdException w:unhideWhenUsed="0" w:uiPriority="0" w:semiHidden="0" w:name="index 9"/>
-    <w:lsdException w:qFormat="1" w:unhideWhenUsed="0" w:uiPriority="0" w:semiHidden="0" w:name="toc 1"/>
-    <w:lsdException w:qFormat="1" w:unhideWhenUsed="0" w:uiPriority="0" w:semiHidden="0" w:name="toc 2"/>
-    <w:lsdException w:qFormat="1" w:unhideWhenUsed="0" w:uiPriority="0" w:semiHidden="0" w:name="toc 3"/>
-    <w:lsdException w:unhideWhenUsed="0" w:uiPriority="0" w:semiHidden="0" w:name="toc 4"/>
-    <w:lsdException w:unhideWhenUsed="0" w:uiPriority="0" w:semiHidden="0" w:name="toc 5"/>
-    <w:lsdException w:unhideWhenUsed="0" w:uiPriority="0" w:semiHidden="0" w:name="toc 6"/>
-    <w:lsdException w:unhideWhenUsed="0" w:uiPriority="0" w:semiHidden="0" w:name="toc 7"/>
-    <w:lsdException w:unhideWhenUsed="0" w:uiPriority="0" w:semiHidden="0" w:name="toc 8"/>
-    <w:lsdException w:unhideWhenUsed="0" w:uiPriority="0" w:semiHidden="0" w:name="toc 9"/>
-    <w:lsdException w:unhideWhenUsed="0" w:uiPriority="0" w:semiHidden="0" w:name="Normal Indent"/>
-    <w:lsdException w:unhideWhenUsed="0" w:uiPriority="0" w:semiHidden="0" w:name="footnote text"/>
-    <w:lsdException w:qFormat="1" w:unhideWhenUsed="0" w:uiPriority="0" w:semiHidden="0" w:name="annotation text"/>
-    <w:lsdException w:qFormat="1" w:unhideWhenUsed="0" w:uiPriority="0" w:semiHidden="0" w:name="header"/>
-    <w:lsdException w:qFormat="1" w:unhideWhenUsed="0" w:uiPriority="0" w:semiHidden="0" w:name="footer"/>
-    <w:lsdException w:unhideWhenUsed="0" w:uiPriority="0" w:semiHidden="0" w:name="index heading"/>
-    <w:lsdException w:qFormat="1" w:uiPriority="0" w:name="caption"/>
-    <w:lsdException w:unhideWhenUsed="0" w:uiPriority="0" w:semiHidden="0" w:name="table of figures"/>
-    <w:lsdException w:unhideWhenUsed="0" w:uiPriority="0" w:semiHidden="0" w:name="envelope address"/>
-    <w:lsdException w:unhideWhenUsed="0" w:uiPriority="0" w:semiHidden="0" w:name="envelope return"/>
-    <w:lsdException w:unhideWhenUsed="0" w:uiPriority="0" w:semiHidden="0" w:name="footnote reference"/>
-    <w:lsdException w:unhideWhenUsed="0" w:uiPriority="0" w:semiHidden="0" w:name="annotation reference"/>
-    <w:lsdException w:unhideWhenUsed="0" w:uiPriority="0" w:semiHidden="0" w:name="line number"/>
-    <w:lsdException w:unhideWhenUsed="0" w:uiPriority="0" w:semiHidden="0" w:name="page number"/>
-    <w:lsdException w:unhideWhenUsed="0" w:uiPriority="0" w:semiHidden="0" w:name="endnote reference"/>
-    <w:lsdException w:unhideWhenUsed="0" w:uiPriority="0" w:semiHidden="0" w:name="endnote text"/>
-    <w:lsdException w:unhideWhenUsed="0" w:uiPriority="0" w:semiHidden="0" w:name="table of authorities"/>
-    <w:lsdException w:unhideWhenUsed="0" w:uiPriority="0" w:semiHidden="0" w:name="macro"/>
-    <w:lsdException w:unhideWhenUsed="0" w:uiPriority="0" w:semiHidden="0" w:name="toa heading"/>
-    <w:lsdException w:unhideWhenUsed="0" w:uiPriority="0" w:semiHidden="0" w:name="List"/>
-    <w:lsdException w:unhideWhenUsed="0" w:uiPriority="0" w:semiHidden="0" w:name="List Bullet"/>
-    <w:lsdException w:unhideWhenUsed="0" w:uiPriority="0" w:semiHidden="0" w:name="List Number"/>
-    <w:lsdException w:unhideWhenUsed="0" w:uiPriority="0" w:semiHidden="0" w:name="List 2"/>
-    <w:lsdException w:unhideWhenUsed="0" w:uiPriority="0" w:semiHidden="0" w:name="List 3"/>
-    <w:lsdException w:unhideWhenUsed="0" w:uiPriority="0" w:semiHidden="0" w:name="List 4"/>
-    <w:lsdException w:unhideWhenUsed="0" w:uiPriority="0" w:semiHidden="0" w:name="List 5"/>
-    <w:lsdException w:unhideWhenUsed="0" w:uiPriority="0" w:semiHidden="0" w:name="List Bullet 2"/>
-    <w:lsdException w:unhideWhenUsed="0" w:uiPriority="0" w:semiHidden="0" w:name="List Bullet 3"/>
-    <w:lsdException w:unhideWhenUsed="0" w:uiPriority="0" w:semiHidden="0" w:name="List Bullet 4"/>
-    <w:lsdException w:unhideWhenUsed="0" w:uiPriority="0" w:semiHidden="0" w:name="List Bullet 5"/>
-    <w:lsdException w:unhideWhenUsed="0" w:uiPriority="0" w:semiHidden="0" w:name="List Number 2"/>
-    <w:lsdException w:unhideWhenUsed="0" w:uiPriority="0" w:semiHidden="0" w:name="List Number 3"/>
-    <w:lsdException w:unhideWhenUsed="0" w:uiPriority="0" w:semiHidden="0" w:name="List Number 4"/>
-    <w:lsdException w:unhideWhenUsed="0" w:uiPriority="0" w:semiHidden="0" w:name="List Number 5"/>
-    <w:lsdException w:qFormat="1" w:unhideWhenUsed="0" w:uiPriority="0" w:semiHidden="0" w:name="Title"/>
-    <w:lsdException w:unhideWhenUsed="0" w:uiPriority="0" w:semiHidden="0" w:name="Closing"/>
-    <w:lsdException w:unhideWhenUsed="0" w:uiPriority="0" w:semiHidden="0" w:name="Signature"/>
-    <w:lsdException w:qFormat="1" w:unhideWhenUsed="0" w:uiPriority="0" w:name="Default Paragraph Font"/>
-    <w:lsdException w:qFormat="1" w:unhideWhenUsed="0" w:uiPriority="0" w:name="Body Text"/>
-    <w:lsdException w:unhideWhenUsed="0" w:uiPriority="0" w:semiHidden="0" w:name="Body Text Indent"/>
-    <w:lsdException w:unhideWhenUsed="0" w:uiPriority="0" w:semiHidden="0" w:name="List Continue"/>
-    <w:lsdException w:unhideWhenUsed="0" w:uiPriority="0" w:semiHidden="0" w:name="List Continue 2"/>
-    <w:lsdException w:unhideWhenUsed="0" w:uiPriority="0" w:semiHidden="0" w:name="List Continue 3"/>
-    <w:lsdException w:unhideWhenUsed="0" w:uiPriority="0" w:semiHidden="0" w:name="List Continue 4"/>
-    <w:lsdException w:unhideWhenUsed="0" w:uiPriority="0" w:semiHidden="0" w:name="List Continue 5"/>
-    <w:lsdException w:unhideWhenUsed="0" w:uiPriority="0" w:semiHidden="0" w:name="Message Header"/>
-    <w:lsdException w:qFormat="1" w:unhideWhenUsed="0" w:uiPriority="0" w:semiHidden="0" w:name="Subtitle"/>
-    <w:lsdException w:unhideWhenUsed="0" w:uiPriority="0" w:semiHidden="0" w:name="Salutation"/>
-    <w:lsdException w:unhideWhenUsed="0" w:uiPriority="0" w:semiHidden="0" w:name="Date"/>
-    <w:lsdException w:unhideWhenUsed="0" w:uiPriority="0" w:semiHidden="0" w:name="Body Text First Indent"/>
-    <w:lsdException w:unhideWhenUsed="0" w:uiPriority="0" w:semiHidden="0" w:name="Body Text First Indent 2"/>
-    <w:lsdException w:uiPriority="99" w:name="Note Heading"/>
-    <w:lsdException w:unhideWhenUsed="0" w:uiPriority="0" w:semiHidden="0" w:name="Body Text 2"/>
-    <w:lsdException w:unhideWhenUsed="0" w:uiPriority="0" w:semiHidden="0" w:name="Body Text 3"/>
-    <w:lsdException w:unhideWhenUsed="0" w:uiPriority="0" w:semiHidden="0" w:name="Body Text Indent 2"/>
-    <w:lsdException w:unhideWhenUsed="0" w:uiPriority="0" w:semiHidden="0" w:name="Body Text Indent 3"/>
-    <w:lsdException w:unhideWhenUsed="0" w:uiPriority="0" w:semiHidden="0" w:name="Block Text"/>
-    <w:lsdException w:unhideWhenUsed="0" w:uiPriority="0" w:semiHidden="0" w:name="Hyperlink"/>
-    <w:lsdException w:unhideWhenUsed="0" w:uiPriority="0" w:semiHidden="0" w:name="FollowedHyperlink"/>
-    <w:lsdException w:qFormat="1" w:unhideWhenUsed="0" w:uiPriority="0" w:semiHidden="0" w:name="Strong"/>
-    <w:lsdException w:qFormat="1" w:unhideWhenUsed="0" w:uiPriority="0" w:semiHidden="0" w:name="Emphasis"/>
-    <w:lsdException w:unhideWhenUsed="0" w:uiPriority="0" w:semiHidden="0" w:name="Document Map"/>
-    <w:lsdException w:unhideWhenUsed="0" w:uiPriority="0" w:semiHidden="0" w:name="Plain Text"/>
-    <w:lsdException w:unhideWhenUsed="0" w:uiPriority="0" w:semiHidden="0" w:name="E-mail Signature"/>
-    <w:lsdException w:qFormat="1" w:unhideWhenUsed="0" w:uiPriority="0" w:semiHidden="0" w:name="Normal (Web)"/>
-    <w:lsdException w:unhideWhenUsed="0" w:uiPriority="0" w:semiHidden="0" w:name="HTML Acronym"/>
-    <w:lsdException w:unhideWhenUsed="0" w:uiPriority="0" w:semiHidden="0" w:name="HTML Address"/>
-    <w:lsdException w:unhideWhenUsed="0" w:uiPriority="0" w:semiHidden="0" w:name="HTML Cite"/>
-    <w:lsdException w:unhideWhenUsed="0" w:uiPriority="0" w:semiHidden="0" w:name="HTML Code"/>
-    <w:lsdException w:unhideWhenUsed="0" w:uiPriority="0" w:semiHidden="0" w:name="HTML Definition"/>
-    <w:lsdException w:unhideWhenUsed="0" w:uiPriority="0" w:semiHidden="0" w:name="HTML Keyboard"/>
-    <w:lsdException w:unhideWhenUsed="0" w:uiPriority="0" w:semiHidden="0" w:name="HTML Preformatted"/>
-    <w:lsdException w:unhideWhenUsed="0" w:uiPriority="0" w:semiHidden="0" w:name="HTML Sample"/>
-    <w:lsdException w:unhideWhenUsed="0" w:uiPriority="0" w:semiHidden="0" w:name="HTML Typewriter"/>
-    <w:lsdException w:unhideWhenUsed="0" w:uiPriority="0" w:semiHidden="0" w:name="HTML Variable"/>
-    <w:lsdException w:qFormat="1" w:unhideWhenUsed="0" w:uiPriority="0" w:name="Normal Table"/>
-    <w:lsdException w:unhideWhenUsed="0" w:uiPriority="0" w:semiHidden="0" w:name="annotation subject"/>
-    <w:lsdException w:unhideWhenUsed="0" w:uiPriority="0" w:semiHidden="0" w:name="Table Simple 1"/>
-    <w:lsdException w:unhideWhenUsed="0" w:uiPriority="0" w:semiHidden="0" w:name="Table Simple 2"/>
-    <w:lsdException w:unhideWhenUsed="0" w:uiPriority="0" w:semiHidden="0" w:name="Table Simple 3"/>
-    <w:lsdException w:unhideWhenUsed="0" w:uiPriority="0" w:semiHidden="0" w:name="Table Classic 1"/>
-    <w:lsdException w:unhideWhenUsed="0" w:uiPriority="0" w:semiHidden="0" w:name="Table Classic 2"/>
-    <w:lsdException w:unhideWhenUsed="0" w:uiPriority="0" w:semiHidden="0" w:name="Table Classic 3"/>
-    <w:lsdException w:unhideWhenUsed="0" w:uiPriority="0" w:semiHidden="0" w:name="Table Classic 4"/>
-    <w:lsdException w:unhideWhenUsed="0" w:uiPriority="0" w:semiHidden="0" w:name="Table Colorful 1"/>
-    <w:lsdException w:unhideWhenUsed="0" w:uiPriority="0" w:semiHidden="0" w:name="Table Colorful 2"/>
-    <w:lsdException w:unhideWhenUsed="0" w:uiPriority="0" w:semiHidden="0" w:name="Table Colorful 3"/>
-    <w:lsdException w:unhideWhenUsed="0" w:uiPriority="0" w:semiHidden="0" w:name="Table Columns 1"/>
-    <w:lsdException w:unhideWhenUsed="0" w:uiPriority="0" w:semiHidden="0" w:name="Table Columns 2"/>
-    <w:lsdException w:unhideWhenUsed="0" w:uiPriority="0" w:semiHidden="0" w:name="Table Columns 3"/>
-    <w:lsdException w:unhideWhenUsed="0" w:uiPriority="0" w:semiHidden="0" w:name="Table Columns 4"/>
-    <w:lsdException w:unhideWhenUsed="0" w:uiPriority="0" w:semiHidden="0" w:name="Table Columns 5"/>
-    <w:lsdException w:unhideWhenUsed="0" w:uiPriority="0" w:semiHidden="0" w:name="Table Grid 1"/>
-    <w:lsdException w:unhideWhenUsed="0" w:uiPriority="0" w:semiHidden="0" w:name="Table Grid 2"/>
-    <w:lsdException w:unhideWhenUsed="0" w:uiPriority="0" w:semiHidden="0" w:name="Table Grid 3"/>
-    <w:lsdException w:unhideWhenUsed="0" w:uiPriority="0" w:semiHidden="0" w:name="Table Grid 4"/>
-    <w:lsdException w:unhideWhenUsed="0" w:uiPriority="0" w:semiHidden="0" w:name="Table Grid 5"/>
-    <w:lsdException w:unhideWhenUsed="0" w:uiPriority="0" w:semiHidden="0" w:name="Table Grid 6"/>
-    <w:lsdException w:unhideWhenUsed="0" w:uiPriority="0" w:semiHidden="0" w:name="Table Grid 7"/>
-    <w:lsdException w:unhideWhenUsed="0" w:uiPriority="0" w:semiHidden="0" w:name="Table Grid 8"/>
-    <w:lsdException w:unhideWhenUsed="0" w:uiPriority="0" w:semiHidden="0" w:name="Table List 1"/>
-    <w:lsdException w:unhideWhenUsed="0" w:uiPriority="0" w:semiHidden="0" w:name="Table List 2"/>
-    <w:lsdException w:unhideWhenUsed="0" w:uiPriority="0" w:semiHidden="0" w:name="Table List 3"/>
-    <w:lsdException w:unhideWhenUsed="0" w:uiPriority="0" w:semiHidden="0" w:name="Table List 4"/>
-    <w:lsdException w:unhideWhenUsed="0" w:uiPriority="0" w:semiHidden="0" w:name="Table List 5"/>
-    <w:lsdException w:unhideWhenUsed="0" w:uiPriority="0" w:semiHidden="0" w:name="Table List 6"/>
-    <w:lsdException w:unhideWhenUsed="0" w:uiPriority="0" w:semiHidden="0" w:name="Table List 7"/>
-    <w:lsdException w:unhideWhenUsed="0" w:uiPriority="0" w:semiHidden="0" w:name="Table List 8"/>
-    <w:lsdException w:unhideWhenUsed="0" w:uiPriority="0" w:semiHidden="0" w:name="Table 3D effects 1"/>
-    <w:lsdException w:unhideWhenUsed="0" w:uiPriority="0" w:semiHidden="0" w:name="Table 3D effects 2"/>
-    <w:lsdException w:unhideWhenUsed="0" w:uiPriority="0" w:semiHidden="0" w:name="Table 3D effects 3"/>
-    <w:lsdException w:unhideWhenUsed="0" w:uiPriority="0" w:semiHidden="0" w:name="Table Contemporary"/>
-    <w:lsdException w:unhideWhenUsed="0" w:uiPriority="0" w:semiHidden="0" w:name="Table Elegant"/>
-    <w:lsdException w:unhideWhenUsed="0" w:uiPriority="0" w:semiHidden="0" w:name="Table Professional"/>
-    <w:lsdException w:unhideWhenUsed="0" w:uiPriority="0" w:semiHidden="0" w:name="Table Subtle 1"/>
-    <w:lsdException w:unhideWhenUsed="0" w:uiPriority="0" w:semiHidden="0" w:name="Table Subtle 2"/>
-    <w:lsdException w:unhideWhenUsed="0" w:uiPriority="0" w:semiHidden="0" w:name="Table Web 1"/>
-    <w:lsdException w:unhideWhenUsed="0" w:uiPriority="0" w:semiHidden="0" w:name="Table Web 2"/>
-    <w:lsdException w:unhideWhenUsed="0" w:uiPriority="0" w:semiHidden="0" w:name="Table Web 3"/>
-    <w:lsdException w:unhideWhenUsed="0" w:uiPriority="0" w:semiHidden="0" w:name="Balloon Text"/>
-    <w:lsdException w:qFormat="1" w:unhideWhenUsed="0" w:uiPriority="0" w:semiHidden="0" w:name="Table Grid"/>
-    <w:lsdException w:unhideWhenUsed="0" w:uiPriority="0" w:semiHidden="0" w:name="Table Theme"/>
-    <w:lsdException w:unhideWhenUsed="0" w:uiPriority="60" w:semiHidden="0" w:name="Light Shading"/>
-    <w:lsdException w:unhideWhenUsed="0" w:uiPriority="61" w:semiHidden="0" w:name="Light List"/>
-    <w:lsdException w:unhideWhenUsed="0" w:uiPriority="62" w:semiHidden="0" w:name="Light Grid"/>
-    <w:lsdException w:unhideWhenUsed="0" w:uiPriority="63" w:semiHidden="0" w:name="Medium Shading 1"/>
-    <w:lsdException w:unhideWhenUsed="0" w:uiPriority="64" w:semiHidden="0" w:name="Medium Shading 2"/>
-    <w:lsdException w:unhideWhenUsed="0" w:uiPriority="65" w:semiHidden="0" w:name="Medium List 1"/>
-    <w:lsdException w:unhideWhenUsed="0" w:uiPriority="66" w:semiHidden="0" w:name="Medium List 2"/>
-    <w:lsdException w:unhideWhenUsed="0" w:uiPriority="67" w:semiHidden="0" w:name="Medium Grid 1"/>
-    <w:lsdException w:unhideWhenUsed="0" w:uiPriority="68" w:semiHidden="0" w:name="Medium Grid 2"/>
-    <w:lsdException w:unhideWhenUsed="0" w:uiPriority="69" w:semiHidden="0" w:name="Medium Grid 3"/>
-    <w:lsdException w:unhideWhenUsed="0" w:uiPriority="70" w:semiHidden="0" w:name="Dark List"/>
-    <w:lsdException w:unhideWhenUsed="0" w:uiPriority="71" w:semiHidden="0" w:name="Colorful Shading"/>
-    <w:lsdException w:unhideWhenUsed="0" w:uiPriority="72" w:semiHidden="0" w:name="Colorful List"/>
-    <w:lsdException w:unhideWhenUsed="0" w:uiPriority="73" w:semiHidden="0" w:name="Colorful Grid"/>
-    <w:lsdException w:unhideWhenUsed="0" w:uiPriority="60" w:semiHidden="0" w:name="Light Shading Accent 1"/>
-    <w:lsdException w:unhideWhenUsed="0" w:uiPriority="61" w:semiHidden="0" w:name="Light List Accent 1"/>
-    <w:lsdException w:unhideWhenUsed="0" w:uiPriority="62" w:semiHidden="0" w:name="Light Grid Accent 1"/>
-    <w:lsdException w:unhideWhenUsed="0" w:uiPriority="63" w:semiHidden="0" w:name="Medium Shading 1 Accent 1"/>
-    <w:lsdException w:unhideWhenUsed="0" w:uiPriority="64" w:semiHidden="0" w:name="Medium Shading 2 Accent 1"/>
-    <w:lsdException w:unhideWhenUsed="0" w:uiPriority="65" w:semiHidden="0" w:name="Medium List 1 Accent 1"/>
-    <w:lsdException w:unhideWhenUsed="0" w:uiPriority="66" w:semiHidden="0" w:name="Medium List 2 Accent 1"/>
-    <w:lsdException w:unhideWhenUsed="0" w:uiPriority="67" w:semiHidden="0" w:name="Medium Grid 1 Accent 1"/>
-    <w:lsdException w:unhideWhenUsed="0" w:uiPriority="68" w:semiHidden="0" w:name="Medium Grid 2 Accent 1"/>
-    <w:lsdException w:unhideWhenUsed="0" w:uiPriority="69" w:semiHidden="0" w:name="Medium Grid 3 Accent 1"/>
-    <w:lsdException w:unhideWhenUsed="0" w:uiPriority="70" w:semiHidden="0" w:name="Dark List Accent 1"/>
-    <w:lsdException w:unhideWhenUsed="0" w:uiPriority="71" w:semiHidden="0" w:name="Colorful Shading Accent 1"/>
-    <w:lsdException w:unhideWhenUsed="0" w:uiPriority="72" w:semiHidden="0" w:name="Colorful List Accent 1"/>
-    <w:lsdException w:unhideWhenUsed="0" w:uiPriority="73" w:semiHidden="0" w:name="Colorful Grid Accent 1"/>
-    <w:lsdException w:unhideWhenUsed="0" w:uiPriority="60" w:semiHidden="0" w:name="Light Shading Accent 2"/>
-    <w:lsdException w:unhideWhenUsed="0" w:uiPriority="61" w:semiHidden="0" w:name="Light List Accent 2"/>
-    <w:lsdException w:unhideWhenUsed="0" w:uiPriority="62" w:semiHidden="0" w:name="Light Grid Accent 2"/>
-    <w:lsdException w:unhideWhenUsed="0" w:uiPriority="63" w:semiHidden="0" w:name="Medium Shading 1 Accent 2"/>
-    <w:lsdException w:unhideWhenUsed="0" w:uiPriority="64" w:semiHidden="0" w:name="Medium Shading 2 Accent 2"/>
-    <w:lsdException w:unhideWhenUsed="0" w:uiPriority="65" w:semiHidden="0" w:name="Medium List 1 Accent 2"/>
-    <w:lsdException w:unhideWhenUsed="0" w:uiPriority="66" w:semiHidden="0" w:name="Medium List 2 Accent 2"/>
-    <w:lsdException w:unhideWhenUsed="0" w:uiPriority="67" w:semiHidden="0" w:name="Medium Grid 1 Accent 2"/>
-    <w:lsdException w:unhideWhenUsed="0" w:uiPriority="68" w:semiHidden="0" w:name="Medium Grid 2 Accent 2"/>
-    <w:lsdException w:unhideWhenUsed="0" w:uiPriority="69" w:semiHidden="0" w:name="Medium Grid 3 Accent 2"/>
-    <w:lsdException w:unhideWhenUsed="0" w:uiPriority="70" w:semiHidden="0" w:name="Dark List Accent 2"/>
-    <w:lsdException w:unhideWhenUsed="0" w:uiPriority="71" w:semiHidden="0" w:name="Colorful Shading Accent 2"/>
-    <w:lsdException w:unhideWhenUsed="0" w:uiPriority="72" w:semiHidden="0" w:name="Colorful List Accent 2"/>
-    <w:lsdException w:unhideWhenUsed="0" w:uiPriority="73" w:semiHidden="0" w:name="Colorful Grid Accent 2"/>
-    <w:lsdException w:unhideWhenUsed="0" w:uiPriority="60" w:semiHidden="0" w:name="Light Shading Accent 3"/>
-    <w:lsdException w:unhideWhenUsed="0" w:uiPriority="61" w:semiHidden="0" w:name="Light List Accent 3"/>
-    <w:lsdException w:unhideWhenUsed="0" w:uiPriority="62" w:semiHidden="0" w:name="Light Grid Accent 3"/>
-    <w:lsdException w:unhideWhenUsed="0" w:uiPriority="63" w:semiHidden="0" w:name="Medium Shading 1 Accent 3"/>
-    <w:lsdException w:unhideWhenUsed="0" w:uiPriority="64" w:semiHidden="0" w:name="Medium Shading 2 Accent 3"/>
-    <w:lsdException w:unhideWhenUsed="0" w:uiPriority="65" w:semiHidden="0" w:name="Medium List 1 Accent 3"/>
-    <w:lsdException w:unhideWhenUsed="0" w:uiPriority="66" w:semiHidden="0" w:name="Medium List 2 Accent 3"/>
-    <w:lsdException w:unhideWhenUsed="0" w:uiPriority="67" w:semiHidden="0" w:name="Medium Grid 1 Accent 3"/>
-    <w:lsdException w:unhideWhenUsed="0" w:uiPriority="68" w:semiHidden="0" w:name="Medium Grid 2 Accent 3"/>
-    <w:lsdException w:unhideWhenUsed="0" w:uiPriority="69" w:semiHidden="0" w:name="Medium Grid 3 Accent 3"/>
-    <w:lsdException w:unhideWhenUsed="0" w:uiPriority="70" w:semiHidden="0" w:name="Dark List Accent 3"/>
-    <w:lsdException w:unhideWhenUsed="0" w:uiPriority="71" w:semiHidden="0" w:name="Colorful Shading Accent 3"/>
-    <w:lsdException w:unhideWhenUsed="0" w:uiPriority="72" w:semiHidden="0" w:name="Colorful List Accent 3"/>
-    <w:lsdException w:unhideWhenUsed="0" w:uiPriority="73" w:semiHidden="0" w:name="Colorful Grid Accent 3"/>
-    <w:lsdException w:unhideWhenUsed="0" w:uiPriority="60" w:semiHidden="0" w:name="Light Shading Accent 4"/>
-    <w:lsdException w:unhideWhenUsed="0" w:uiPriority="61" w:semiHidden="0" w:name="Light List Accent 4"/>
-    <w:lsdException w:unhideWhenUsed="0" w:uiPriority="62" w:semiHidden="0" w:name="Light Grid Accent 4"/>
-    <w:lsdException w:unhideWhenUsed="0" w:uiPriority="63" w:semiHidden="0" w:name="Medium Shading 1 Accent 4"/>
-    <w:lsdException w:unhideWhenUsed="0" w:uiPriority="64" w:semiHidden="0" w:name="Medium Shading 2 Accent 4"/>
-    <w:lsdException w:unhideWhenUsed="0" w:uiPriority="65" w:semiHidden="0" w:name="Medium List 1 Accent 4"/>
-    <w:lsdException w:unhideWhenUsed="0" w:uiPriority="66" w:semiHidden="0" w:name="Medium List 2 Accent 4"/>
-    <w:lsdException w:unhideWhenUsed="0" w:uiPriority="67" w:semiHidden="0" w:name="Medium Grid 1 Accent 4"/>
-    <w:lsdException w:unhideWhenUsed="0" w:uiPriority="68" w:semiHidden="0" w:name="Medium Grid 2 Accent 4"/>
-    <w:lsdException w:unhideWhenUsed="0" w:uiPriority="69" w:semiHidden="0" w:name="Medium Grid 3 Accent 4"/>
-    <w:lsdException w:unhideWhenUsed="0" w:uiPriority="70" w:semiHidden="0" w:name="Dark List Accent 4"/>
-    <w:lsdException w:unhideWhenUsed="0" w:uiPriority="71" w:semiHidden="0" w:name="Colorful Shading Accent 4"/>
-    <w:lsdException w:unhideWhenUsed="0" w:uiPriority="72" w:semiHidden="0" w:name="Colorful List Accent 4"/>
-    <w:lsdException w:unhideWhenUsed="0" w:uiPriority="73" w:semiHidden="0" w:name="Colorful Grid Accent 4"/>
-    <w:lsdException w:unhideWhenUsed="0" w:uiPriority="60" w:semiHidden="0" w:name="Light Shading Accent 5"/>
-    <w:lsdException w:unhideWhenUsed="0" w:uiPriority="61" w:semiHidden="0" w:name="Light List Accent 5"/>
-    <w:lsdException w:unhideWhenUsed="0" w:uiPriority="62" w:semiHidden="0" w:name="Light Grid Accent 5"/>
-    <w:lsdException w:unhideWhenUsed="0" w:uiPriority="63" w:semiHidden="0" w:name="Medium Shading 1 Accent 5"/>
-    <w:lsdException w:unhideWhenUsed="0" w:uiPriority="64" w:semiHidden="0" w:name="Medium Shading 2 Accent 5"/>
-    <w:lsdException w:unhideWhenUsed="0" w:uiPriority="65" w:semiHidden="0" w:name="Medium List 1 Accent 5"/>
-    <w:lsdException w:unhideWhenUsed="0" w:uiPriority="66" w:semiHidden="0" w:name="Medium List 2 Accent 5"/>
-    <w:lsdException w:unhideWhenUsed="0" w:uiPriority="67" w:semiHidden="0" w:name="Medium Grid 1 Accent 5"/>
-    <w:lsdException w:unhideWhenUsed="0" w:uiPriority="68" w:semiHidden="0" w:name="Medium Grid 2 Accent 5"/>
-    <w:lsdException w:unhideWhenUsed="0" w:uiPriority="69" w:semiHidden="0" w:name="Medium Grid 3 Accent 5"/>
-    <w:lsdException w:unhideWhenUsed="0" w:uiPriority="70" w:semiHidden="0" w:name="Dark List Accent 5"/>
-    <w:lsdException w:unhideWhenUsed="0" w:uiPriority="71" w:semiHidden="0" w:name="Colorful Shading Accent 5"/>
-    <w:lsdException w:unhideWhenUsed="0" w:uiPriority="72" w:semiHidden="0" w:name="Colorful List Accent 5"/>
-    <w:lsdException w:unhideWhenUsed="0" w:uiPriority="73" w:semiHidden="0" w:name="Colorful Grid Accent 5"/>
-    <w:lsdException w:unhideWhenUsed="0" w:uiPriority="60" w:semiHidden="0" w:name="Light Shading Accent 6"/>
-    <w:lsdException w:unhideWhenUsed="0" w:uiPriority="61" w:semiHidden="0" w:name="Light List Accent 6"/>
-    <w:lsdException w:unhideWhenUsed="0" w:uiPriority="62" w:semiHidden="0" w:name="Light Grid Accent 6"/>
-    <w:lsdException w:unhideWhenUsed="0" w:uiPriority="63" w:semiHidden="0" w:name="Medium Shading 1 Accent 6"/>
-    <w:lsdException w:unhideWhenUsed="0" w:uiPriority="64" w:semiHidden="0" w:name="Medium Shading 2 Accent 6"/>
-    <w:lsdException w:unhideWhenUsed="0" w:uiPriority="65" w:semiHidden="0" w:name="Medium List 1 Accent 6"/>
-    <w:lsdException w:unhideWhenUsed="0" w:uiPriority="66" w:semiHidden="0" w:name="Medium List 2 Accent 6"/>
-    <w:lsdException w:unhideWhenUsed="0" w:uiPriority="67" w:semiHidden="0" w:name="Medium Grid 1 Accent 6"/>
-    <w:lsdException w:unhideWhenUsed="0" w:uiPriority="68" w:semiHidden="0" w:name="Medium Grid 2 Accent 6"/>
-    <w:lsdException w:unhideWhenUsed="0" w:uiPriority="69" w:semiHidden="0" w:name="Medium Grid 3 Accent 6"/>
-    <w:lsdException w:unhideWhenUsed="0" w:uiPriority="70" w:semiHidden="0" w:name="Dark List Accent 6"/>
-    <w:lsdException w:unhideWhenUsed="0" w:uiPriority="71" w:semiHidden="0" w:name="Colorful Shading Accent 6"/>
-    <w:lsdException w:unhideWhenUsed="0" w:uiPriority="72" w:semiHidden="0" w:name="Colorful List Accent 6"/>
-    <w:lsdException w:unhideWhenUsed="0" w:uiPriority="73" w:semiHidden="0" w:name="Colorful Grid Accent 6"/>
+  <w:latentStyles w:defLockedState="0" w:defUIPriority="99" w:defSemiHidden="1" w:defUnhideWhenUsed="1" w:defQFormat="0" w:count="260">
+    <w:lsdException w:name="Normal" w:semiHidden="0" w:uiPriority="0" w:unhideWhenUsed="0" w:qFormat="1"/>
+    <w:lsdException w:name="heading 1" w:semiHidden="0" w:uiPriority="0" w:unhideWhenUsed="0" w:qFormat="1"/>
+    <w:lsdException w:name="heading 2" w:semiHidden="0" w:uiPriority="0" w:qFormat="1"/>
+    <w:lsdException w:name="heading 3" w:uiPriority="0" w:qFormat="1"/>
+    <w:lsdException w:name="heading 4" w:semiHidden="0" w:uiPriority="0" w:qFormat="1"/>
+    <w:lsdException w:name="heading 5" w:uiPriority="0" w:qFormat="1"/>
+    <w:lsdException w:name="heading 6" w:uiPriority="0" w:qFormat="1"/>
+    <w:lsdException w:name="heading 7" w:uiPriority="0" w:qFormat="1"/>
+    <w:lsdException w:name="heading 8" w:uiPriority="0" w:qFormat="1"/>
+    <w:lsdException w:name="heading 9" w:uiPriority="0" w:qFormat="1"/>
+    <w:lsdException w:name="index 1" w:semiHidden="0" w:uiPriority="0" w:unhideWhenUsed="0"/>
+    <w:lsdException w:name="index 2" w:semiHidden="0" w:uiPriority="0" w:unhideWhenUsed="0"/>
+    <w:lsdException w:name="index 3" w:semiHidden="0" w:uiPriority="0" w:unhideWhenUsed="0"/>
+    <w:lsdException w:name="index 4" w:semiHidden="0" w:uiPriority="0" w:unhideWhenUsed="0"/>
+    <w:lsdException w:name="index 5" w:semiHidden="0" w:uiPriority="0" w:unhideWhenUsed="0"/>
+    <w:lsdException w:name="index 6" w:semiHidden="0" w:uiPriority="0" w:unhideWhenUsed="0"/>
+    <w:lsdException w:name="index 7" w:semiHidden="0" w:uiPriority="0" w:unhideWhenUsed="0"/>
+    <w:lsdException w:name="index 8" w:semiHidden="0" w:uiPriority="0" w:unhideWhenUsed="0"/>
+    <w:lsdException w:name="index 9" w:semiHidden="0" w:uiPriority="0" w:unhideWhenUsed="0"/>
+    <w:lsdException w:name="toc 1" w:semiHidden="0" w:uiPriority="0" w:unhideWhenUsed="0" w:qFormat="1"/>
+    <w:lsdException w:name="toc 2" w:semiHidden="0" w:uiPriority="0" w:unhideWhenUsed="0" w:qFormat="1"/>
+    <w:lsdException w:name="toc 3" w:semiHidden="0" w:uiPriority="0" w:unhideWhenUsed="0" w:qFormat="1"/>
+    <w:lsdException w:name="toc 4" w:semiHidden="0" w:uiPriority="0" w:unhideWhenUsed="0"/>
+    <w:lsdException w:name="toc 5" w:semiHidden="0" w:uiPriority="0" w:unhideWhenUsed="0"/>
+    <w:lsdException w:name="toc 6" w:semiHidden="0" w:uiPriority="0" w:unhideWhenUsed="0"/>
+    <w:lsdException w:name="toc 7" w:semiHidden="0" w:uiPriority="0" w:unhideWhenUsed="0"/>
+    <w:lsdException w:name="toc 8" w:semiHidden="0" w:uiPriority="0" w:unhideWhenUsed="0"/>
+    <w:lsdException w:name="toc 9" w:semiHidden="0" w:uiPriority="0" w:unhideWhenUsed="0"/>
+    <w:lsdException w:name="Normal Indent" w:semiHidden="0" w:uiPriority="0" w:unhideWhenUsed="0"/>
+    <w:lsdException w:name="footnote text" w:semiHidden="0" w:uiPriority="0" w:unhideWhenUsed="0"/>
+    <w:lsdException w:name="annotation text" w:semiHidden="0" w:uiPriority="0" w:unhideWhenUsed="0" w:qFormat="1"/>
+    <w:lsdException w:name="header" w:semiHidden="0" w:uiPriority="0" w:unhideWhenUsed="0" w:qFormat="1"/>
+    <w:lsdException w:name="footer" w:semiHidden="0" w:uiPriority="0" w:unhideWhenUsed="0" w:qFormat="1"/>
+    <w:lsdException w:name="index heading" w:semiHidden="0" w:uiPriority="0" w:unhideWhenUsed="0"/>
+    <w:lsdException w:name="caption" w:uiPriority="0" w:qFormat="1"/>
+    <w:lsdException w:name="table of figures" w:semiHidden="0" w:uiPriority="0" w:unhideWhenUsed="0"/>
+    <w:lsdException w:name="envelope address" w:semiHidden="0" w:uiPriority="0" w:unhideWhenUsed="0"/>
+    <w:lsdException w:name="envelope return" w:semiHidden="0" w:uiPriority="0" w:unhideWhenUsed="0"/>
+    <w:lsdException w:name="footnote reference" w:semiHidden="0" w:uiPriority="0" w:unhideWhenUsed="0"/>
+    <w:lsdException w:name="annotation reference" w:semiHidden="0" w:uiPriority="0" w:unhideWhenUsed="0"/>
+    <w:lsdException w:name="line number" w:semiHidden="0" w:uiPriority="0" w:unhideWhenUsed="0"/>
+    <w:lsdException w:name="page number" w:semiHidden="0" w:uiPriority="0" w:unhideWhenUsed="0"/>
+    <w:lsdException w:name="endnote reference" w:semiHidden="0" w:uiPriority="0" w:unhideWhenUsed="0"/>
+    <w:lsdException w:name="endnote text" w:semiHidden="0" w:uiPriority="0" w:unhideWhenUsed="0"/>
+    <w:lsdException w:name="table of authorities" w:semiHidden="0" w:uiPriority="0" w:unhideWhenUsed="0"/>
+    <w:lsdException w:name="macro" w:semiHidden="0" w:uiPriority="0" w:unhideWhenUsed="0"/>
+    <w:lsdException w:name="toa heading" w:semiHidden="0" w:uiPriority="0" w:unhideWhenUsed="0"/>
+    <w:lsdException w:name="List" w:semiHidden="0" w:uiPriority="0" w:unhideWhenUsed="0"/>
+    <w:lsdException w:name="List Bullet" w:semiHidden="0" w:uiPriority="0" w:unhideWhenUsed="0"/>
+    <w:lsdException w:name="List Number" w:semiHidden="0" w:uiPriority="0" w:unhideWhenUsed="0"/>
+    <w:lsdException w:name="List 2" w:semiHidden="0" w:uiPriority="0" w:unhideWhenUsed="0"/>
+    <w:lsdException w:name="List 3" w:semiHidden="0" w:uiPriority="0" w:unhideWhenUsed="0"/>
+    <w:lsdException w:name="List 4" w:semiHidden="0" w:uiPriority="0" w:unhideWhenUsed="0"/>
+    <w:lsdException w:name="List 5" w:semiHidden="0" w:uiPriority="0" w:unhideWhenUsed="0"/>
+    <w:lsdException w:name="List Bullet 2" w:semiHidden="0" w:uiPriority="0" w:unhideWhenUsed="0"/>
+    <w:lsdException w:name="List Bullet 3" w:semiHidden="0" w:uiPriority="0" w:unhideWhenUsed="0"/>
+    <w:lsdException w:name="List Bullet 4" w:semiHidden="0" w:uiPriority="0" w:unhideWhenUsed="0"/>
+    <w:lsdException w:name="List Bullet 5" w:semiHidden="0" w:uiPriority="0" w:unhideWhenUsed="0"/>
+    <w:lsdException w:name="List Number 2" w:semiHidden="0" w:uiPriority="0" w:unhideWhenUsed="0"/>
+    <w:lsdException w:name="List Number 3" w:semiHidden="0" w:uiPriority="0" w:unhideWhenUsed="0"/>
+    <w:lsdException w:name="List Number 4" w:semiHidden="0" w:uiPriority="0" w:unhideWhenUsed="0"/>
+    <w:lsdException w:name="List Number 5" w:semiHidden="0" w:uiPriority="0" w:unhideWhenUsed="0"/>
+    <w:lsdException w:name="Title" w:semiHidden="0" w:uiPriority="0" w:unhideWhenUsed="0" w:qFormat="1"/>
+    <w:lsdException w:name="Closing" w:semiHidden="0" w:uiPriority="0" w:unhideWhenUsed="0"/>
+    <w:lsdException w:name="Signature" w:semiHidden="0" w:uiPriority="0" w:unhideWhenUsed="0"/>
+    <w:lsdException w:name="Default Paragraph Font" w:uiPriority="0" w:unhideWhenUsed="0" w:qFormat="1"/>
+    <w:lsdException w:name="Body Text" w:uiPriority="0" w:unhideWhenUsed="0" w:qFormat="1"/>
+    <w:lsdException w:name="Body Text Indent" w:semiHidden="0" w:uiPriority="0" w:unhideWhenUsed="0"/>
+    <w:lsdException w:name="List Continue" w:semiHidden="0" w:uiPriority="0" w:unhideWhenUsed="0"/>
+    <w:lsdException w:name="List Continue 2" w:semiHidden="0" w:uiPriority="0" w:unhideWhenUsed="0"/>
+    <w:lsdException w:name="List Continue 3" w:semiHidden="0" w:uiPriority="0" w:unhideWhenUsed="0"/>
+    <w:lsdException w:name="List Continue 4" w:semiHidden="0" w:uiPriority="0" w:unhideWhenUsed="0"/>
+    <w:lsdException w:name="List Continue 5" w:semiHidden="0" w:uiPriority="0" w:unhideWhenUsed="0"/>
+    <w:lsdException w:name="Message Header" w:semiHidden="0" w:uiPriority="0" w:unhideWhenUsed="0"/>
+    <w:lsdException w:name="Subtitle" w:semiHidden="0" w:uiPriority="0" w:unhideWhenUsed="0" w:qFormat="1"/>
+    <w:lsdException w:name="Salutation" w:semiHidden="0" w:uiPriority="0" w:unhideWhenUsed="0"/>
+    <w:lsdException w:name="Date" w:semiHidden="0" w:uiPriority="0" w:unhideWhenUsed="0"/>
+    <w:lsdException w:name="Body Text First Indent" w:semiHidden="0" w:uiPriority="0" w:unhideWhenUsed="0"/>
+    <w:lsdException w:name="Body Text First Indent 2" w:semiHidden="0" w:uiPriority="0" w:unhideWhenUsed="0"/>
+    <w:lsdException w:name="Body Text 2" w:semiHidden="0" w:uiPriority="0" w:unhideWhenUsed="0"/>
+    <w:lsdException w:name="Body Text 3" w:semiHidden="0" w:uiPriority="0" w:unhideWhenUsed="0"/>
+    <w:lsdException w:name="Body Text Indent 2" w:semiHidden="0" w:uiPriority="0" w:unhideWhenUsed="0"/>
+    <w:lsdException w:name="Body Text Indent 3" w:semiHidden="0" w:uiPriority="0" w:unhideWhenUsed="0"/>
+    <w:lsdException w:name="Block Text" w:semiHidden="0" w:uiPriority="0" w:unhideWhenUsed="0"/>
+    <w:lsdException w:name="Hyperlink" w:semiHidden="0" w:uiPriority="0" w:unhideWhenUsed="0"/>
+    <w:lsdException w:name="FollowedHyperlink" w:semiHidden="0" w:uiPriority="0" w:unhideWhenUsed="0"/>
+    <w:lsdException w:name="Strong" w:semiHidden="0" w:uiPriority="0" w:unhideWhenUsed="0" w:qFormat="1"/>
+    <w:lsdException w:name="Emphasis" w:semiHidden="0" w:uiPriority="0" w:unhideWhenUsed="0" w:qFormat="1"/>
+    <w:lsdException w:name="Document Map" w:semiHidden="0" w:uiPriority="0" w:unhideWhenUsed="0"/>
+    <w:lsdException w:name="Plain Text" w:semiHidden="0" w:uiPriority="0" w:unhideWhenUsed="0"/>
+    <w:lsdException w:name="E-mail Signature" w:semiHidden="0" w:uiPriority="0" w:unhideWhenUsed="0"/>
+    <w:lsdException w:name="Normal (Web)" w:semiHidden="0" w:uiPriority="0" w:unhideWhenUsed="0" w:qFormat="1"/>
+    <w:lsdException w:name="HTML Acronym" w:semiHidden="0" w:uiPriority="0" w:unhideWhenUsed="0"/>
+    <w:lsdException w:name="HTML Address" w:semiHidden="0" w:uiPriority="0" w:unhideWhenUsed="0"/>
+    <w:lsdException w:name="HTML Cite" w:semiHidden="0" w:uiPriority="0" w:unhideWhenUsed="0"/>
+    <w:lsdException w:name="HTML Code" w:semiHidden="0" w:uiPriority="0" w:unhideWhenUsed="0"/>
+    <w:lsdException w:name="HTML Definition" w:semiHidden="0" w:uiPriority="0" w:unhideWhenUsed="0"/>
+    <w:lsdException w:name="HTML Keyboard" w:semiHidden="0" w:uiPriority="0" w:unhideWhenUsed="0"/>
+    <w:lsdException w:name="HTML Preformatted" w:semiHidden="0" w:uiPriority="0" w:unhideWhenUsed="0"/>
+    <w:lsdException w:name="HTML Sample" w:semiHidden="0" w:uiPriority="0" w:unhideWhenUsed="0"/>
+    <w:lsdException w:name="HTML Typewriter" w:semiHidden="0" w:uiPriority="0" w:unhideWhenUsed="0"/>
+    <w:lsdException w:name="HTML Variable" w:semiHidden="0" w:uiPriority="0" w:unhideWhenUsed="0"/>
+    <w:lsdException w:name="Normal Table" w:uiPriority="0" w:unhideWhenUsed="0" w:qFormat="1"/>
+    <w:lsdException w:name="annotation subject" w:semiHidden="0" w:uiPriority="0" w:unhideWhenUsed="0"/>
+    <w:lsdException w:name="Table Simple 1" w:semiHidden="0" w:uiPriority="0" w:unhideWhenUsed="0"/>
+    <w:lsdException w:name="Table Simple 2" w:semiHidden="0" w:uiPriority="0" w:unhideWhenUsed="0"/>
+    <w:lsdException w:name="Table Simple 3" w:semiHidden="0" w:uiPriority="0" w:unhideWhenUsed="0"/>
+    <w:lsdException w:name="Table Classic 1" w:semiHidden="0" w:uiPriority="0" w:unhideWhenUsed="0"/>
+    <w:lsdException w:name="Table Classic 2" w:semiHidden="0" w:uiPriority="0" w:unhideWhenUsed="0"/>
+    <w:lsdException w:name="Table Classic 3" w:semiHidden="0" w:uiPriority="0" w:unhideWhenUsed="0"/>
+    <w:lsdException w:name="Table Classic 4" w:semiHidden="0" w:uiPriority="0" w:unhideWhenUsed="0"/>
+    <w:lsdException w:name="Table Colorful 1" w:semiHidden="0" w:uiPriority="0" w:unhideWhenUsed="0"/>
+    <w:lsdException w:name="Table Colorful 2" w:semiHidden="0" w:uiPriority="0" w:unhideWhenUsed="0"/>
+    <w:lsdException w:name="Table Colorful 3" w:semiHidden="0" w:uiPriority="0" w:unhideWhenUsed="0"/>
+    <w:lsdException w:name="Table Columns 1" w:semiHidden="0" w:uiPriority="0" w:unhideWhenUsed="0"/>
+    <w:lsdException w:name="Table Columns 2" w:semiHidden="0" w:uiPriority="0" w:unhideWhenUsed="0"/>
+    <w:lsdException w:name="Table Columns 3" w:semiHidden="0" w:uiPriority="0" w:unhideWhenUsed="0"/>
+    <w:lsdException w:name="Table Columns 4" w:semiHidden="0" w:uiPriority="0" w:unhideWhenUsed="0"/>
+    <w:lsdException w:name="Table Columns 5" w:semiHidden="0" w:uiPriority="0" w:unhideWhenUsed="0"/>
+    <w:lsdException w:name="Table Grid 1" w:semiHidden="0" w:uiPriority="0" w:unhideWhenUsed="0"/>
+    <w:lsdException w:name="Table Grid 2" w:semiHidden="0" w:uiPriority="0" w:unhideWhenUsed="0"/>
+    <w:lsdException w:name="Table Grid 3" w:semiHidden="0" w:uiPriority="0" w:unhideWhenUsed="0"/>
+    <w:lsdException w:name="Table Grid 4" w:semiHidden="0" w:uiPriority="0" w:unhideWhenUsed="0"/>
+    <w:lsdException w:name="Table Grid 5" w:semiHidden="0" w:uiPriority="0" w:unhideWhenUsed="0"/>
+    <w:lsdException w:name="Table Grid 6" w:semiHidden="0" w:uiPriority="0" w:unhideWhenUsed="0"/>
+    <w:lsdException w:name="Table Grid 7" w:semiHidden="0" w:uiPriority="0" w:unhideWhenUsed="0"/>
+    <w:lsdException w:name="Table Grid 8" w:semiHidden="0" w:uiPriority="0" w:unhideWhenUsed="0"/>
+    <w:lsdException w:name="Table List 1" w:semiHidden="0" w:uiPriority="0" w:unhideWhenUsed="0"/>
+    <w:lsdException w:name="Table List 2" w:semiHidden="0" w:uiPriority="0" w:unhideWhenUsed="0"/>
+    <w:lsdException w:name="Table List 3" w:semiHidden="0" w:uiPriority="0" w:unhideWhenUsed="0"/>
+    <w:lsdException w:name="Table List 4" w:semiHidden="0" w:uiPriority="0" w:unhideWhenUsed="0"/>
+    <w:lsdException w:name="Table List 5" w:semiHidden="0" w:uiPriority="0" w:unhideWhenUsed="0"/>
+    <w:lsdException w:name="Table List 6" w:semiHidden="0" w:uiPriority="0" w:unhideWhenUsed="0"/>
+    <w:lsdException w:name="Table List 7" w:semiHidden="0" w:uiPriority="0" w:unhideWhenUsed="0"/>
+    <w:lsdException w:name="Table List 8" w:semiHidden="0" w:uiPriority="0" w:unhideWhenUsed="0"/>
+    <w:lsdException w:name="Table 3D effects 1" w:semiHidden="0" w:uiPriority="0" w:unhideWhenUsed="0"/>
+    <w:lsdException w:name="Table 3D effects 2" w:semiHidden="0" w:uiPriority="0" w:unhideWhenUsed="0"/>
+    <w:lsdException w:name="Table 3D effects 3" w:semiHidden="0" w:uiPriority="0" w:unhideWhenUsed="0"/>
+    <w:lsdException w:name="Table Contemporary" w:semiHidden="0" w:uiPriority="0" w:unhideWhenUsed="0"/>
+    <w:lsdException w:name="Table Elegant" w:semiHidden="0" w:uiPriority="0" w:unhideWhenUsed="0"/>
+    <w:lsdException w:name="Table Professional" w:semiHidden="0" w:uiPriority="0" w:unhideWhenUsed="0"/>
+    <w:lsdException w:name="Table Subtle 1" w:semiHidden="0" w:uiPriority="0" w:unhideWhenUsed="0"/>
+    <w:lsdException w:name="Table Subtle 2" w:semiHidden="0" w:uiPriority="0" w:unhideWhenUsed="0"/>
+    <w:lsdException w:name="Table Web 1" w:semiHidden="0" w:uiPriority="0" w:unhideWhenUsed="0"/>
+    <w:lsdException w:name="Table Web 2" w:semiHidden="0" w:uiPriority="0" w:unhideWhenUsed="0"/>
+    <w:lsdException w:name="Table Web 3" w:semiHidden="0" w:uiPriority="0" w:unhideWhenUsed="0"/>
+    <w:lsdException w:name="Balloon Text" w:semiHidden="0" w:uiPriority="0" w:unhideWhenUsed="0"/>
+    <w:lsdException w:name="Table Grid" w:semiHidden="0" w:uiPriority="0" w:unhideWhenUsed="0" w:qFormat="1"/>
+    <w:lsdException w:name="Table Theme" w:semiHidden="0" w:uiPriority="0" w:unhideWhenUsed="0"/>
+    <w:lsdException w:name="Light Shading" w:semiHidden="0" w:uiPriority="60" w:unhideWhenUsed="0"/>
+    <w:lsdException w:name="Light List" w:semiHidden="0" w:uiPriority="61" w:unhideWhenUsed="0"/>
+    <w:lsdException w:name="Light Grid" w:semiHidden="0" w:uiPriority="62" w:unhideWhenUsed="0"/>
+    <w:lsdException w:name="Medium Shading 1" w:semiHidden="0" w:uiPriority="63" w:unhideWhenUsed="0"/>
+    <w:lsdException w:name="Medium Shading 2" w:semiHidden="0" w:uiPriority="64" w:unhideWhenUsed="0"/>
+    <w:lsdException w:name="Medium List 1" w:semiHidden="0" w:uiPriority="65" w:unhideWhenUsed="0"/>
+    <w:lsdException w:name="Medium List 2" w:semiHidden="0" w:uiPriority="66" w:unhideWhenUsed="0"/>
+    <w:lsdException w:name="Medium Grid 1" w:semiHidden="0" w:uiPriority="67" w:unhideWhenUsed="0"/>
+    <w:lsdException w:name="Medium Grid 2" w:semiHidden="0" w:uiPriority="68" w:unhideWhenUsed="0"/>
+    <w:lsdException w:name="Medium Grid 3" w:semiHidden="0" w:uiPriority="69" w:unhideWhenUsed="0"/>
+    <w:lsdException w:name="Dark List" w:semiHidden="0" w:uiPriority="70" w:unhideWhenUsed="0"/>
+    <w:lsdException w:name="Colorful Shading" w:semiHidden="0" w:uiPriority="71" w:unhideWhenUsed="0"/>
+    <w:lsdException w:name="Colorful List" w:semiHidden="0" w:uiPriority="72" w:unhideWhenUsed="0"/>
+    <w:lsdException w:name="Colorful Grid" w:semiHidden="0" w:uiPriority="73" w:unhideWhenUsed="0"/>
+    <w:lsdException w:name="Light Shading Accent 1" w:semiHidden="0" w:uiPriority="60" w:unhideWhenUsed="0"/>
+    <w:lsdException w:name="Light List Accent 1" w:semiHidden="0" w:uiPriority="61" w:unhideWhenUsed="0"/>
+    <w:lsdException w:name="Light Grid Accent 1" w:semiHidden="0" w:uiPriority="62" w:unhideWhenUsed="0"/>
+    <w:lsdException w:name="Medium Shading 1 Accent 1" w:semiHidden="0" w:uiPriority="63" w:unhideWhenUsed="0"/>
+    <w:lsdException w:name="Medium Shading 2 Accent 1" w:semiHidden="0" w:uiPriority="64" w:unhideWhenUsed="0"/>
+    <w:lsdException w:name="Medium List 1 Accent 1" w:semiHidden="0" w:uiPriority="65" w:unhideWhenUsed="0"/>
+    <w:lsdException w:name="Medium List 2 Accent 1" w:semiHidden="0" w:uiPriority="66" w:unhideWhenUsed="0"/>
+    <w:lsdException w:name="Medium Grid 1 Accent 1" w:semiHidden="0" w:uiPriority="67" w:unhideWhenUsed="0"/>
+    <w:lsdException w:name="Medium Grid 2 Accent 1" w:semiHidden="0" w:uiPriority="68" w:unhideWhenUsed="0"/>
+    <w:lsdException w:name="Medium Grid 3 Accent 1" w:semiHidden="0" w:uiPriority="69" w:unhideWhenUsed="0"/>
+    <w:lsdException w:name="Dark List Accent 1" w:semiHidden="0" w:uiPriority="70" w:unhideWhenUsed="0"/>
+    <w:lsdException w:name="Colorful Shading Accent 1" w:semiHidden="0" w:uiPriority="71" w:unhideWhenUsed="0"/>
+    <w:lsdException w:name="Colorful List Accent 1" w:semiHidden="0" w:uiPriority="72" w:unhideWhenUsed="0"/>
+    <w:lsdException w:name="Colorful Grid Accent 1" w:semiHidden="0" w:uiPriority="73" w:unhideWhenUsed="0"/>
+    <w:lsdException w:name="Light Shading Accent 2" w:semiHidden="0" w:uiPriority="60" w:unhideWhenUsed="0"/>
+    <w:lsdException w:name="Light List Accent 2" w:semiHidden="0" w:uiPriority="61" w:unhideWhenUsed="0"/>
+    <w:lsdException w:name="Light Grid Accent 2" w:semiHidden="0" w:uiPriority="62" w:unhideWhenUsed="0"/>
+    <w:lsdException w:name="Medium Shading 1 Accent 2" w:semiHidden="0" w:uiPriority="63" w:unhideWhenUsed="0"/>
+    <w:lsdException w:name="Medium Shading 2 Accent 2" w:semiHidden="0" w:uiPriority="64" w:unhideWhenUsed="0"/>
+    <w:lsdException w:name="Medium List 1 Accent 2" w:semiHidden="0" w:uiPriority="65" w:unhideWhenUsed="0"/>
+    <w:lsdException w:name="Medium List 2 Accent 2" w:semiHidden="0" w:uiPriority="66" w:unhideWhenUsed="0"/>
+    <w:lsdException w:name="Medium Grid 1 Accent 2" w:semiHidden="0" w:uiPriority="67" w:unhideWhenUsed="0"/>
+    <w:lsdException w:name="Medium Grid 2 Accent 2" w:semiHidden="0" w:uiPriority="68" w:unhideWhenUsed="0"/>
+    <w:lsdException w:name="Medium Grid 3 Accent 2" w:semiHidden="0" w:uiPriority="69" w:unhideWhenUsed="0"/>
+    <w:lsdException w:name="Dark List Accent 2" w:semiHidden="0" w:uiPriority="70" w:unhideWhenUsed="0"/>
+    <w:lsdException w:name="Colorful Shading Accent 2" w:semiHidden="0" w:uiPriority="71" w:unhideWhenUsed="0"/>
+    <w:lsdException w:name="Colorful List Accent 2" w:semiHidden="0" w:uiPriority="72" w:unhideWhenUsed="0"/>
+    <w:lsdException w:name="Colorful Grid Accent 2" w:semiHidden="0" w:uiPriority="73" w:unhideWhenUsed="0"/>
+    <w:lsdException w:name="Light Shading Accent 3" w:semiHidden="0" w:uiPriority="60" w:unhideWhenUsed="0"/>
+    <w:lsdException w:name="Light List Accent 3" w:semiHidden="0" w:uiPriority="61" w:unhideWhenUsed="0"/>
+    <w:lsdException w:name="Light Grid Accent 3" w:semiHidden="0" w:uiPriority="62" w:unhideWhenUsed="0"/>
+    <w:lsdException w:name="Medium Shading 1 Accent 3" w:semiHidden="0" w:uiPriority="63" w:unhideWhenUsed="0"/>
+    <w:lsdException w:name="Medium Shading 2 Accent 3" w:semiHidden="0" w:uiPriority="64" w:unhideWhenUsed="0"/>
+    <w:lsdException w:name="Medium List 1 Accent 3" w:semiHidden="0" w:uiPriority="65" w:unhideWhenUsed="0"/>
+    <w:lsdException w:name="Medium List 2 Accent 3" w:semiHidden="0" w:uiPriority="66" w:unhideWhenUsed="0"/>
+    <w:lsdException w:name="Medium Grid 1 Accent 3" w:semiHidden="0" w:uiPriority="67" w:unhideWhenUsed="0"/>
+    <w:lsdException w:name="Medium Grid 2 Accent 3" w:semiHidden="0" w:uiPriority="68" w:unhideWhenUsed="0"/>
+    <w:lsdException w:name="Medium Grid 3 Accent 3" w:semiHidden="0" w:uiPriority="69" w:unhideWhenUsed="0"/>
+    <w:lsdException w:name="Dark List Accent 3" w:semiHidden="0" w:uiPriority="70" w:unhideWhenUsed="0"/>
+    <w:lsdException w:name="Colorful Shading Accent 3" w:semiHidden="0" w:uiPriority="71" w:unhideWhenUsed="0"/>
+    <w:lsdException w:name="Colorful List Accent 3" w:semiHidden="0" w:uiPriority="72" w:unhideWhenUsed="0"/>
+    <w:lsdException w:name="Colorful Grid Accent 3" w:semiHidden="0" w:uiPriority="73" w:unhideWhenUsed="0"/>
+    <w:lsdException w:name="Light Shading Accent 4" w:semiHidden="0" w:uiPriority="60" w:unhideWhenUsed="0"/>
+    <w:lsdException w:name="Light List Accent 4" w:semiHidden="0" w:uiPriority="61" w:unhideWhenUsed="0"/>
+    <w:lsdException w:name="Light Grid Accent 4" w:semiHidden="0" w:uiPriority="62" w:unhideWhenUsed="0"/>
+    <w:lsdException w:name="Medium Shading 1 Accent 4" w:semiHidden="0" w:uiPriority="63" w:unhideWhenUsed="0"/>
+    <w:lsdException w:name="Medium Shading 2 Accent 4" w:semiHidden="0" w:uiPriority="64" w:unhideWhenUsed="0"/>
+    <w:lsdException w:name="Medium List 1 Accent 4" w:semiHidden="0" w:uiPriority="65" w:unhideWhenUsed="0"/>
+    <w:lsdException w:name="Medium List 2 Accent 4" w:semiHidden="0" w:uiPriority="66" w:unhideWhenUsed="0"/>
+    <w:lsdException w:name="Medium Grid 1 Accent 4" w:semiHidden="0" w:uiPriority="67" w:unhideWhenUsed="0"/>
+    <w:lsdException w:name="Medium Grid 2 Accent 4" w:semiHidden="0" w:uiPriority="68" w:unhideWhenUsed="0"/>
+    <w:lsdException w:name="Medium Grid 3 Accent 4" w:semiHidden="0" w:uiPriority="69" w:unhideWhenUsed="0"/>
+    <w:lsdException w:name="Dark List Accent 4" w:semiHidden="0" w:uiPriority="70" w:unhideWhenUsed="0"/>
+    <w:lsdException w:name="Colorful Shading Accent 4" w:semiHidden="0" w:uiPriority="71" w:unhideWhenUsed="0"/>
+    <w:lsdException w:name="Colorful List Accent 4" w:semiHidden="0" w:uiPriority="72" w:unhideWhenUsed="0"/>
+    <w:lsdException w:name="Colorful Grid Accent 4" w:semiHidden="0" w:uiPriority="73" w:unhideWhenUsed="0"/>
+    <w:lsdException w:name="Light Shading Accent 5" w:semiHidden="0" w:uiPriority="60" w:unhideWhenUsed="0"/>
+    <w:lsdException w:name="Light List Accent 5" w:semiHidden="0" w:uiPriority="61" w:unhideWhenUsed="0"/>
+    <w:lsdException w:name="Light Grid Accent 5" w:semiHidden="0" w:uiPriority="62" w:unhideWhenUsed="0"/>
+    <w:lsdException w:name="Medium Shading 1 Accent 5" w:semiHidden="0" w:uiPriority="63" w:unhideWhenUsed="0"/>
+    <w:lsdException w:name="Medium Shading 2 Accent 5" w:semiHidden="0" w:uiPriority="64" w:unhideWhenUsed="0"/>
+    <w:lsdException w:name="Medium List 1 Accent 5" w:semiHidden="0" w:uiPriority="65" w:unhideWhenUsed="0"/>
+    <w:lsdException w:name="Medium List 2 Accent 5" w:semiHidden="0" w:uiPriority="66" w:unhideWhenUsed="0"/>
+    <w:lsdException w:name="Medium Grid 1 Accent 5" w:semiHidden="0" w:uiPriority="67" w:unhideWhenUsed="0"/>
+    <w:lsdException w:name="Medium Grid 2 Accent 5" w:semiHidden="0" w:uiPriority="68" w:unhideWhenUsed="0"/>
+    <w:lsdException w:name="Medium Grid 3 Accent 5" w:semiHidden="0" w:uiPriority="69" w:unhideWhenUsed="0"/>
+    <w:lsdException w:name="Dark List Accent 5" w:semiHidden="0" w:uiPriority="70" w:unhideWhenUsed="0"/>
+    <w:lsdException w:name="Colorful Shading Accent 5" w:semiHidden="0" w:uiPriority="71" w:unhideWhenUsed="0"/>
+    <w:lsdException w:name="Colorful List Accent 5" w:semiHidden="0" w:uiPriority="72" w:unhideWhenUsed="0"/>
+    <w:lsdException w:name="Colorful Grid Accent 5" w:semiHidden="0" w:uiPriority="73" w:unhideWhenUsed="0"/>
+    <w:lsdException w:name="Light Shading Accent 6" w:semiHidden="0" w:uiPriority="60" w:unhideWhenUsed="0"/>
+    <w:lsdException w:name="Light List Accent 6" w:semiHidden="0" w:uiPriority="61" w:unhideWhenUsed="0"/>
+    <w:lsdException w:name="Light Grid Accent 6" w:semiHidden="0" w:uiPriority="62" w:unhideWhenUsed="0"/>
+    <w:lsdException w:name="Medium Shading 1 Accent 6" w:semiHidden="0" w:uiPriority="63" w:unhideWhenUsed="0"/>
+    <w:lsdException w:name="Medium Shading 2 Accent 6" w:semiHidden="0" w:uiPriority="64" w:unhideWhenUsed="0"/>
+    <w:lsdException w:name="Medium List 1 Accent 6" w:semiHidden="0" w:uiPriority="65" w:unhideWhenUsed="0"/>
+    <w:lsdException w:name="Medium List 2 Accent 6" w:semiHidden="0" w:uiPriority="66" w:unhideWhenUsed="0"/>
+    <w:lsdException w:name="Medium Grid 1 Accent 6" w:semiHidden="0" w:uiPriority="67" w:unhideWhenUsed="0"/>
+    <w:lsdException w:name="Medium Grid 2 Accent 6" w:semiHidden="0" w:uiPriority="68" w:unhideWhenUsed="0"/>
+    <w:lsdException w:name="Medium Grid 3 Accent 6" w:semiHidden="0" w:uiPriority="69" w:unhideWhenUsed="0"/>
+    <w:lsdException w:name="Dark List Accent 6" w:semiHidden="0" w:uiPriority="70" w:unhideWhenUsed="0"/>
+    <w:lsdException w:name="Colorful Shading Accent 6" w:semiHidden="0" w:uiPriority="71" w:unhideWhenUsed="0"/>
+    <w:lsdException w:name="Colorful List Accent 6" w:semiHidden="0" w:uiPriority="72" w:unhideWhenUsed="0"/>
+    <w:lsdException w:name="Colorful Grid Accent 6" w:semiHidden="0" w:uiPriority="73" w:unhideWhenUsed="0"/>
   </w:latentStyles>
-  <w:style w:type="paragraph" w:default="1" w:styleId="1">
+  <w:style w:type="paragraph" w:default="1" w:styleId="Normal">
     <w:name w:val="Normal"/>
     <w:qFormat/>
-    <w:uiPriority w:val="0"/>
     <w:pPr>
       <w:kinsoku w:val="0"/>
       <w:autoSpaceDE w:val="0"/>
@@ -6792,7 +6702,7 @@
       <w:textAlignment w:val="baseline"/>
     </w:pPr>
     <w:rPr>
-      <w:rFonts w:ascii="Arial" w:hAnsi="Arial" w:eastAsia="宋体" w:cs="Arial"/>
+      <w:rFonts w:ascii="Arial" w:eastAsia="宋体" w:hAnsi="Arial" w:cs="Arial"/>
       <w:snapToGrid w:val="0"/>
       <w:color w:val="000000"/>
       <w:kern w:val="0"/>
@@ -6801,12 +6711,11 @@
       <w:lang w:val="en-US" w:eastAsia="en-US" w:bidi="ar-SA"/>
     </w:rPr>
   </w:style>
-  <w:style w:type="paragraph" w:styleId="2">
+  <w:style w:type="paragraph" w:styleId="Heading1">
     <w:name w:val="heading 1"/>
-    <w:basedOn w:val="1"/>
-    <w:next w:val="1"/>
+    <w:basedOn w:val="Normal"/>
+    <w:next w:val="Normal"/>
     <w:qFormat/>
-    <w:uiPriority w:val="0"/>
     <w:pPr>
       <w:keepNext/>
       <w:keepLines/>
@@ -6824,13 +6733,12 @@
       <w:sz w:val="44"/>
     </w:rPr>
   </w:style>
-  <w:style w:type="paragraph" w:styleId="3">
+  <w:style w:type="paragraph" w:styleId="Heading2">
     <w:name w:val="heading 2"/>
-    <w:basedOn w:val="1"/>
-    <w:next w:val="1"/>
+    <w:basedOn w:val="Normal"/>
+    <w:next w:val="Normal"/>
     <w:unhideWhenUsed/>
     <w:qFormat/>
-    <w:uiPriority w:val="0"/>
     <w:pPr>
       <w:keepNext/>
       <w:keepLines/>
@@ -6843,19 +6751,18 @@
       <w:outlineLvl w:val="1"/>
     </w:pPr>
     <w:rPr>
-      <w:rFonts w:ascii="Arial" w:hAnsi="Arial" w:eastAsia="黑体"/>
+      <w:rFonts w:ascii="Arial" w:eastAsia="黑体" w:hAnsi="Arial"/>
       <w:b/>
       <w:sz w:val="32"/>
     </w:rPr>
   </w:style>
-  <w:style w:type="paragraph" w:styleId="4">
+  <w:style w:type="paragraph" w:styleId="Heading3">
     <w:name w:val="heading 3"/>
-    <w:basedOn w:val="1"/>
-    <w:next w:val="1"/>
+    <w:basedOn w:val="Normal"/>
+    <w:next w:val="Normal"/>
     <w:semiHidden/>
     <w:unhideWhenUsed/>
     <w:qFormat/>
-    <w:uiPriority w:val="0"/>
     <w:pPr>
       <w:keepNext/>
       <w:keepLines/>
@@ -6872,13 +6779,12 @@
       <w:sz w:val="32"/>
     </w:rPr>
   </w:style>
-  <w:style w:type="paragraph" w:styleId="5">
+  <w:style w:type="paragraph" w:styleId="Heading4">
     <w:name w:val="heading 4"/>
-    <w:basedOn w:val="1"/>
-    <w:next w:val="1"/>
+    <w:basedOn w:val="Normal"/>
+    <w:next w:val="Normal"/>
     <w:unhideWhenUsed/>
     <w:qFormat/>
-    <w:uiPriority w:val="0"/>
     <w:pPr>
       <w:keepNext/>
       <w:keepLines/>
@@ -6891,19 +6797,18 @@
       <w:outlineLvl w:val="3"/>
     </w:pPr>
     <w:rPr>
-      <w:rFonts w:ascii="Arial" w:hAnsi="Arial" w:eastAsia="黑体"/>
+      <w:rFonts w:ascii="Arial" w:eastAsia="黑体" w:hAnsi="Arial"/>
       <w:b/>
       <w:sz w:val="28"/>
     </w:rPr>
   </w:style>
-  <w:style w:type="paragraph" w:styleId="6">
+  <w:style w:type="paragraph" w:styleId="Heading5">
     <w:name w:val="heading 5"/>
-    <w:basedOn w:val="1"/>
-    <w:next w:val="1"/>
+    <w:basedOn w:val="Normal"/>
+    <w:next w:val="Normal"/>
     <w:semiHidden/>
     <w:unhideWhenUsed/>
     <w:qFormat/>
-    <w:uiPriority w:val="0"/>
     <w:pPr>
       <w:keepNext/>
       <w:keepLines/>
@@ -6920,14 +6825,13 @@
       <w:sz w:val="28"/>
     </w:rPr>
   </w:style>
-  <w:style w:type="paragraph" w:styleId="7">
+  <w:style w:type="paragraph" w:styleId="Heading6">
     <w:name w:val="heading 6"/>
-    <w:basedOn w:val="1"/>
-    <w:next w:val="1"/>
+    <w:basedOn w:val="Normal"/>
+    <w:next w:val="Normal"/>
     <w:semiHidden/>
     <w:unhideWhenUsed/>
     <w:qFormat/>
-    <w:uiPriority w:val="0"/>
     <w:pPr>
       <w:keepNext/>
       <w:keepLines/>
@@ -6940,19 +6844,18 @@
       <w:outlineLvl w:val="5"/>
     </w:pPr>
     <w:rPr>
-      <w:rFonts w:ascii="Arial" w:hAnsi="Arial" w:eastAsia="黑体"/>
+      <w:rFonts w:ascii="Arial" w:eastAsia="黑体" w:hAnsi="Arial"/>
       <w:b/>
       <w:sz w:val="24"/>
     </w:rPr>
   </w:style>
-  <w:style w:type="paragraph" w:styleId="8">
+  <w:style w:type="paragraph" w:styleId="Heading7">
     <w:name w:val="heading 7"/>
-    <w:basedOn w:val="1"/>
-    <w:next w:val="1"/>
+    <w:basedOn w:val="Normal"/>
+    <w:next w:val="Normal"/>
     <w:semiHidden/>
     <w:unhideWhenUsed/>
     <w:qFormat/>
-    <w:uiPriority w:val="0"/>
     <w:pPr>
       <w:keepNext/>
       <w:keepLines/>
@@ -6969,14 +6872,13 @@
       <w:sz w:val="24"/>
     </w:rPr>
   </w:style>
-  <w:style w:type="paragraph" w:styleId="9">
+  <w:style w:type="paragraph" w:styleId="Heading8">
     <w:name w:val="heading 8"/>
-    <w:basedOn w:val="1"/>
-    <w:next w:val="1"/>
+    <w:basedOn w:val="Normal"/>
+    <w:next w:val="Normal"/>
     <w:semiHidden/>
     <w:unhideWhenUsed/>
     <w:qFormat/>
-    <w:uiPriority w:val="0"/>
     <w:pPr>
       <w:keepNext/>
       <w:keepLines/>
@@ -6989,18 +6891,17 @@
       <w:outlineLvl w:val="7"/>
     </w:pPr>
     <w:rPr>
-      <w:rFonts w:ascii="Arial" w:hAnsi="Arial" w:eastAsia="黑体"/>
+      <w:rFonts w:ascii="Arial" w:eastAsia="黑体" w:hAnsi="Arial"/>
       <w:sz w:val="24"/>
     </w:rPr>
   </w:style>
-  <w:style w:type="paragraph" w:styleId="10">
+  <w:style w:type="paragraph" w:styleId="Heading9">
     <w:name w:val="heading 9"/>
-    <w:basedOn w:val="1"/>
-    <w:next w:val="1"/>
+    <w:basedOn w:val="Normal"/>
+    <w:next w:val="Normal"/>
     <w:semiHidden/>
     <w:unhideWhenUsed/>
     <w:qFormat/>
-    <w:uiPriority w:val="0"/>
     <w:pPr>
       <w:keepNext/>
       <w:keepLines/>
@@ -7013,21 +6914,19 @@
       <w:outlineLvl w:val="8"/>
     </w:pPr>
     <w:rPr>
-      <w:rFonts w:ascii="Arial" w:hAnsi="Arial" w:eastAsia="黑体"/>
+      <w:rFonts w:ascii="Arial" w:eastAsia="黑体" w:hAnsi="Arial"/>
       <w:sz w:val="21"/>
     </w:rPr>
   </w:style>
-  <w:style w:type="character" w:default="1" w:styleId="22">
+  <w:style w:type="character" w:default="1" w:styleId="DefaultParagraphFont">
     <w:name w:val="Default Paragraph Font"/>
     <w:semiHidden/>
     <w:qFormat/>
-    <w:uiPriority w:val="0"/>
   </w:style>
-  <w:style w:type="table" w:default="1" w:styleId="20">
+  <w:style w:type="table" w:default="1" w:styleId="TableNormal">
     <w:name w:val="Normal Table"/>
     <w:semiHidden/>
     <w:qFormat/>
-    <w:uiPriority w:val="0"/>
     <w:tblPr>
       <w:tblCellMar>
         <w:top w:w="0" w:type="dxa"/>
@@ -7037,43 +6936,39 @@
       </w:tblCellMar>
     </w:tblPr>
   </w:style>
-  <w:style w:type="paragraph" w:styleId="11">
+  <w:style w:type="paragraph" w:styleId="CommentText">
     <w:name w:val="annotation text"/>
-    <w:basedOn w:val="1"/>
+    <w:basedOn w:val="Normal"/>
     <w:qFormat/>
-    <w:uiPriority w:val="0"/>
     <w:pPr>
       <w:jc w:val="left"/>
     </w:pPr>
   </w:style>
-  <w:style w:type="paragraph" w:styleId="12">
+  <w:style w:type="paragraph" w:styleId="BodyText">
     <w:name w:val="Body Text"/>
-    <w:basedOn w:val="1"/>
+    <w:basedOn w:val="Normal"/>
     <w:semiHidden/>
     <w:qFormat/>
-    <w:uiPriority w:val="0"/>
     <w:rPr>
-      <w:rFonts w:ascii="Arial" w:hAnsi="Arial" w:eastAsia="Arial" w:cs="Arial"/>
+      <w:rFonts w:ascii="Arial" w:eastAsia="Arial" w:hAnsi="Arial" w:cs="Arial"/>
       <w:sz w:val="21"/>
       <w:szCs w:val="21"/>
       <w:lang w:val="en-US" w:eastAsia="en-US" w:bidi="ar-SA"/>
     </w:rPr>
   </w:style>
-  <w:style w:type="paragraph" w:styleId="13">
+  <w:style w:type="paragraph" w:styleId="TOC3">
     <w:name w:val="toc 3"/>
-    <w:basedOn w:val="1"/>
-    <w:next w:val="1"/>
+    <w:basedOn w:val="Normal"/>
+    <w:next w:val="Normal"/>
     <w:qFormat/>
-    <w:uiPriority w:val="0"/>
     <w:pPr>
       <w:ind w:left="840" w:leftChars="400"/>
     </w:pPr>
   </w:style>
-  <w:style w:type="paragraph" w:styleId="14">
+  <w:style w:type="paragraph" w:styleId="Footer">
     <w:name w:val="footer"/>
-    <w:basedOn w:val="1"/>
+    <w:basedOn w:val="Normal"/>
     <w:qFormat/>
-    <w:uiPriority w:val="0"/>
     <w:pPr>
       <w:tabs>
         <w:tab w:val="center" w:pos="4153"/>
@@ -7086,17 +6981,16 @@
       <w:sz w:val="18"/>
     </w:rPr>
   </w:style>
-  <w:style w:type="paragraph" w:styleId="15">
+  <w:style w:type="paragraph" w:styleId="Header">
     <w:name w:val="header"/>
-    <w:basedOn w:val="1"/>
+    <w:basedOn w:val="Normal"/>
     <w:qFormat/>
-    <w:uiPriority w:val="0"/>
     <w:pPr>
       <w:pBdr>
-        <w:top w:val="none" w:color="auto" w:sz="0" w:space="0"/>
-        <w:left w:val="none" w:color="auto" w:sz="0" w:space="0"/>
-        <w:bottom w:val="none" w:color="auto" w:sz="0" w:space="0"/>
-        <w:right w:val="none" w:color="auto" w:sz="0" w:space="0"/>
+        <w:top w:val="nil"/>
+        <w:left w:val="nil"/>
+        <w:bottom w:val="nil"/>
+        <w:right w:val="nil"/>
       </w:pBdr>
       <w:tabs>
         <w:tab w:val="center" w:pos="4153"/>
@@ -7111,41 +7005,37 @@
       <w:sz w:val="18"/>
     </w:rPr>
   </w:style>
-  <w:style w:type="paragraph" w:styleId="16">
+  <w:style w:type="paragraph" w:styleId="TOC1">
     <w:name w:val="toc 1"/>
-    <w:basedOn w:val="1"/>
-    <w:next w:val="1"/>
+    <w:basedOn w:val="Normal"/>
+    <w:next w:val="Normal"/>
     <w:qFormat/>
-    <w:uiPriority w:val="0"/>
     <w:rPr>
-      <w:rFonts w:ascii="Arial" w:hAnsi="Arial" w:eastAsia="Microsoft JhengHei"/>
+      <w:rFonts w:ascii="Arial" w:eastAsia="Microsoft JhengHei" w:hAnsi="Arial"/>
       <w:sz w:val="24"/>
     </w:rPr>
   </w:style>
-  <w:style w:type="paragraph" w:styleId="17">
+  <w:style w:type="paragraph" w:styleId="TOC2">
     <w:name w:val="toc 2"/>
-    <w:basedOn w:val="1"/>
-    <w:next w:val="1"/>
+    <w:basedOn w:val="Normal"/>
+    <w:next w:val="Normal"/>
     <w:qFormat/>
-    <w:uiPriority w:val="0"/>
     <w:pPr>
       <w:ind w:left="420" w:leftChars="200"/>
     </w:pPr>
   </w:style>
-  <w:style w:type="paragraph" w:styleId="18">
+  <w:style w:type="paragraph" w:styleId="NormalWeb">
     <w:name w:val="Normal (Web)"/>
-    <w:basedOn w:val="1"/>
+    <w:basedOn w:val="Normal"/>
     <w:qFormat/>
-    <w:uiPriority w:val="0"/>
     <w:rPr>
       <w:sz w:val="24"/>
     </w:rPr>
   </w:style>
-  <w:style w:type="paragraph" w:styleId="19">
+  <w:style w:type="paragraph" w:styleId="Title">
     <w:name w:val="Title"/>
-    <w:basedOn w:val="1"/>
+    <w:basedOn w:val="Normal"/>
     <w:qFormat/>
-    <w:uiPriority w:val="0"/>
     <w:pPr>
       <w:spacing w:before="240" w:beforeLines="0" w:beforeAutospacing="0" w:after="60" w:afterLines="0" w:afterAutospacing="0"/>
       <w:jc w:val="center"/>
@@ -7157,41 +7047,38 @@
       <w:sz w:val="32"/>
     </w:rPr>
   </w:style>
-  <w:style w:type="table" w:styleId="21">
+  <w:style w:type="table" w:styleId="TableGrid">
     <w:name w:val="Table Grid"/>
-    <w:basedOn w:val="20"/>
+    <w:basedOn w:val="TableNormal"/>
     <w:qFormat/>
-    <w:uiPriority w:val="0"/>
     <w:pPr>
       <w:widowControl w:val="0"/>
       <w:jc w:val="both"/>
     </w:pPr>
     <w:tblPr>
       <w:tblBorders>
-        <w:top w:val="single" w:color="auto" w:sz="4" w:space="0"/>
-        <w:left w:val="single" w:color="auto" w:sz="4" w:space="0"/>
-        <w:bottom w:val="single" w:color="auto" w:sz="4" w:space="0"/>
-        <w:right w:val="single" w:color="auto" w:sz="4" w:space="0"/>
-        <w:insideH w:val="single" w:color="auto" w:sz="4" w:space="0"/>
-        <w:insideV w:val="single" w:color="auto" w:sz="4" w:space="0"/>
+        <w:top w:val="single" w:sz="4" w:space="0" w:color="auto"/>
+        <w:left w:val="single" w:sz="4" w:space="0" w:color="auto"/>
+        <w:bottom w:val="single" w:sz="4" w:space="0" w:color="auto"/>
+        <w:right w:val="single" w:sz="4" w:space="0" w:color="auto"/>
+        <w:insideH w:val="single" w:sz="4" w:space="0" w:color="auto"/>
+        <w:insideV w:val="single" w:sz="4" w:space="0" w:color="auto"/>
       </w:tblBorders>
     </w:tblPr>
   </w:style>
-  <w:style w:type="character" w:styleId="23">
+  <w:style w:type="character" w:styleId="Strong">
     <w:name w:val="Strong"/>
-    <w:basedOn w:val="22"/>
+    <w:basedOn w:val="DefaultParagraphFont"/>
     <w:qFormat/>
-    <w:uiPriority w:val="0"/>
     <w:rPr>
       <w:b/>
     </w:rPr>
   </w:style>
-  <w:style w:type="table" w:customStyle="1" w:styleId="24">
+  <w:style w:type="table" w:customStyle="1" w:styleId="TableNormal0">
     <w:name w:val="Table Normal_0"/>
     <w:semiHidden/>
     <w:unhideWhenUsed/>
     <w:qFormat/>
-    <w:uiPriority w:val="0"/>
     <w:tblPr>
       <w:tblCellMar>
         <w:top w:w="0" w:type="dxa"/>
@@ -7201,87 +7088,81 @@
       </w:tblCellMar>
     </w:tblPr>
   </w:style>
-  <w:style w:type="paragraph" w:customStyle="1" w:styleId="25">
+  <w:style w:type="paragraph" w:customStyle="1" w:styleId="TableText">
     <w:name w:val="Table Text"/>
-    <w:basedOn w:val="1"/>
+    <w:basedOn w:val="Normal"/>
     <w:semiHidden/>
     <w:qFormat/>
-    <w:uiPriority w:val="0"/>
     <w:rPr>
-      <w:rFonts w:ascii="宋体" w:hAnsi="宋体" w:eastAsia="宋体" w:cs="宋体"/>
+      <w:rFonts w:ascii="宋体" w:eastAsia="宋体" w:hAnsi="宋体" w:cs="宋体"/>
       <w:sz w:val="21"/>
       <w:szCs w:val="21"/>
       <w:lang w:val="en-US" w:eastAsia="en-US" w:bidi="ar-SA"/>
     </w:rPr>
   </w:style>
-  <w:style w:type="paragraph" w:customStyle="1" w:styleId="26">
+  <w:style w:type="paragraph" w:customStyle="1" w:styleId="1">
     <w:name w:val="柴_标题1"/>
-    <w:basedOn w:val="2"/>
-    <w:next w:val="27"/>
-    <w:link w:val="38"/>
+    <w:basedOn w:val="Heading1"/>
+    <w:next w:val="a"/>
+    <w:link w:val="1Char"/>
     <w:qFormat/>
-    <w:uiPriority w:val="0"/>
     <w:pPr>
       <w:spacing w:before="100" w:after="90" w:line="360" w:lineRule="auto"/>
     </w:pPr>
     <w:rPr>
-      <w:rFonts w:ascii="Arial" w:hAnsi="Arial" w:eastAsia="宋体"/>
+      <w:rFonts w:ascii="Arial" w:eastAsia="宋体" w:hAnsi="Arial"/>
       <w:sz w:val="32"/>
     </w:rPr>
   </w:style>
-  <w:style w:type="paragraph" w:customStyle="1" w:styleId="27">
+  <w:style w:type="paragraph" w:customStyle="1" w:styleId="a">
     <w:name w:val="柴_正文"/>
-    <w:basedOn w:val="12"/>
-    <w:link w:val="41"/>
+    <w:basedOn w:val="BodyText"/>
+    <w:link w:val="Char"/>
     <w:qFormat/>
-    <w:uiPriority w:val="0"/>
     <w:pPr>
       <w:spacing w:line="360" w:lineRule="auto"/>
       <w:ind w:firstLine="470" w:firstLineChars="200"/>
     </w:pPr>
     <w:rPr>
-      <w:rFonts w:ascii="Arial" w:hAnsi="Arial" w:eastAsia="宋体"/>
+      <w:rFonts w:ascii="Arial" w:eastAsia="宋体" w:hAnsi="Arial"/>
       <w:sz w:val="24"/>
       <w:lang w:eastAsia="zh-CN"/>
     </w:rPr>
   </w:style>
-  <w:style w:type="paragraph" w:customStyle="1" w:styleId="28">
+  <w:style w:type="paragraph" w:customStyle="1" w:styleId="2">
     <w:name w:val="柴_标题2"/>
-    <w:basedOn w:val="3"/>
-    <w:next w:val="27"/>
+    <w:basedOn w:val="Heading2"/>
+    <w:next w:val="a"/>
     <w:qFormat/>
-    <w:uiPriority w:val="0"/>
     <w:pPr>
       <w:spacing w:line="360" w:lineRule="auto"/>
     </w:pPr>
     <w:rPr>
-      <w:rFonts w:ascii="Arial" w:hAnsi="Arial" w:eastAsia="宋体"/>
+      <w:rFonts w:ascii="Arial" w:eastAsia="宋体" w:hAnsi="Arial"/>
       <w:sz w:val="28"/>
     </w:rPr>
   </w:style>
-  <w:style w:type="paragraph" w:customStyle="1" w:styleId="29">
+  <w:style w:type="paragraph" w:customStyle="1" w:styleId="3">
     <w:name w:val="柴_标题3"/>
-    <w:basedOn w:val="4"/>
-    <w:next w:val="27"/>
+    <w:basedOn w:val="Heading3"/>
+    <w:next w:val="a"/>
     <w:qFormat/>
-    <w:uiPriority w:val="0"/>
     <w:pPr>
       <w:spacing w:line="360" w:lineRule="auto"/>
       <w:ind w:left="0" w:firstLine="472" w:firstLineChars="200"/>
     </w:pPr>
     <w:rPr>
-      <w:rFonts w:ascii="宋体" w:hAnsi="宋体" w:eastAsia="宋体" w:cs="宋体"/>
+      <w:rFonts w:ascii="宋体" w:eastAsia="宋体" w:hAnsi="宋体" w:cs="宋体"/>
       <w:spacing w:val="-2"/>
       <w:sz w:val="24"/>
       <w:szCs w:val="24"/>
     </w:rPr>
   </w:style>
-  <w:style w:type="paragraph" w:customStyle="1" w:styleId="30">
+  <w:style w:type="paragraph" w:customStyle="1" w:styleId="a0">
     <w:name w:val="柴_目录"/>
-    <w:basedOn w:val="1"/>
-    <w:next w:val="12"/>
+    <w:basedOn w:val="Normal"/>
+    <w:next w:val="BodyText"/>
     <w:qFormat/>
-    <w:uiPriority w:val="0"/>
     <w:pPr>
       <w:tabs>
         <w:tab w:val="right" w:leader="dot" w:pos="8442"/>
@@ -7289,96 +7170,89 @@
       <w:ind w:left="0" w:leftChars="0"/>
     </w:pPr>
     <w:rPr>
-      <w:rFonts w:ascii="Arial" w:hAnsi="Arial" w:eastAsia="Microsoft JhengHei"/>
+      <w:rFonts w:ascii="Arial" w:eastAsia="Microsoft JhengHei" w:hAnsi="Arial"/>
       <w:sz w:val="24"/>
     </w:rPr>
   </w:style>
-  <w:style w:type="paragraph" w:customStyle="1" w:styleId="31">
+  <w:style w:type="paragraph" w:customStyle="1" w:styleId="a1">
     <w:name w:val="柴_公司名"/>
-    <w:basedOn w:val="19"/>
+    <w:basedOn w:val="Title"/>
     <w:qFormat/>
-    <w:uiPriority w:val="0"/>
     <w:pPr>
       <w:spacing w:after="600" w:afterLines="600"/>
     </w:pPr>
     <w:rPr>
-      <w:rFonts w:hint="eastAsia" w:ascii="宋体" w:hAnsi="宋体" w:eastAsia="宋体" w:cs="宋体"/>
+      <w:rFonts w:ascii="宋体" w:eastAsia="宋体" w:hAnsi="宋体" w:cs="宋体" w:hint="eastAsia"/>
       <w:bCs/>
       <w:spacing w:val="-6"/>
       <w:sz w:val="52"/>
       <w:szCs w:val="52"/>
     </w:rPr>
   </w:style>
-  <w:style w:type="paragraph" w:customStyle="1" w:styleId="32">
+  <w:style w:type="paragraph" w:customStyle="1" w:styleId="a2">
     <w:name w:val="柴_文档名"/>
-    <w:basedOn w:val="19"/>
+    <w:basedOn w:val="Title"/>
     <w:qFormat/>
-    <w:uiPriority w:val="0"/>
     <w:pPr>
       <w:spacing w:after="900" w:afterLines="900"/>
     </w:pPr>
     <w:rPr>
-      <w:rFonts w:ascii="黑体" w:hAnsi="黑体" w:eastAsia="黑体" w:cs="黑体"/>
+      <w:rFonts w:ascii="黑体" w:eastAsia="黑体" w:hAnsi="黑体" w:cs="黑体"/>
       <w:bCs/>
       <w:spacing w:val="-7"/>
       <w:sz w:val="52"/>
       <w:szCs w:val="52"/>
     </w:rPr>
   </w:style>
-  <w:style w:type="paragraph" w:customStyle="1" w:styleId="33">
+  <w:style w:type="paragraph" w:customStyle="1" w:styleId="WPSOffice1">
     <w:name w:val="WPSOffice手动目录 1"/>
     <w:qFormat/>
-    <w:uiPriority w:val="0"/>
     <w:pPr>
       <w:ind w:leftChars="0"/>
     </w:pPr>
     <w:rPr>
-      <w:rFonts w:ascii="Times New Roman" w:hAnsi="Times New Roman" w:eastAsia="宋体" w:cs="Times New Roman"/>
+      <w:rFonts w:ascii="Times New Roman" w:eastAsia="宋体" w:hAnsi="Times New Roman" w:cs="Times New Roman"/>
       <w:sz w:val="20"/>
       <w:szCs w:val="20"/>
     </w:rPr>
   </w:style>
-  <w:style w:type="paragraph" w:customStyle="1" w:styleId="34">
+  <w:style w:type="paragraph" w:customStyle="1" w:styleId="WPSOffice2">
     <w:name w:val="WPSOffice手动目录 2"/>
     <w:qFormat/>
-    <w:uiPriority w:val="0"/>
     <w:pPr>
       <w:ind w:leftChars="200"/>
     </w:pPr>
     <w:rPr>
-      <w:rFonts w:ascii="Times New Roman" w:hAnsi="Times New Roman" w:eastAsia="宋体" w:cs="Times New Roman"/>
+      <w:rFonts w:ascii="Times New Roman" w:eastAsia="宋体" w:hAnsi="Times New Roman" w:cs="Times New Roman"/>
       <w:sz w:val="20"/>
       <w:szCs w:val="20"/>
     </w:rPr>
   </w:style>
-  <w:style w:type="paragraph" w:customStyle="1" w:styleId="35">
+  <w:style w:type="paragraph" w:customStyle="1" w:styleId="WPSOffice3">
     <w:name w:val="WPSOffice手动目录 3"/>
     <w:qFormat/>
-    <w:uiPriority w:val="0"/>
     <w:pPr>
       <w:ind w:leftChars="400"/>
     </w:pPr>
     <w:rPr>
-      <w:rFonts w:ascii="Times New Roman" w:hAnsi="Times New Roman" w:eastAsia="宋体" w:cs="Times New Roman"/>
+      <w:rFonts w:ascii="Times New Roman" w:eastAsia="宋体" w:hAnsi="Times New Roman" w:cs="Times New Roman"/>
       <w:sz w:val="20"/>
       <w:szCs w:val="20"/>
     </w:rPr>
   </w:style>
-  <w:style w:type="paragraph" w:customStyle="1" w:styleId="36">
+  <w:style w:type="paragraph" w:customStyle="1" w:styleId="Compact">
     <w:name w:val="Compact"/>
-    <w:basedOn w:val="12"/>
+    <w:basedOn w:val="BodyText"/>
     <w:qFormat/>
-    <w:uiPriority w:val="0"/>
     <w:pPr>
       <w:spacing w:before="36" w:after="36"/>
     </w:pPr>
   </w:style>
-  <w:style w:type="table" w:customStyle="1" w:styleId="37">
+  <w:style w:type="table" w:customStyle="1" w:styleId="Table">
     <w:name w:val="Table"/>
     <w:semiHidden/>
     <w:unhideWhenUsed/>
     <w:qFormat/>
-    <w:uiPriority w:val="0"/>
     <w:tblPr>
       <w:tblCellMar>
         <w:top w:w="0" w:type="dxa"/>
@@ -7390,27 +7264,25 @@
     <w:tblStylePr w:type="firstRow">
       <w:tcPr>
         <w:tcBorders>
-          <w:bottom w:val="single" w:color="auto" w:sz="0" w:space="0"/>
+          <w:bottom w:val="single" w:sz="0" w:space="0" w:color="auto"/>
         </w:tcBorders>
         <w:vAlign w:val="bottom"/>
       </w:tcPr>
     </w:tblStylePr>
   </w:style>
-  <w:style w:type="character" w:customStyle="1" w:styleId="38">
+  <w:style w:type="character" w:customStyle="1" w:styleId="1Char">
     <w:name w:val="柴_标题1 Char"/>
-    <w:link w:val="26"/>
+    <w:link w:val="1"/>
     <w:qFormat/>
-    <w:uiPriority w:val="0"/>
     <w:rPr>
-      <w:rFonts w:ascii="Arial" w:hAnsi="Arial" w:eastAsia="宋体"/>
+      <w:rFonts w:ascii="Arial" w:eastAsia="宋体" w:hAnsi="Arial"/>
       <w:sz w:val="32"/>
     </w:rPr>
   </w:style>
-  <w:style w:type="paragraph" w:customStyle="1" w:styleId="39">
+  <w:style w:type="paragraph" w:customStyle="1" w:styleId="a3">
     <w:name w:val="柴_正文_无缩进"/>
-    <w:basedOn w:val="1"/>
+    <w:basedOn w:val="Normal"/>
     <w:qFormat/>
-    <w:uiPriority w:val="0"/>
     <w:pPr>
       <w:ind w:firstLine="0" w:firstLineChars="0"/>
     </w:pPr>
@@ -7420,31 +7292,29 @@
       <w:lang w:eastAsia="zh-CN"/>
     </w:rPr>
   </w:style>
-  <w:style w:type="paragraph" w:customStyle="1" w:styleId="40">
+  <w:style w:type="paragraph" w:customStyle="1" w:styleId="4">
     <w:name w:val="柴_标题4"/>
-    <w:basedOn w:val="5"/>
-    <w:next w:val="1"/>
+    <w:basedOn w:val="Heading4"/>
+    <w:next w:val="Normal"/>
     <w:qFormat/>
-    <w:uiPriority w:val="0"/>
     <w:pPr>
       <w:widowControl w:val="0"/>
       <w:spacing w:before="160" w:line="360" w:lineRule="auto"/>
-      <w:ind w:left="981" w:leftChars="300" w:hanging="862"/>
+      <w:ind w:left="981" w:hanging="862" w:leftChars="300"/>
     </w:pPr>
     <w:rPr>
-      <w:rFonts w:hint="eastAsia" w:ascii="Calibri" w:hAnsi="Calibri" w:eastAsia="宋体" w:cs="宋体"/>
+      <w:rFonts w:ascii="Calibri" w:eastAsia="宋体" w:hAnsi="Calibri" w:cs="宋体" w:hint="eastAsia"/>
       <w:sz w:val="24"/>
       <w:szCs w:val="24"/>
       <w:lang w:eastAsia="zh-CN" w:bidi="zh-CN"/>
     </w:rPr>
   </w:style>
-  <w:style w:type="character" w:customStyle="1" w:styleId="41">
+  <w:style w:type="character" w:customStyle="1" w:styleId="Char">
     <w:name w:val="柴_正文 Char"/>
-    <w:link w:val="27"/>
+    <w:link w:val="a"/>
     <w:qFormat/>
-    <w:uiPriority w:val="0"/>
     <w:rPr>
-      <w:rFonts w:ascii="Arial" w:hAnsi="Arial" w:eastAsia="宋体"/>
+      <w:rFonts w:ascii="Arial" w:eastAsia="宋体" w:hAnsi="Arial"/>
       <w:sz w:val="24"/>
       <w:lang w:eastAsia="zh-CN"/>
     </w:rPr>
